--- a/output/boletim_trabalhista.docx
+++ b/output/boletim_trabalhista.docx
@@ -52,7 +52,7 @@
                 <w:color w:val="FFFFFF"/>
                 <w:sz w:val="28"/>
               </w:rPr>
-              <w:t>3 de julho de 2026</w:t>
+              <w:t>6 de julho de 2026</w:t>
             </w:r>
           </w:p>
         </w:tc>
@@ -87,7 +87,7 @@
                 <w:color w:val="1A4D2E"/>
                 <w:sz w:val="56"/>
               </w:rPr>
-              <w:t>12</w:t>
+              <w:t>14</w:t>
             </w:r>
           </w:p>
         </w:tc>
@@ -106,7 +106,7 @@
                 <w:color w:val="C0392B"/>
                 <w:sz w:val="56"/>
               </w:rPr>
-              <w:t>6</w:t>
+              <w:t>9</w:t>
             </w:r>
           </w:p>
         </w:tc>
@@ -144,7 +144,7 @@
                 <w:color w:val="7F8C8D"/>
                 <w:sz w:val="56"/>
               </w:rPr>
-              <w:t>1</w:t>
+              <w:t>0</w:t>
             </w:r>
           </w:p>
         </w:tc>
@@ -307,7 +307,7 @@
                   <w:u w:val="single"/>
                   <w:b/>
                 </w:rPr>
-                <w:t>Lei nº 15.455, de 1º.7.2026</w:t>
+                <w:t>Lei nº 15.458, de 3.7.2026 - Abre crédito extraordinário em favor do Ministério da Integração e do Desenvolvimento Regional, no valor de R$ 266.512.000,00 (duzentos e sessenta e seis milhões quinhentos e doze mil reais), para os fins que especifica.</w:t>
               </w:r>
             </w:hyperlink>
           </w:p>
@@ -320,7 +320,7 @@
                 <w:color w:val="4A4A4A"/>
                 <w:sz w:val="18"/>
               </w:rPr>
-              <w:t>Estabelece medidas de proteção e acolhimento de trabalhadores resgatados de condição análoga à de escravo. Altera o Código Penal e outras leis para incluir disposições referentes ao combate a essa prática.</w:t>
+              <w:t>Abre crédito extraordinário para o Ministério da Integração e do Desenvolvimento Regional, no valor de R$ 266.512.000,00.</w:t>
             </w:r>
           </w:p>
         </w:tc>
@@ -365,7 +365,7 @@
                   <w:u w:val="single"/>
                   <w:b/>
                 </w:rPr>
-                <w:t>Lei Complementar nº 233, de 1º.7.2026</w:t>
+                <w:t>Medida Provisória nº 1.375, de 3.7.2026 - Amplia o rol de Carreiras e Planos Especiais de Cargos cujos ocupantes fazem jus à indenização de que trata a Lei nº 12.855, de 2 de setembro de 2013, altera a Lei nº 15.367, de 30 de março de 2026, para admitir que as pessoas de que tratam o art. 6º da Emenda Constitucional nº 79, de 27 de maio de 2014, e o art. 6º da Emenda Constitucional nº 98, de 6 de dezembro de 2017, exerçam o direito de opção de que tratam os art. 52 a art. 54 da referida Lei, e transforma cargos efetivos vagos.</w:t>
               </w:r>
             </w:hyperlink>
           </w:p>
@@ -378,7 +378,7 @@
                 <w:color w:val="4A4A4A"/>
                 <w:sz w:val="18"/>
               </w:rPr>
-              <w:t>Altera a Lei Complementar nº 79/1994 para destinar recursos do Fundo Penitenciário Nacional (Funpen) à formação e capacitação continuada de servidores do sistema penitenciário e policiais penais.</w:t>
+              <w:t>MP amplia rol de carreiras com direito a indenização, altera leis sobre opção de cargos e transforma cargos vagos.</w:t>
             </w:r>
           </w:p>
         </w:tc>
@@ -409,7 +409,7 @@
                 <w:color w:val="1A4D2E"/>
                 <w:sz w:val="16"/>
               </w:rPr>
-              <w:t>MINISTÉRIO DA FAZENDA | NOTÍCIAS</w:t>
+              <w:t>PLANALTO | RESENHA DIARIA</w:t>
             </w:r>
           </w:p>
           <w:p>
@@ -423,7 +423,7 @@
                   <w:u w:val="single"/>
                   <w:b/>
                 </w:rPr>
-                <w:t>Implantação do Cadastro Nacional da Pessoa Jurídica alfanumérico começa no dia 31 deste mês</w:t>
+                <w:t>Decreto nº 13.054, de 3.7.2026 - Altera o Regulamento da Previdência Social, aprovado pelo Decreto nº 3.048, de 6 de maio de 1999, para dispor sobre a condição de segurado especial dos associados em cooperativas.</w:t>
               </w:r>
             </w:hyperlink>
           </w:p>
@@ -436,7 +436,7 @@
                 <w:color w:val="4A4A4A"/>
                 <w:sz w:val="18"/>
               </w:rPr>
-              <w:t>Início da implantação do CNPJ alfanumérico, sem necessidade de alteração para CNPJs ativos, mas com recomendação de adaptação de sistemas informatizados.</w:t>
+              <w:t>Altera o Regulamento da Previdência Social para incluir associados em cooperativas como segurados especiais.</w:t>
             </w:r>
           </w:p>
         </w:tc>
@@ -467,7 +467,7 @@
                 <w:color w:val="1A4D2E"/>
                 <w:sz w:val="16"/>
               </w:rPr>
-              <w:t>MINISTÉRIO DA FAZENDA | NOTÍCIAS</w:t>
+              <w:t>PLANALTO | RESENHA DIARIA</w:t>
             </w:r>
           </w:p>
           <w:p>
@@ -481,7 +481,7 @@
                   <w:u w:val="single"/>
                   <w:b/>
                 </w:rPr>
-                <w:t>Instrução normativa da Receita Federal regulamenta regras de Imposto de Renda para plataformas digitais</w:t>
+                <w:t>Decreto nº 13.052, de 3.7.2026 - Altera o Decreto nº 11.002, de 17 de março de 2022, que regulamenta a Lei nº 13.954, de 16 de dezembro de 2019, e a Medida Provisória nº 2.215-10, de 31 de agosto de 2001, para dispor sobre a remuneração dos militares na ativa, os proventos na inatividade e as pensões militares.</w:t>
               </w:r>
             </w:hyperlink>
           </w:p>
@@ -494,7 +494,7 @@
                 <w:color w:val="4A4A4A"/>
                 <w:sz w:val="18"/>
               </w:rPr>
-              <w:t>Nova instrução normativa da Receita Federal regulamenta as regras de Imposto de Renda aplicáveis a plataformas digitais, resultado do programa Receita Soluciona.</w:t>
+              <w:t>Altera decreto sobre remuneração, proventos e pensões de militares na ativa e inatividade.</w:t>
             </w:r>
           </w:p>
         </w:tc>
@@ -525,7 +525,7 @@
                 <w:color w:val="1A4D2E"/>
                 <w:sz w:val="16"/>
               </w:rPr>
-              <w:t>MINISTÉRIO DA FAZENDA | NOTÍCIAS</w:t>
+              <w:t>PLANALTO | RESENHA DIARIA</w:t>
             </w:r>
           </w:p>
           <w:p>
@@ -539,7 +539,7 @@
                   <w:u w:val="single"/>
                   <w:b/>
                 </w:rPr>
-                <w:t>Secretário de Reformas Econômicas participa do lançamento do ecossistema de duplicatas escriturais</w:t>
+                <w:t>Decreto nº 13.050, de 3.7.2026 - Altera o Decreto nº 9.226, de 6 de dezembro de 2017, que regulamenta a Lei nº 12.855, de 2 de setembro de 2013, que institui a indenização devida a ocupante de cargo efetivo das Carreiras e Planos Especiais de Cargos que especifica, em exercício nas unidades situadas em localidades estratégicas vinculadas à prevenção, controle, fiscalização e repressão dos delitos transfronteiriços.</w:t>
               </w:r>
             </w:hyperlink>
           </w:p>
@@ -552,7 +552,7 @@
                 <w:color w:val="4A4A4A"/>
                 <w:sz w:val="18"/>
               </w:rPr>
-              <w:t>Lançamento do ecossistema de duplicatas escriturais moderniza o crédito no País, beneficiando especialmente pequenas e médias empresas.</w:t>
+              <w:t>Altera decreto sobre indenização a servidores em localidades estratégicas de combate a delitos transfronteiriços.</w:t>
             </w:r>
           </w:p>
         </w:tc>
@@ -621,7 +621,7 @@
           <w:color w:val="1A1A1A"/>
           <w:sz w:val="22"/>
         </w:rPr>
-        <w:t xml:space="preserve">Lei nº 15.455, de 1º.7.2026   </w:t>
+        <w:t xml:space="preserve">Lei nº 15.458, de 3.7.2026 - Abre crédito extraordinário em favor do Ministério da Integração e do Desenvolvimento Regional, no valor de R$ 266.512.000,00 (duzentos e sessenta e seis milhões quinhentos e doze mil reais), para os fins que especifica.   </w:t>
       </w:r>
       <w:r>
         <w:rPr>
@@ -641,7 +641,7 @@
           <w:color w:val="4A4A4A"/>
           <w:sz w:val="20"/>
         </w:rPr>
-        <w:t>Estabelece medidas de proteção e acolhimento de trabalhadores resgatados de condição análoga à de escravo. Altera o Código Penal e outras leis para incluir disposições referentes ao combate a essa prática.</w:t>
+        <w:t>Abre crédito extraordinário para o Ministério da Integração e do Desenvolvimento Regional, no valor de R$ 266.512.000,00.</w:t>
       </w:r>
     </w:p>
     <w:p>
@@ -661,7 +661,7 @@
           <w:color w:val="888888"/>
           <w:sz w:val="18"/>
         </w:rPr>
-        <w:t xml:space="preserve">2026-07-02   </w:t>
+        <w:t xml:space="preserve">2026-07-06   </w:t>
       </w:r>
       <w:hyperlink r:id="rId9">
         <w:r>
@@ -684,7 +684,7 @@
           <w:color w:val="888888"/>
           <w:sz w:val="16"/>
         </w:rPr>
-        <w:t>Nova legislação com impacto social e jurídico significativo, alterando leis importantes para o combate ao trabalho análogo à escravidão.</w:t>
+        <w:t>Legislação federal com impacto orçamentário significativo.</w:t>
       </w:r>
     </w:p>
     <w:p>
@@ -697,7 +697,83 @@
           <w:color w:val="1A1A1A"/>
           <w:sz w:val="22"/>
         </w:rPr>
-        <w:t xml:space="preserve">Lei Complementar nº 233, de 1º.7.2026   </w:t>
+        <w:t xml:space="preserve">Decreto nº 13.055, de 3.7.2026 - Altera o Decreto nº 11.712, de 20 de setembro de 2023, que qualifica organizações militares da Marinha como Organizações Militares Prestadoras de Serviços, com autonomia de gestão.   </w:t>
+      </w:r>
+      <w:r>
+        <w:rPr>
+          <w:b/>
+          <w:color w:val="D68910"/>
+          <w:sz w:val="16"/>
+        </w:rPr>
+        <w:t>[MÉDIA]</w:t>
+      </w:r>
+    </w:p>
+    <w:p>
+      <w:pPr>
+        <w:spacing w:after="40"/>
+      </w:pPr>
+      <w:r>
+        <w:rPr>
+          <w:color w:val="4A4A4A"/>
+          <w:sz w:val="20"/>
+        </w:rPr>
+        <w:t>Altera decreto que qualifica organizações militares da Marinha como prestadoras de serviços com autonomia de gestão.</w:t>
+      </w:r>
+    </w:p>
+    <w:p>
+      <w:pPr>
+        <w:spacing w:after="40"/>
+      </w:pPr>
+      <w:r>
+        <w:rPr>
+          <w:b/>
+          <w:color w:val="888888"/>
+          <w:sz w:val="18"/>
+        </w:rPr>
+        <w:t xml:space="preserve">Publicado: </w:t>
+      </w:r>
+      <w:r>
+        <w:rPr>
+          <w:color w:val="888888"/>
+          <w:sz w:val="18"/>
+        </w:rPr>
+        <w:t xml:space="preserve">2026-07-06   </w:t>
+      </w:r>
+      <w:hyperlink r:id="rId14">
+        <w:r>
+          <w:rPr>
+            <w:color w:val="1A4D2E"/>
+            <w:u w:val="single"/>
+            <w:b/>
+          </w:rPr>
+          <w:t>Acessar materia</w:t>
+        </w:r>
+      </w:hyperlink>
+    </w:p>
+    <w:p>
+      <w:pPr>
+        <w:spacing w:after="120"/>
+      </w:pPr>
+      <w:r>
+        <w:rPr>
+          <w:i/>
+          <w:color w:val="888888"/>
+          <w:sz w:val="16"/>
+        </w:rPr>
+        <w:t>Ato administrativo que impacta a gestão de órgãos públicos.</w:t>
+      </w:r>
+    </w:p>
+    <w:p>
+      <w:pPr>
+        <w:spacing w:before="160" w:after="40"/>
+      </w:pPr>
+      <w:r>
+        <w:rPr>
+          <w:b/>
+          <w:color w:val="1A1A1A"/>
+          <w:sz w:val="22"/>
+        </w:rPr>
+        <w:t xml:space="preserve">Medida Provisória nº 1.375, de 3.7.2026 - Amplia o rol de Carreiras e Planos Especiais de Cargos cujos ocupantes fazem jus à indenização de que trata a Lei nº 12.855, de 2 de setembro de 2013, altera a Lei nº 15.367, de 30 de março de 2026, para admitir que as pessoas de que tratam o art. 6º da Emenda Constitucional nº 79, de 27 de maio de 2014, e o art. 6º da Emenda Constitucional nº 98, de 6 de dezembro de 2017, exerçam o direito de opção de que tratam os art. 52 a art. 54 da referida Lei, e transforma cargos efetivos vagos.   </w:t>
       </w:r>
       <w:r>
         <w:rPr>
@@ -717,7 +793,7 @@
           <w:color w:val="4A4A4A"/>
           <w:sz w:val="20"/>
         </w:rPr>
-        <w:t>Altera a Lei Complementar nº 79/1994 para destinar recursos do Fundo Penitenciário Nacional (Funpen) à formação e capacitação continuada de servidores do sistema penitenciário e policiais penais.</w:t>
+        <w:t>MP amplia rol de carreiras com direito a indenização, altera leis sobre opção de cargos e transforma cargos vagos.</w:t>
       </w:r>
     </w:p>
     <w:p>
@@ -737,7 +813,7 @@
           <w:color w:val="888888"/>
           <w:sz w:val="18"/>
         </w:rPr>
-        <w:t xml:space="preserve">2026-07-02   </w:t>
+        <w:t xml:space="preserve">2026-07-03   </w:t>
       </w:r>
       <w:hyperlink r:id="rId10">
         <w:r>
@@ -760,7 +836,7 @@
           <w:color w:val="888888"/>
           <w:sz w:val="16"/>
         </w:rPr>
-        <w:t>Altera lei complementar, impactando diretamente o financiamento e a capacitação de profissionais do sistema penitenciário e policiais penais.</w:t>
+        <w:t>Legislação federal com impacto em carreiras e planos de cargos públicos.</w:t>
       </w:r>
     </w:p>
     <w:p>
@@ -773,15 +849,15 @@
           <w:color w:val="1A1A1A"/>
           <w:sz w:val="22"/>
         </w:rPr>
-        <w:t xml:space="preserve">Decreto nº 13.047, de 1º.7.2026   </w:t>
+        <w:t xml:space="preserve">Decreto nº 13.054, de 3.7.2026 - Altera o Regulamento da Previdência Social, aprovado pelo Decreto nº 3.048, de 6 de maio de 1999, para dispor sobre a condição de segurado especial dos associados em cooperativas.   </w:t>
       </w:r>
       <w:r>
         <w:rPr>
           <w:b/>
-          <w:color w:val="D68910"/>
+          <w:color w:val="C0392B"/>
           <w:sz w:val="16"/>
         </w:rPr>
-        <w:t>[MÉDIA]</w:t>
+        <w:t>[ALTA]</w:t>
       </w:r>
     </w:p>
     <w:p>
@@ -793,7 +869,7 @@
           <w:color w:val="4A4A4A"/>
           <w:sz w:val="20"/>
         </w:rPr>
-        <w:t>Promulga o Acordo para a Proteção de Informação Classificada entre Brasil e Portugal, firmado em 2005, visando a proteção mútua de dados sensíveis.</w:t>
+        <w:t>Altera o Regulamento da Previdência Social para incluir associados em cooperativas como segurados especiais.</w:t>
       </w:r>
     </w:p>
     <w:p>
@@ -813,9 +889,9 @@
           <w:color w:val="888888"/>
           <w:sz w:val="18"/>
         </w:rPr>
-        <w:t xml:space="preserve">2026-07-02   </w:t>
+        <w:t xml:space="preserve">2026-07-03   </w:t>
       </w:r>
-      <w:hyperlink r:id="rId14">
+      <w:hyperlink r:id="rId11">
         <w:r>
           <w:rPr>
             <w:color w:val="1A4D2E"/>
@@ -836,7 +912,7 @@
           <w:color w:val="888888"/>
           <w:sz w:val="16"/>
         </w:rPr>
-        <w:t>Promulgação de acordo internacional que afeta a proteção de informações classificadas entre países.</w:t>
+        <w:t>Legislação federal com impacto direto na previdência social e cooperativas.</w:t>
       </w:r>
     </w:p>
     <w:p>
@@ -849,7 +925,7 @@
           <w:color w:val="1A1A1A"/>
           <w:sz w:val="22"/>
         </w:rPr>
-        <w:t xml:space="preserve">Decreto nº 13.046, de 1º.7.2026   </w:t>
+        <w:t xml:space="preserve">Decreto nº 13.053, de 3.7.2026 - Altera o Decreto nº 11.329, de 1º de janeiro de 2023, que aprova a Estrutura Regimental e o Quadro Demonstrativo dos Cargos em Comissão, das Funções de Confiança e das Gratificações da Casa Civil da Presidência da República e remaneja e transforma cargos em comissão, funções de confiança e gratificações.   </w:t>
       </w:r>
       <w:r>
         <w:rPr>
@@ -869,7 +945,7 @@
           <w:color w:val="4A4A4A"/>
           <w:sz w:val="20"/>
         </w:rPr>
-        <w:t>Promulga o Acordo entre Brasil e Eslovênia sobre a Troca e Proteção Mútua de Informações Classificadas, firmado em 2023, reforçando a segurança de dados entre as nações.</w:t>
+        <w:t>Altera estrutura regimental e quadro de cargos da Casa Civil da Presidência da República.</w:t>
       </w:r>
     </w:p>
     <w:p>
@@ -889,7 +965,7 @@
           <w:color w:val="888888"/>
           <w:sz w:val="18"/>
         </w:rPr>
-        <w:t xml:space="preserve">2026-07-02   </w:t>
+        <w:t xml:space="preserve">2026-07-03   </w:t>
       </w:r>
       <w:hyperlink r:id="rId15">
         <w:r>
@@ -912,7 +988,7 @@
           <w:color w:val="888888"/>
           <w:sz w:val="16"/>
         </w:rPr>
-        <w:t>Promulgação de acordo internacional que afeta a proteção de informações classificadas entre países.</w:t>
+        <w:t>Ato administrativo que reorganiza a estrutura de cargos na administração pública.</w:t>
       </w:r>
     </w:p>
     <w:p>
@@ -925,15 +1001,15 @@
           <w:color w:val="1A1A1A"/>
           <w:sz w:val="22"/>
         </w:rPr>
-        <w:t xml:space="preserve">Lei nº 15.454, de 1º.7.2026   </w:t>
+        <w:t xml:space="preserve">Decreto nº 13.052, de 3.7.2026 - Altera o Decreto nº 11.002, de 17 de março de 2022, que regulamenta a Lei nº 13.954, de 16 de dezembro de 2019, e a Medida Provisória nº 2.215-10, de 31 de agosto de 2001, para dispor sobre a remuneração dos militares na ativa, os proventos na inatividade e as pensões militares.   </w:t>
       </w:r>
       <w:r>
         <w:rPr>
           <w:b/>
-          <w:color w:val="7F8C8D"/>
+          <w:color w:val="C0392B"/>
           <w:sz w:val="16"/>
         </w:rPr>
-        <w:t>[BAIXA]</w:t>
+        <w:t>[ALTA]</w:t>
       </w:r>
     </w:p>
     <w:p>
@@ -945,7 +1021,7 @@
           <w:color w:val="4A4A4A"/>
           <w:sz w:val="20"/>
         </w:rPr>
-        <w:t>Dispõe sobre a transferência simbólica da sede do governo federal para Salvador, Bahia, em 2 de julho de cada ano, em caráter comemorativo.</w:t>
+        <w:t>Altera decreto sobre remuneração, proventos e pensões de militares na ativa e inatividade.</w:t>
       </w:r>
     </w:p>
     <w:p>
@@ -965,7 +1041,83 @@
           <w:color w:val="888888"/>
           <w:sz w:val="18"/>
         </w:rPr>
-        <w:t xml:space="preserve">2026-07-02   </w:t>
+        <w:t xml:space="preserve">2026-07-03   </w:t>
+      </w:r>
+      <w:hyperlink r:id="rId12">
+        <w:r>
+          <w:rPr>
+            <w:color w:val="1A4D2E"/>
+            <w:u w:val="single"/>
+            <w:b/>
+          </w:rPr>
+          <w:t>Acessar materia</w:t>
+        </w:r>
+      </w:hyperlink>
+    </w:p>
+    <w:p>
+      <w:pPr>
+        <w:spacing w:after="120"/>
+      </w:pPr>
+      <w:r>
+        <w:rPr>
+          <w:i/>
+          <w:color w:val="888888"/>
+          <w:sz w:val="16"/>
+        </w:rPr>
+        <w:t>Legislação federal com impacto direto em direitos e remuneração de militares.</w:t>
+      </w:r>
+    </w:p>
+    <w:p>
+      <w:pPr>
+        <w:spacing w:before="160" w:after="40"/>
+      </w:pPr>
+      <w:r>
+        <w:rPr>
+          <w:b/>
+          <w:color w:val="1A1A1A"/>
+          <w:sz w:val="22"/>
+        </w:rPr>
+        <w:t xml:space="preserve">Decreto nº 13.051, de 3.7.2026 - Dispõe sobre a distribuição do quantitativo de Gratificação Temporária de Execução e Apoio a Atividades Técnicas e Administrativas – GTATA.   </w:t>
+      </w:r>
+      <w:r>
+        <w:rPr>
+          <w:b/>
+          <w:color w:val="D68910"/>
+          <w:sz w:val="16"/>
+        </w:rPr>
+        <w:t>[MÉDIA]</w:t>
+      </w:r>
+    </w:p>
+    <w:p>
+      <w:pPr>
+        <w:spacing w:after="40"/>
+      </w:pPr>
+      <w:r>
+        <w:rPr>
+          <w:color w:val="4A4A4A"/>
+          <w:sz w:val="20"/>
+        </w:rPr>
+        <w:t>Dispõe sobre a distribuição de Gratificação Temporária para atividades técnicas e administrativas (GTATA).</w:t>
+      </w:r>
+    </w:p>
+    <w:p>
+      <w:pPr>
+        <w:spacing w:after="40"/>
+      </w:pPr>
+      <w:r>
+        <w:rPr>
+          <w:b/>
+          <w:color w:val="888888"/>
+          <w:sz w:val="18"/>
+        </w:rPr>
+        <w:t xml:space="preserve">Publicado: </w:t>
+      </w:r>
+      <w:r>
+        <w:rPr>
+          <w:color w:val="888888"/>
+          <w:sz w:val="18"/>
+        </w:rPr>
+        <w:t xml:space="preserve">2026-07-03   </w:t>
       </w:r>
       <w:hyperlink r:id="rId16">
         <w:r>
@@ -988,7 +1140,387 @@
           <w:color w:val="888888"/>
           <w:sz w:val="16"/>
         </w:rPr>
-        <w:t>Ato de caráter simbólico e institucional, sem impacto regulatório ou econômico direto.</w:t>
+        <w:t>Ato administrativo que impacta a remuneração de servidores.</w:t>
+      </w:r>
+    </w:p>
+    <w:p>
+      <w:pPr>
+        <w:spacing w:before="160" w:after="40"/>
+      </w:pPr>
+      <w:r>
+        <w:rPr>
+          <w:b/>
+          <w:color w:val="1A1A1A"/>
+          <w:sz w:val="22"/>
+        </w:rPr>
+        <w:t xml:space="preserve">Decreto nº 13.050, de 3.7.2026 - Altera o Decreto nº 9.226, de 6 de dezembro de 2017, que regulamenta a Lei nº 12.855, de 2 de setembro de 2013, que institui a indenização devida a ocupante de cargo efetivo das Carreiras e Planos Especiais de Cargos que especifica, em exercício nas unidades situadas em localidades estratégicas vinculadas à prevenção, controle, fiscalização e repressão dos delitos transfronteiriços.   </w:t>
+      </w:r>
+      <w:r>
+        <w:rPr>
+          <w:b/>
+          <w:color w:val="C0392B"/>
+          <w:sz w:val="16"/>
+        </w:rPr>
+        <w:t>[ALTA]</w:t>
+      </w:r>
+    </w:p>
+    <w:p>
+      <w:pPr>
+        <w:spacing w:after="40"/>
+      </w:pPr>
+      <w:r>
+        <w:rPr>
+          <w:color w:val="4A4A4A"/>
+          <w:sz w:val="20"/>
+        </w:rPr>
+        <w:t>Altera decreto sobre indenização a servidores em localidades estratégicas de combate a delitos transfronteiriços.</w:t>
+      </w:r>
+    </w:p>
+    <w:p>
+      <w:pPr>
+        <w:spacing w:after="40"/>
+      </w:pPr>
+      <w:r>
+        <w:rPr>
+          <w:b/>
+          <w:color w:val="888888"/>
+          <w:sz w:val="18"/>
+        </w:rPr>
+        <w:t xml:space="preserve">Publicado: </w:t>
+      </w:r>
+      <w:r>
+        <w:rPr>
+          <w:color w:val="888888"/>
+          <w:sz w:val="18"/>
+        </w:rPr>
+        <w:t xml:space="preserve">2026-07-03   </w:t>
+      </w:r>
+      <w:hyperlink r:id="rId13">
+        <w:r>
+          <w:rPr>
+            <w:color w:val="1A4D2E"/>
+            <w:u w:val="single"/>
+            <w:b/>
+          </w:rPr>
+          <w:t>Acessar materia</w:t>
+        </w:r>
+      </w:hyperlink>
+    </w:p>
+    <w:p>
+      <w:pPr>
+        <w:spacing w:after="120"/>
+      </w:pPr>
+      <w:r>
+        <w:rPr>
+          <w:i/>
+          <w:color w:val="888888"/>
+          <w:sz w:val="16"/>
+        </w:rPr>
+        <w:t>Legislação federal com impacto em direitos de servidores públicos.</w:t>
+      </w:r>
+    </w:p>
+    <w:p>
+      <w:pPr>
+        <w:spacing w:before="160" w:after="40"/>
+      </w:pPr>
+      <w:r>
+        <w:rPr>
+          <w:b/>
+          <w:color w:val="1A1A1A"/>
+          <w:sz w:val="22"/>
+        </w:rPr>
+        <w:t xml:space="preserve">Decreto nº 13.049, de 3.7.2026 - Regulamenta a Lei nº 12.855, de 2 de setembro de 2013, que institui a indenização devida a ocupante de cargo efetivo das Carreiras e Planos Especiais de Cargos que especifica, em exercício nas unidades situadas em localidades estratégicas vinculadas à prevenção, controle, fiscalização e repressão dos delitos transfronteiriços, quanto às Carreiras e aos Planos de Cargos que especifica.   </w:t>
+      </w:r>
+      <w:r>
+        <w:rPr>
+          <w:b/>
+          <w:color w:val="C0392B"/>
+          <w:sz w:val="16"/>
+        </w:rPr>
+        <w:t>[ALTA]</w:t>
+      </w:r>
+    </w:p>
+    <w:p>
+      <w:pPr>
+        <w:spacing w:after="40"/>
+      </w:pPr>
+      <w:r>
+        <w:rPr>
+          <w:color w:val="4A4A4A"/>
+          <w:sz w:val="20"/>
+        </w:rPr>
+        <w:t>Regulamenta lei sobre indenização a servidores em localidades estratégicas de combate a delitos transfronteiriços.</w:t>
+      </w:r>
+    </w:p>
+    <w:p>
+      <w:pPr>
+        <w:spacing w:after="40"/>
+      </w:pPr>
+      <w:r>
+        <w:rPr>
+          <w:b/>
+          <w:color w:val="888888"/>
+          <w:sz w:val="18"/>
+        </w:rPr>
+        <w:t xml:space="preserve">Publicado: </w:t>
+      </w:r>
+      <w:r>
+        <w:rPr>
+          <w:color w:val="888888"/>
+          <w:sz w:val="18"/>
+        </w:rPr>
+        <w:t xml:space="preserve">2026-07-03   </w:t>
+      </w:r>
+      <w:hyperlink r:id="rId17">
+        <w:r>
+          <w:rPr>
+            <w:color w:val="1A4D2E"/>
+            <w:u w:val="single"/>
+            <w:b/>
+          </w:rPr>
+          <w:t>Acessar materia</w:t>
+        </w:r>
+      </w:hyperlink>
+    </w:p>
+    <w:p>
+      <w:pPr>
+        <w:spacing w:after="120"/>
+      </w:pPr>
+      <w:r>
+        <w:rPr>
+          <w:i/>
+          <w:color w:val="888888"/>
+          <w:sz w:val="16"/>
+        </w:rPr>
+        <w:t>Legislação federal com impacto em direitos de servidores públicos.</w:t>
+      </w:r>
+    </w:p>
+    <w:p>
+      <w:pPr>
+        <w:spacing w:before="160" w:after="40"/>
+      </w:pPr>
+      <w:r>
+        <w:rPr>
+          <w:b/>
+          <w:color w:val="1A1A1A"/>
+          <w:sz w:val="22"/>
+        </w:rPr>
+        <w:t xml:space="preserve">Decreto nº 13.048, de 3.7.2026 - Estabelece os critérios e os procedimentos para a concessão do Reconhecimento de Saberes e Competências aos servidores ocupantes dos cargos do Plano de Carreira dos Cargos Técnico-Administrativos em Educação.   </w:t>
+      </w:r>
+      <w:r>
+        <w:rPr>
+          <w:b/>
+          <w:color w:val="D68910"/>
+          <w:sz w:val="16"/>
+        </w:rPr>
+        <w:t>[MÉDIA]</w:t>
+      </w:r>
+    </w:p>
+    <w:p>
+      <w:pPr>
+        <w:spacing w:after="40"/>
+      </w:pPr>
+      <w:r>
+        <w:rPr>
+          <w:color w:val="4A4A4A"/>
+          <w:sz w:val="20"/>
+        </w:rPr>
+        <w:t>Estabelece critérios para concessão de Reconhecimento de Saberes e Competências a servidores técnico-administrativos em Educação.</w:t>
+      </w:r>
+    </w:p>
+    <w:p>
+      <w:pPr>
+        <w:spacing w:after="40"/>
+      </w:pPr>
+      <w:r>
+        <w:rPr>
+          <w:b/>
+          <w:color w:val="888888"/>
+          <w:sz w:val="18"/>
+        </w:rPr>
+        <w:t xml:space="preserve">Publicado: </w:t>
+      </w:r>
+      <w:r>
+        <w:rPr>
+          <w:color w:val="888888"/>
+          <w:sz w:val="18"/>
+        </w:rPr>
+        <w:t xml:space="preserve">2026-07-03   </w:t>
+      </w:r>
+      <w:hyperlink r:id="rId18">
+        <w:r>
+          <w:rPr>
+            <w:color w:val="1A4D2E"/>
+            <w:u w:val="single"/>
+            <w:b/>
+          </w:rPr>
+          <w:t>Acessar materia</w:t>
+        </w:r>
+      </w:hyperlink>
+    </w:p>
+    <w:p>
+      <w:pPr>
+        <w:spacing w:after="120"/>
+      </w:pPr>
+      <w:r>
+        <w:rPr>
+          <w:i/>
+          <w:color w:val="888888"/>
+          <w:sz w:val="16"/>
+        </w:rPr>
+        <w:t>Ato administrativo que impacta a carreira de servidores públicos.</w:t>
+      </w:r>
+    </w:p>
+    <w:p>
+      <w:pPr>
+        <w:spacing w:before="160" w:after="40"/>
+      </w:pPr>
+      <w:r>
+        <w:rPr>
+          <w:b/>
+          <w:color w:val="1A1A1A"/>
+          <w:sz w:val="22"/>
+        </w:rPr>
+        <w:t xml:space="preserve">Lei nº 15.457, de 3.7.2026 - Cria a Universidade Federal do Esporte.   </w:t>
+      </w:r>
+      <w:r>
+        <w:rPr>
+          <w:b/>
+          <w:color w:val="C0392B"/>
+          <w:sz w:val="16"/>
+        </w:rPr>
+        <w:t>[ALTA]</w:t>
+      </w:r>
+    </w:p>
+    <w:p>
+      <w:pPr>
+        <w:spacing w:after="40"/>
+      </w:pPr>
+      <w:r>
+        <w:rPr>
+          <w:color w:val="4A4A4A"/>
+          <w:sz w:val="20"/>
+        </w:rPr>
+        <w:t>Cria a Universidade Federal do Esporte.</w:t>
+      </w:r>
+    </w:p>
+    <w:p>
+      <w:pPr>
+        <w:spacing w:after="40"/>
+      </w:pPr>
+      <w:r>
+        <w:rPr>
+          <w:b/>
+          <w:color w:val="888888"/>
+          <w:sz w:val="18"/>
+        </w:rPr>
+        <w:t xml:space="preserve">Publicado: </w:t>
+      </w:r>
+      <w:r>
+        <w:rPr>
+          <w:color w:val="888888"/>
+          <w:sz w:val="18"/>
+        </w:rPr>
+        <w:t xml:space="preserve">2026-07-03   </w:t>
+      </w:r>
+      <w:hyperlink r:id="rId19">
+        <w:r>
+          <w:rPr>
+            <w:color w:val="1A4D2E"/>
+            <w:u w:val="single"/>
+            <w:b/>
+          </w:rPr>
+          <w:t>Acessar materia</w:t>
+        </w:r>
+      </w:hyperlink>
+    </w:p>
+    <w:p>
+      <w:pPr>
+        <w:spacing w:after="120"/>
+      </w:pPr>
+      <w:r>
+        <w:rPr>
+          <w:i/>
+          <w:color w:val="888888"/>
+          <w:sz w:val="16"/>
+        </w:rPr>
+        <w:t>Legislação federal que cria uma nova instituição de ensino superior.</w:t>
+      </w:r>
+    </w:p>
+    <w:p>
+      <w:pPr>
+        <w:spacing w:before="160" w:after="40"/>
+      </w:pPr>
+      <w:r>
+        <w:rPr>
+          <w:b/>
+          <w:color w:val="1A1A1A"/>
+          <w:sz w:val="22"/>
+        </w:rPr>
+        <w:t xml:space="preserve">Lei nº 15.456, de 3.7.2026 - Regulamenta a profissão de protesista/ortesista ortopédico.   </w:t>
+      </w:r>
+      <w:r>
+        <w:rPr>
+          <w:b/>
+          <w:color w:val="C0392B"/>
+          <w:sz w:val="16"/>
+        </w:rPr>
+        <w:t>[ALTA]</w:t>
+      </w:r>
+    </w:p>
+    <w:p>
+      <w:pPr>
+        <w:spacing w:after="40"/>
+      </w:pPr>
+      <w:r>
+        <w:rPr>
+          <w:color w:val="4A4A4A"/>
+          <w:sz w:val="20"/>
+        </w:rPr>
+        <w:t>Regulamenta a profissão de protesista/ortesista ortopédico.</w:t>
+      </w:r>
+    </w:p>
+    <w:p>
+      <w:pPr>
+        <w:spacing w:after="40"/>
+      </w:pPr>
+      <w:r>
+        <w:rPr>
+          <w:b/>
+          <w:color w:val="888888"/>
+          <w:sz w:val="18"/>
+        </w:rPr>
+        <w:t xml:space="preserve">Publicado: </w:t>
+      </w:r>
+      <w:r>
+        <w:rPr>
+          <w:color w:val="888888"/>
+          <w:sz w:val="18"/>
+        </w:rPr>
+        <w:t xml:space="preserve">2026-07-03   </w:t>
+      </w:r>
+      <w:hyperlink r:id="rId20">
+        <w:r>
+          <w:rPr>
+            <w:color w:val="1A4D2E"/>
+            <w:u w:val="single"/>
+            <w:b/>
+          </w:rPr>
+          <w:t>Acessar materia</w:t>
+        </w:r>
+      </w:hyperlink>
+    </w:p>
+    <w:p>
+      <w:pPr>
+        <w:spacing w:after="120"/>
+      </w:pPr>
+      <w:r>
+        <w:rPr>
+          <w:i/>
+          <w:color w:val="888888"/>
+          <w:sz w:val="16"/>
+        </w:rPr>
+        <w:t>Legislação federal que regulamenta uma profissão.</w:t>
       </w:r>
     </w:p>
     <w:p/>
@@ -1054,7 +1586,7 @@
           <w:color w:val="1A1A1A"/>
           <w:sz w:val="22"/>
         </w:rPr>
-        <w:t xml:space="preserve">Implantação do Cadastro Nacional da Pessoa Jurídica alfanumérico começa no dia 31 deste mês   </w:t>
+        <w:t xml:space="preserve">Renegociação de dívidas está disponível para famílias, estudantes com financiamento do Fies, empresas e agricultores familiares   </w:t>
       </w:r>
       <w:r>
         <w:rPr>
@@ -1074,7 +1606,7 @@
           <w:color w:val="4A4A4A"/>
           <w:sz w:val="20"/>
         </w:rPr>
-        <w:t>Início da implantação do CNPJ alfanumérico, sem necessidade de alteração para CNPJs ativos, mas com recomendação de adaptação de sistemas informatizados.</w:t>
+        <w:t>Confira as condições para cada categoria de renegociação de dívidas, incluindo famílias, estudantes do Fies, empresas e agricultores familiares.</w:t>
       </w:r>
     </w:p>
     <w:p>
@@ -1094,9 +1626,9 @@
           <w:color w:val="888888"/>
           <w:sz w:val="18"/>
         </w:rPr>
-        <w:t xml:space="preserve">2026-07-02   </w:t>
+        <w:t xml:space="preserve">2026-07-03   </w:t>
       </w:r>
-      <w:hyperlink r:id="rId11">
+      <w:hyperlink r:id="rId21">
         <w:r>
           <w:rPr>
             <w:color w:val="1A4D2E"/>
@@ -1117,7 +1649,7 @@
           <w:color w:val="888888"/>
           <w:sz w:val="16"/>
         </w:rPr>
-        <w:t>Mudança administrativa significativa no formato do CNPJ, exigindo adaptação de sistemas corporativos.</w:t>
+        <w:t>Notícia com impacto direto em diversos setores da economia e cidadãos.</w:t>
       </w:r>
     </w:p>
     <w:p>
@@ -1130,15 +1662,15 @@
           <w:color w:val="1A1A1A"/>
           <w:sz w:val="22"/>
         </w:rPr>
-        <w:t xml:space="preserve">Instrução normativa da Receita Federal regulamenta regras de Imposto de Renda para plataformas digitais   </w:t>
+        <w:t xml:space="preserve">Plataforma centralizada de autoexclusão permite bloquear sites de apostas autorizados de uma só vez   </w:t>
       </w:r>
       <w:r>
         <w:rPr>
           <w:b/>
-          <w:color w:val="C0392B"/>
+          <w:color w:val="D68910"/>
           <w:sz w:val="16"/>
         </w:rPr>
-        <w:t>[ALTA]</w:t>
+        <w:t>[MÉDIA]</w:t>
       </w:r>
     </w:p>
     <w:p>
@@ -1150,7 +1682,7 @@
           <w:color w:val="4A4A4A"/>
           <w:sz w:val="20"/>
         </w:rPr>
-        <w:t>Nova instrução normativa da Receita Federal regulamenta as regras de Imposto de Renda aplicáveis a plataformas digitais, resultado do programa Receita Soluciona.</w:t>
+        <w:t>Nova plataforma permite que usuários solicitem a autoexclusão para bloquear sites de apostas autorizados.</w:t>
       </w:r>
     </w:p>
     <w:p>
@@ -1170,9 +1702,9 @@
           <w:color w:val="888888"/>
           <w:sz w:val="18"/>
         </w:rPr>
-        <w:t xml:space="preserve">2026-07-02   </w:t>
+        <w:t xml:space="preserve">2026-07-03   </w:t>
       </w:r>
-      <w:hyperlink r:id="rId12">
+      <w:hyperlink r:id="rId22">
         <w:r>
           <w:rPr>
             <w:color w:val="1A4D2E"/>
@@ -1193,440 +1725,7 @@
           <w:color w:val="888888"/>
           <w:sz w:val="16"/>
         </w:rPr>
-        <w:t>Nova regulamentação tributária com impacto direto em empresas que operam plataformas digitais.</w:t>
-      </w:r>
-    </w:p>
-    <w:p>
-      <w:pPr>
-        <w:spacing w:before="160" w:after="40"/>
-      </w:pPr>
-      <w:r>
-        <w:rPr>
-          <w:b/>
-          <w:color w:val="1A1A1A"/>
-          <w:sz w:val="22"/>
-        </w:rPr>
-        <w:t xml:space="preserve">Secretário de Reformas Econômicas participa do lançamento do ecossistema de duplicatas escriturais   </w:t>
-      </w:r>
-      <w:r>
-        <w:rPr>
-          <w:b/>
-          <w:color w:val="C0392B"/>
-          <w:sz w:val="16"/>
-        </w:rPr>
-        <w:t>[ALTA]</w:t>
-      </w:r>
-    </w:p>
-    <w:p>
-      <w:pPr>
-        <w:spacing w:after="40"/>
-      </w:pPr>
-      <w:r>
-        <w:rPr>
-          <w:color w:val="4A4A4A"/>
-          <w:sz w:val="20"/>
-        </w:rPr>
-        <w:t>Lançamento do ecossistema de duplicatas escriturais moderniza o crédito no País, beneficiando especialmente pequenas e médias empresas.</w:t>
-      </w:r>
-    </w:p>
-    <w:p>
-      <w:pPr>
-        <w:spacing w:after="40"/>
-      </w:pPr>
-      <w:r>
-        <w:rPr>
-          <w:b/>
-          <w:color w:val="888888"/>
-          <w:sz w:val="18"/>
-        </w:rPr>
-        <w:t xml:space="preserve">Publicado: </w:t>
-      </w:r>
-      <w:r>
-        <w:rPr>
-          <w:color w:val="888888"/>
-          <w:sz w:val="18"/>
-        </w:rPr>
-        <w:t xml:space="preserve">2026-07-02   </w:t>
-      </w:r>
-      <w:hyperlink r:id="rId13">
-        <w:r>
-          <w:rPr>
-            <w:color w:val="1A4D2E"/>
-            <w:u w:val="single"/>
-            <w:b/>
-          </w:rPr>
-          <w:t>Acessar materia</w:t>
-        </w:r>
-      </w:hyperlink>
-    </w:p>
-    <w:p>
-      <w:pPr>
-        <w:spacing w:after="120"/>
-      </w:pPr>
-      <w:r>
-        <w:rPr>
-          <w:i/>
-          <w:color w:val="888888"/>
-          <w:sz w:val="16"/>
-        </w:rPr>
-        <w:t>Iniciativa que moderniza instrumentos de crédito, com impacto significativo no mercado financeiro e para PMEs.</w:t>
-      </w:r>
-    </w:p>
-    <w:p>
-      <w:pPr>
-        <w:spacing w:before="160" w:after="40"/>
-      </w:pPr>
-      <w:r>
-        <w:rPr>
-          <w:b/>
-          <w:color w:val="1A1A1A"/>
-          <w:sz w:val="22"/>
-        </w:rPr>
-        <w:t xml:space="preserve">Ministro da Fazenda apresenta ações federais para a transformação ecológica brasileira   </w:t>
-      </w:r>
-      <w:r>
-        <w:rPr>
-          <w:b/>
-          <w:color w:val="D68910"/>
-          <w:sz w:val="16"/>
-        </w:rPr>
-        <w:t>[MÉDIA]</w:t>
-      </w:r>
-    </w:p>
-    <w:p>
-      <w:pPr>
-        <w:spacing w:after="40"/>
-      </w:pPr>
-      <w:r>
-        <w:rPr>
-          <w:color w:val="4A4A4A"/>
-          <w:sz w:val="20"/>
-        </w:rPr>
-        <w:t>Ministro Dario Durigan apresenta ações federais para a transformação ecológica brasileira no 1º Fórum Econômico Brasil Mais Verde, no Rio de Janeiro.</w:t>
-      </w:r>
-    </w:p>
-    <w:p>
-      <w:pPr>
-        <w:spacing w:after="40"/>
-      </w:pPr>
-      <w:r>
-        <w:rPr>
-          <w:b/>
-          <w:color w:val="888888"/>
-          <w:sz w:val="18"/>
-        </w:rPr>
-        <w:t xml:space="preserve">Publicado: </w:t>
-      </w:r>
-      <w:r>
-        <w:rPr>
-          <w:color w:val="888888"/>
-          <w:sz w:val="18"/>
-        </w:rPr>
-        <w:t xml:space="preserve">2026-07-02   </w:t>
-      </w:r>
-      <w:hyperlink r:id="rId17">
-        <w:r>
-          <w:rPr>
-            <w:color w:val="1A4D2E"/>
-            <w:u w:val="single"/>
-            <w:b/>
-          </w:rPr>
-          <w:t>Acessar materia</w:t>
-        </w:r>
-      </w:hyperlink>
-    </w:p>
-    <w:p>
-      <w:pPr>
-        <w:spacing w:after="120"/>
-      </w:pPr>
-      <w:r>
-        <w:rPr>
-          <w:i/>
-          <w:color w:val="888888"/>
-          <w:sz w:val="16"/>
-        </w:rPr>
-        <w:t>Apresentação de diretrizes políticas sobre transformação ecológica, indicando futuras ações governamentais.</w:t>
-      </w:r>
-    </w:p>
-    <w:p>
-      <w:pPr>
-        <w:spacing w:before="160" w:after="40"/>
-      </w:pPr>
-      <w:r>
-        <w:rPr>
-          <w:b/>
-          <w:color w:val="1A1A1A"/>
-          <w:sz w:val="22"/>
-        </w:rPr>
-        <w:t xml:space="preserve">Receita abre consulta ao lote especial de restituição automática do IRPF a partir de quarta-feira, dia 8   </w:t>
-      </w:r>
-      <w:r>
-        <w:rPr>
-          <w:b/>
-          <w:color w:val="D68910"/>
-          <w:sz w:val="16"/>
-        </w:rPr>
-        <w:t>[MÉDIA]</w:t>
-      </w:r>
-    </w:p>
-    <w:p>
-      <w:pPr>
-        <w:spacing w:after="40"/>
-      </w:pPr>
-      <w:r>
-        <w:rPr>
-          <w:color w:val="4A4A4A"/>
-          <w:sz w:val="20"/>
-        </w:rPr>
-        <w:t>Receita Federal abre consulta para lote especial de restituição automática do IRPF, com pagamento via cashback no dia 15, diretamente na conta do contribuinte.</w:t>
-      </w:r>
-    </w:p>
-    <w:p>
-      <w:pPr>
-        <w:spacing w:after="40"/>
-      </w:pPr>
-      <w:r>
-        <w:rPr>
-          <w:b/>
-          <w:color w:val="888888"/>
-          <w:sz w:val="18"/>
-        </w:rPr>
-        <w:t xml:space="preserve">Publicado: </w:t>
-      </w:r>
-      <w:r>
-        <w:rPr>
-          <w:color w:val="888888"/>
-          <w:sz w:val="18"/>
-        </w:rPr>
-        <w:t xml:space="preserve">2026-07-02   </w:t>
-      </w:r>
-      <w:hyperlink r:id="rId18">
-        <w:r>
-          <w:rPr>
-            <w:color w:val="1A4D2E"/>
-            <w:u w:val="single"/>
-            <w:b/>
-          </w:rPr>
-          <w:t>Acessar materia</w:t>
-        </w:r>
-      </w:hyperlink>
-    </w:p>
-    <w:p>
-      <w:pPr>
-        <w:spacing w:after="120"/>
-      </w:pPr>
-      <w:r>
-        <w:rPr>
-          <w:i/>
-          <w:color w:val="888888"/>
-          <w:sz w:val="16"/>
-        </w:rPr>
-        <w:t>Anúncio de restituição de IRPF, impactando diretamente contribuintes.</w:t>
-      </w:r>
-    </w:p>
-    <w:p/>
-    <w:tbl>
-      <w:tblPr>
-        <w:tblW w:type="auto" w:w="0"/>
-        <w:tblLayout w:type="fixed"/>
-        <w:tblLook w:firstColumn="1" w:firstRow="1" w:lastColumn="0" w:lastRow="0" w:noHBand="0" w:noVBand="1" w:val="04A0"/>
-      </w:tblPr>
-      <w:tblGrid>
-        <w:gridCol w:w="9638"/>
-      </w:tblGrid>
-      <w:tr>
-        <w:tc>
-          <w:tcPr>
-            <w:tcW w:type="dxa" w:w="9638"/>
-            <w:shd w:val="clear" w:color="auto" w:fill="1A4D2E"/>
-          </w:tcPr>
-          <w:p>
-            <w:pPr>
-              <w:spacing w:before="120" w:after="40"/>
-            </w:pPr>
-            <w:r>
-              <w:rPr>
-                <w:b w:val="0"/>
-                <w:color w:val="FFFFFF"/>
-                <w:sz w:val="32"/>
-              </w:rPr>
-              <w:t>Regulatório e Setorial</w:t>
-            </w:r>
-          </w:p>
-        </w:tc>
-      </w:tr>
-    </w:tbl>
-    <w:p>
-      <w:pPr>
-        <w:spacing w:before="240" w:after="80"/>
-      </w:pPr>
-      <w:r>
-        <w:rPr>
-          <w:b/>
-          <w:color w:val="1A4D2E"/>
-          <w:sz w:val="20"/>
-        </w:rPr>
-        <w:t>CGU | NOTÍCIAS</w:t>
-      </w:r>
-    </w:p>
-    <w:p>
-      <w:pPr>
-        <w:spacing w:before="0" w:after="40"/>
-        <w:pBdr>
-          <w:bottom w:val="single" w:sz="8" w:space="1" w:color="1A4D2E"/>
-        </w:pBdr>
-      </w:pPr>
-    </w:p>
-    <w:p>
-      <w:pPr>
-        <w:spacing w:before="160" w:after="40"/>
-      </w:pPr>
-      <w:r>
-        <w:rPr>
-          <w:b/>
-          <w:color w:val="1A1A1A"/>
-          <w:sz w:val="22"/>
-        </w:rPr>
-        <w:t xml:space="preserve">CGU e PF investigam suspeitas de fraudes na aplicação de emendas parlamentares em Roraima   </w:t>
-      </w:r>
-      <w:r>
-        <w:rPr>
-          <w:b/>
-          <w:color w:val="C0392B"/>
-          <w:sz w:val="16"/>
-        </w:rPr>
-        <w:t>[ALTA]</w:t>
-      </w:r>
-    </w:p>
-    <w:p>
-      <w:pPr>
-        <w:spacing w:after="40"/>
-      </w:pPr>
-      <w:r>
-        <w:rPr>
-          <w:color w:val="4A4A4A"/>
-          <w:sz w:val="20"/>
-        </w:rPr>
-        <w:t>Operação 'Acesso Negado' da CGU e PF investiga fraudes no uso de emendas parlamentares para obras públicas em Roraima, apurando irregularidades em repasses.</w:t>
-      </w:r>
-    </w:p>
-    <w:p>
-      <w:pPr>
-        <w:spacing w:after="40"/>
-      </w:pPr>
-      <w:r>
-        <w:rPr>
-          <w:b/>
-          <w:color w:val="888888"/>
-          <w:sz w:val="18"/>
-        </w:rPr>
-        <w:t xml:space="preserve">Publicado: </w:t>
-      </w:r>
-      <w:r>
-        <w:rPr>
-          <w:color w:val="888888"/>
-          <w:sz w:val="18"/>
-        </w:rPr>
-        <w:t xml:space="preserve">2026-07-03T09:51   </w:t>
-      </w:r>
-      <w:hyperlink r:id="rId19">
-        <w:r>
-          <w:rPr>
-            <w:color w:val="1A4D2E"/>
-            <w:u w:val="single"/>
-            <w:b/>
-          </w:rPr>
-          <w:t>Acessar materia</w:t>
-        </w:r>
-      </w:hyperlink>
-    </w:p>
-    <w:p>
-      <w:pPr>
-        <w:spacing w:after="120"/>
-      </w:pPr>
-      <w:r>
-        <w:rPr>
-          <w:i/>
-          <w:color w:val="888888"/>
-          <w:sz w:val="16"/>
-        </w:rPr>
-        <w:t>Investigação de fraudes em recursos públicos, com impacto na administração pública e potencial repercussão jurídica.</w:t>
-      </w:r>
-    </w:p>
-    <w:p>
-      <w:pPr>
-        <w:spacing w:before="160" w:after="40"/>
-      </w:pPr>
-      <w:r>
-        <w:rPr>
-          <w:b/>
-          <w:color w:val="1A1A1A"/>
-          <w:sz w:val="22"/>
-        </w:rPr>
-        <w:t xml:space="preserve">Rede Nacional de Integridade Pública chega a 79 membros e inicia eleição para Comissão de Apoio Temporária   </w:t>
-      </w:r>
-      <w:r>
-        <w:rPr>
-          <w:b/>
-          <w:color w:val="D68910"/>
-          <w:sz w:val="16"/>
-        </w:rPr>
-        <w:t>[MÉDIA]</w:t>
-      </w:r>
-    </w:p>
-    <w:p>
-      <w:pPr>
-        <w:spacing w:after="40"/>
-      </w:pPr>
-      <w:r>
-        <w:rPr>
-          <w:color w:val="4A4A4A"/>
-          <w:sz w:val="20"/>
-        </w:rPr>
-        <w:t>A Rede Nacional de Integridade Pública, coordenada pela CGU, expande para 79 membros e inicia processo eleitoral para sua Comissão de Apoio Temporária.</w:t>
-      </w:r>
-    </w:p>
-    <w:p>
-      <w:pPr>
-        <w:spacing w:after="40"/>
-      </w:pPr>
-      <w:r>
-        <w:rPr>
-          <w:b/>
-          <w:color w:val="888888"/>
-          <w:sz w:val="18"/>
-        </w:rPr>
-        <w:t xml:space="preserve">Publicado: </w:t>
-      </w:r>
-      <w:r>
-        <w:rPr>
-          <w:color w:val="888888"/>
-          <w:sz w:val="18"/>
-        </w:rPr>
-        <w:t xml:space="preserve">2026-07-02T18:19   </w:t>
-      </w:r>
-      <w:hyperlink r:id="rId20">
-        <w:r>
-          <w:rPr>
-            <w:color w:val="1A4D2E"/>
-            <w:u w:val="single"/>
-            <w:b/>
-          </w:rPr>
-          <w:t>Acessar materia</w:t>
-        </w:r>
-      </w:hyperlink>
-    </w:p>
-    <w:p>
-      <w:pPr>
-        <w:spacing w:after="120"/>
-      </w:pPr>
-      <w:r>
-        <w:rPr>
-          <w:i/>
-          <w:color w:val="888888"/>
-          <w:sz w:val="16"/>
-        </w:rPr>
-        <w:t>Desenvolvimento institucional de programa de integridade pública, relevante para governança e combate à corrupção.</w:t>
+        <w:t>Notícia sobre nova ferramenta de regulação de apostas online.</w:t>
       </w:r>
     </w:p>
     <w:p/>
@@ -1679,7 +1778,7 @@
           <w:color w:val="4A4A4A"/>
           <w:sz w:val="18"/>
         </w:rPr>
-        <w:t>ANP | Notícias - Nenhuma publicação encontrada na janela temporal de 2026-07-02T00:00 a 2026-07-03T09:57.</w:t>
+        <w:t>ANPD | Notícias - Nenhum resultado foi encontrado na janela temporal.</w:t>
       </w:r>
     </w:p>
     <w:p>
@@ -1691,7 +1790,7 @@
           <w:color w:val="4A4A4A"/>
           <w:sz w:val="18"/>
         </w:rPr>
-        <w:t>ONS | Notícias - A fonte explicitamente indica 'Nenhum item encontrado' para o período.</w:t>
+        <w:t>Secretaria de Prêmios e Apostas | Notícias - Nenhum resultado foi encontrado na janela temporal.</w:t>
       </w:r>
     </w:p>
     <w:p>
@@ -1703,7 +1802,7 @@
           <w:color w:val="4A4A4A"/>
           <w:sz w:val="18"/>
         </w:rPr>
-        <w:t>Secretaria de Prêmios e Apostas | Notícias - Nenhuma publicação encontrada na janela temporal de 2026-07-02T00:00 a 2026-07-03T09:57.</w:t>
+        <w:t>INPI | Notícias - Nenhuma publicação encontrada na janela temporal.</w:t>
       </w:r>
     </w:p>
     <w:p>
@@ -1725,7 +1824,7 @@
           <w:color w:val="4A4A4A"/>
           <w:sz w:val="18"/>
         </w:rPr>
-        <w:t>Destaques do D.O.U. - A fonte é uma interface de busca e não lista notícias ou atos diretamente para extração de itens.</w:t>
+        <w:t>Receita Federal | Normas - Página de busca, sem conteúdo direto ou resultados identificáveis na janela.</w:t>
       </w:r>
     </w:p>
     <w:p>
@@ -1737,7 +1836,7 @@
           <w:color w:val="4A4A4A"/>
           <w:sz w:val="18"/>
         </w:rPr>
-        <w:t>Receita Federal | Normas - A fonte é uma interface de busca e não lista normas diretamente para extração de itens.</w:t>
+        <w:t>CGU | Notícias - Conteúdo restrito, requer autenticação para visualização.</w:t>
       </w:r>
     </w:p>
     <w:p>
@@ -1749,7 +1848,41 @@
           <w:color w:val="4A4A4A"/>
           <w:sz w:val="18"/>
         </w:rPr>
-        <w:t>COAF | Notícias - A fonte exibe 'Carregando' e não apresenta notícias para extração de itens.</w:t>
+        <w:t>Ministério do Meio Ambiente | Notícias - Conteúdo restrito, requer autenticação para visualização.</w:t>
+      </w:r>
+    </w:p>
+    <w:p>
+      <w:pPr>
+        <w:pStyle w:val="ListBullet"/>
+      </w:pPr>
+      <w:r>
+        <w:rPr>
+          <w:color w:val="4A4A4A"/>
+          <w:sz w:val="18"/>
+        </w:rPr>
+        <w:t>SENACON | Notícias - Conteúdo restrito, requer autenticação para visualização.</w:t>
+      </w:r>
+    </w:p>
+    <w:p>
+      <w:r>
+        <w:rPr>
+          <w:b/>
+          <w:color w:val="C0392B"/>
+          <w:sz w:val="20"/>
+        </w:rPr>
+        <w:t>Fontes com erro tecnico:</w:t>
+      </w:r>
+    </w:p>
+    <w:p>
+      <w:pPr>
+        <w:pStyle w:val="ListBullet"/>
+      </w:pPr>
+      <w:r>
+        <w:rPr>
+          <w:color w:val="4A4A4A"/>
+          <w:sz w:val="18"/>
+        </w:rPr>
+        <w:t>Destaques do D.O.U. - Conteudo muito curto (15 chars) - pagina possivelmente vazia, fora do ar ou bloqueando scraping</w:t>
       </w:r>
     </w:p>
     <w:p/>
@@ -1797,7 +1930,7 @@
           <w:color w:val="888888"/>
           <w:sz w:val="16"/>
         </w:rPr>
-        <w:t>Janela analisada: 2026-07-02T00:00 ate 2026-07-03T09:57</w:t>
+        <w:t>Janela analisada: 2026-07-03T00:00 ate 2026-07-06T11:28</w:t>
       </w:r>
     </w:p>
     <w:sectPr>

--- a/output/boletim_trabalhista.docx
+++ b/output/boletim_trabalhista.docx
@@ -52,7 +52,7 @@
                 <w:color w:val="FFFFFF"/>
                 <w:sz w:val="28"/>
               </w:rPr>
-              <w:t>6 de julho de 2026</w:t>
+              <w:t>7 de julho de 2026</w:t>
             </w:r>
           </w:p>
         </w:tc>
@@ -87,7 +87,7 @@
                 <w:color w:val="1A4D2E"/>
                 <w:sz w:val="56"/>
               </w:rPr>
-              <w:t>14</w:t>
+              <w:t>4</w:t>
             </w:r>
           </w:p>
         </w:tc>
@@ -106,7 +106,7 @@
                 <w:color w:val="C0392B"/>
                 <w:sz w:val="56"/>
               </w:rPr>
-              <w:t>9</w:t>
+              <w:t>2</w:t>
             </w:r>
           </w:p>
         </w:tc>
@@ -125,7 +125,7 @@
                 <w:color w:val="D68910"/>
                 <w:sz w:val="56"/>
               </w:rPr>
-              <w:t>5</w:t>
+              <w:t>2</w:t>
             </w:r>
           </w:p>
         </w:tc>
@@ -307,7 +307,7 @@
                   <w:u w:val="single"/>
                   <w:b/>
                 </w:rPr>
-                <w:t>Lei nº 15.458, de 3.7.2026 - Abre crédito extraordinário em favor do Ministério da Integração e do Desenvolvimento Regional, no valor de R$ 266.512.000,00 (duzentos e sessenta e seis milhões quinhentos e doze mil reais), para os fins que especifica.</w:t>
+                <w:t>Decreto nº 13.056, de 6.7.2026 - Altera o Decreto nº 12.301, de 9 de dezembro de 2024, que dispõe sobre a aprovação de diretrizes e de estratégias relativas à governança corporativa nas empresas estatais federais e à administração das participações societárias da União.</w:t>
               </w:r>
             </w:hyperlink>
           </w:p>
@@ -320,7 +320,7 @@
                 <w:color w:val="4A4A4A"/>
                 <w:sz w:val="18"/>
               </w:rPr>
-              <w:t>Abre crédito extraordinário para o Ministério da Integração e do Desenvolvimento Regional, no valor de R$ 266.512.000,00.</w:t>
+              <w:t>Altera decreto sobre diretrizes e estratégias de governança corporativa e administração de participações societárias em empresas estatais federais.</w:t>
             </w:r>
           </w:p>
         </w:tc>
@@ -351,7 +351,7 @@
                 <w:color w:val="1A4D2E"/>
                 <w:sz w:val="16"/>
               </w:rPr>
-              <w:t>PLANALTO | RESENHA DIARIA</w:t>
+              <w:t>MINISTÉRIO DA FAZENDA | NOTÍCIAS</w:t>
             </w:r>
           </w:p>
           <w:p>
@@ -365,7 +365,7 @@
                   <w:u w:val="single"/>
                   <w:b/>
                 </w:rPr>
-                <w:t>Medida Provisória nº 1.375, de 3.7.2026 - Amplia o rol de Carreiras e Planos Especiais de Cargos cujos ocupantes fazem jus à indenização de que trata a Lei nº 12.855, de 2 de setembro de 2013, altera a Lei nº 15.367, de 30 de março de 2026, para admitir que as pessoas de que tratam o art. 6º da Emenda Constitucional nº 79, de 27 de maio de 2014, e o art. 6º da Emenda Constitucional nº 98, de 6 de dezembro de 2017, exerçam o direito de opção de que tratam os art. 52 a art. 54 da referida Lei, e transforma cargos efetivos vagos.</w:t>
+                <w:t>Polícia Federal apura esquema de lavagem de dinheiro ligado a apostas ilegais</w:t>
               </w:r>
             </w:hyperlink>
           </w:p>
@@ -378,181 +378,7 @@
                 <w:color w:val="4A4A4A"/>
                 <w:sz w:val="18"/>
               </w:rPr>
-              <w:t>MP amplia rol de carreiras com direito a indenização, altera leis sobre opção de cargos e transforma cargos vagos.</w:t>
-            </w:r>
-          </w:p>
-        </w:tc>
-      </w:tr>
-    </w:tbl>
-    <w:tbl>
-      <w:tblPr>
-        <w:tblW w:type="auto" w:w="0"/>
-        <w:tblLayout w:type="fixed"/>
-        <w:tblLook w:firstColumn="1" w:firstRow="1" w:lastColumn="0" w:lastRow="0" w:noHBand="0" w:noVBand="1" w:val="04A0"/>
-      </w:tblPr>
-      <w:tblGrid>
-        <w:gridCol w:w="9638"/>
-      </w:tblGrid>
-      <w:tr>
-        <w:tc>
-          <w:tcPr>
-            <w:tcW w:type="dxa" w:w="9638"/>
-            <w:shd w:val="clear" w:color="auto" w:fill="F0F7F2"/>
-          </w:tcPr>
-          <w:p>
-            <w:pPr>
-              <w:spacing w:before="120" w:after="40"/>
-            </w:pPr>
-            <w:r>
-              <w:rPr>
-                <w:b/>
-                <w:color w:val="1A4D2E"/>
-                <w:sz w:val="16"/>
-              </w:rPr>
-              <w:t>PLANALTO | RESENHA DIARIA</w:t>
-            </w:r>
-          </w:p>
-          <w:p>
-            <w:pPr>
-              <w:spacing w:after="40"/>
-            </w:pPr>
-            <w:hyperlink r:id="rId11">
-              <w:r>
-                <w:rPr>
-                  <w:color w:val="1A1A1A"/>
-                  <w:u w:val="single"/>
-                  <w:b/>
-                </w:rPr>
-                <w:t>Decreto nº 13.054, de 3.7.2026 - Altera o Regulamento da Previdência Social, aprovado pelo Decreto nº 3.048, de 6 de maio de 1999, para dispor sobre a condição de segurado especial dos associados em cooperativas.</w:t>
-              </w:r>
-            </w:hyperlink>
-          </w:p>
-          <w:p>
-            <w:pPr>
-              <w:spacing w:after="120"/>
-            </w:pPr>
-            <w:r>
-              <w:rPr>
-                <w:color w:val="4A4A4A"/>
-                <w:sz w:val="18"/>
-              </w:rPr>
-              <w:t>Altera o Regulamento da Previdência Social para incluir associados em cooperativas como segurados especiais.</w:t>
-            </w:r>
-          </w:p>
-        </w:tc>
-      </w:tr>
-    </w:tbl>
-    <w:tbl>
-      <w:tblPr>
-        <w:tblW w:type="auto" w:w="0"/>
-        <w:tblLayout w:type="fixed"/>
-        <w:tblLook w:firstColumn="1" w:firstRow="1" w:lastColumn="0" w:lastRow="0" w:noHBand="0" w:noVBand="1" w:val="04A0"/>
-      </w:tblPr>
-      <w:tblGrid>
-        <w:gridCol w:w="9638"/>
-      </w:tblGrid>
-      <w:tr>
-        <w:tc>
-          <w:tcPr>
-            <w:tcW w:type="dxa" w:w="9638"/>
-            <w:shd w:val="clear" w:color="auto" w:fill="F0F7F2"/>
-          </w:tcPr>
-          <w:p>
-            <w:pPr>
-              <w:spacing w:before="120" w:after="40"/>
-            </w:pPr>
-            <w:r>
-              <w:rPr>
-                <w:b/>
-                <w:color w:val="1A4D2E"/>
-                <w:sz w:val="16"/>
-              </w:rPr>
-              <w:t>PLANALTO | RESENHA DIARIA</w:t>
-            </w:r>
-          </w:p>
-          <w:p>
-            <w:pPr>
-              <w:spacing w:after="40"/>
-            </w:pPr>
-            <w:hyperlink r:id="rId12">
-              <w:r>
-                <w:rPr>
-                  <w:color w:val="1A1A1A"/>
-                  <w:u w:val="single"/>
-                  <w:b/>
-                </w:rPr>
-                <w:t>Decreto nº 13.052, de 3.7.2026 - Altera o Decreto nº 11.002, de 17 de março de 2022, que regulamenta a Lei nº 13.954, de 16 de dezembro de 2019, e a Medida Provisória nº 2.215-10, de 31 de agosto de 2001, para dispor sobre a remuneração dos militares na ativa, os proventos na inatividade e as pensões militares.</w:t>
-              </w:r>
-            </w:hyperlink>
-          </w:p>
-          <w:p>
-            <w:pPr>
-              <w:spacing w:after="120"/>
-            </w:pPr>
-            <w:r>
-              <w:rPr>
-                <w:color w:val="4A4A4A"/>
-                <w:sz w:val="18"/>
-              </w:rPr>
-              <w:t>Altera decreto sobre remuneração, proventos e pensões de militares na ativa e inatividade.</w:t>
-            </w:r>
-          </w:p>
-        </w:tc>
-      </w:tr>
-    </w:tbl>
-    <w:tbl>
-      <w:tblPr>
-        <w:tblW w:type="auto" w:w="0"/>
-        <w:tblLayout w:type="fixed"/>
-        <w:tblLook w:firstColumn="1" w:firstRow="1" w:lastColumn="0" w:lastRow="0" w:noHBand="0" w:noVBand="1" w:val="04A0"/>
-      </w:tblPr>
-      <w:tblGrid>
-        <w:gridCol w:w="9638"/>
-      </w:tblGrid>
-      <w:tr>
-        <w:tc>
-          <w:tcPr>
-            <w:tcW w:type="dxa" w:w="9638"/>
-            <w:shd w:val="clear" w:color="auto" w:fill="F0F7F2"/>
-          </w:tcPr>
-          <w:p>
-            <w:pPr>
-              <w:spacing w:before="120" w:after="40"/>
-            </w:pPr>
-            <w:r>
-              <w:rPr>
-                <w:b/>
-                <w:color w:val="1A4D2E"/>
-                <w:sz w:val="16"/>
-              </w:rPr>
-              <w:t>PLANALTO | RESENHA DIARIA</w:t>
-            </w:r>
-          </w:p>
-          <w:p>
-            <w:pPr>
-              <w:spacing w:after="40"/>
-            </w:pPr>
-            <w:hyperlink r:id="rId13">
-              <w:r>
-                <w:rPr>
-                  <w:color w:val="1A1A1A"/>
-                  <w:u w:val="single"/>
-                  <w:b/>
-                </w:rPr>
-                <w:t>Decreto nº 13.050, de 3.7.2026 - Altera o Decreto nº 9.226, de 6 de dezembro de 2017, que regulamenta a Lei nº 12.855, de 2 de setembro de 2013, que institui a indenização devida a ocupante de cargo efetivo das Carreiras e Planos Especiais de Cargos que especifica, em exercício nas unidades situadas em localidades estratégicas vinculadas à prevenção, controle, fiscalização e repressão dos delitos transfronteiriços.</w:t>
-              </w:r>
-            </w:hyperlink>
-          </w:p>
-          <w:p>
-            <w:pPr>
-              <w:spacing w:after="120"/>
-            </w:pPr>
-            <w:r>
-              <w:rPr>
-                <w:color w:val="4A4A4A"/>
-                <w:sz w:val="18"/>
-              </w:rPr>
-              <w:t>Altera decreto sobre indenização a servidores em localidades estratégicas de combate a delitos transfronteiriços.</w:t>
+              <w:t>Informações da Secretaria de Prêmios e Apostas (SPA) auxiliam investigação da Polícia Federal sobre lavagem de dinheiro em apostas ilegais.</w:t>
             </w:r>
           </w:p>
         </w:tc>
@@ -621,7 +447,7 @@
           <w:color w:val="1A1A1A"/>
           <w:sz w:val="22"/>
         </w:rPr>
-        <w:t xml:space="preserve">Lei nº 15.458, de 3.7.2026 - Abre crédito extraordinário em favor do Ministério da Integração e do Desenvolvimento Regional, no valor de R$ 266.512.000,00 (duzentos e sessenta e seis milhões quinhentos e doze mil reais), para os fins que especifica.   </w:t>
+        <w:t xml:space="preserve">Decreto nº 13.056, de 6.7.2026 - Altera o Decreto nº 12.301, de 9 de dezembro de 2024, que dispõe sobre a aprovação de diretrizes e de estratégias relativas à governança corporativa nas empresas estatais federais e à administração das participações societárias da União.   </w:t>
       </w:r>
       <w:r>
         <w:rPr>
@@ -641,7 +467,7 @@
           <w:color w:val="4A4A4A"/>
           <w:sz w:val="20"/>
         </w:rPr>
-        <w:t>Abre crédito extraordinário para o Ministério da Integração e do Desenvolvimento Regional, no valor de R$ 266.512.000,00.</w:t>
+        <w:t>Altera decreto sobre diretrizes e estratégias de governança corporativa e administração de participações societárias em empresas estatais federais.</w:t>
       </w:r>
     </w:p>
     <w:p>
@@ -684,7 +510,83 @@
           <w:color w:val="888888"/>
           <w:sz w:val="16"/>
         </w:rPr>
-        <w:t>Legislação federal com impacto orçamentário significativo.</w:t>
+        <w:t>Legislação nova com impacto direto em governança corporativa de estatais federais.</w:t>
+      </w:r>
+    </w:p>
+    <w:p>
+      <w:pPr>
+        <w:spacing w:before="160" w:after="40"/>
+      </w:pPr>
+      <w:r>
+        <w:rPr>
+          <w:b/>
+          <w:color w:val="1A1A1A"/>
+          <w:sz w:val="22"/>
+        </w:rPr>
+        <w:t xml:space="preserve">Lei nº 15.458, de 3.7.2026 - Abre crédito extraordinário em favor do Ministério da Integração e do Desenvolvimento Regional, no valor de R$ 266.512.000,00 (duzentos e sessenta e seis milhões quinhentos e doze mil reais), para os fins que especifica.   </w:t>
+      </w:r>
+      <w:r>
+        <w:rPr>
+          <w:b/>
+          <w:color w:val="D68910"/>
+          <w:sz w:val="16"/>
+        </w:rPr>
+        <w:t>[MÉDIA]</w:t>
+      </w:r>
+    </w:p>
+    <w:p>
+      <w:pPr>
+        <w:spacing w:after="40"/>
+      </w:pPr>
+      <w:r>
+        <w:rPr>
+          <w:color w:val="4A4A4A"/>
+          <w:sz w:val="20"/>
+        </w:rPr>
+        <w:t>Abre crédito extraordinário de R$ 266,5 milhões para o Ministério da Integração e do Desenvolvimento Regional.</w:t>
+      </w:r>
+    </w:p>
+    <w:p>
+      <w:pPr>
+        <w:spacing w:after="40"/>
+      </w:pPr>
+      <w:r>
+        <w:rPr>
+          <w:b/>
+          <w:color w:val="888888"/>
+          <w:sz w:val="18"/>
+        </w:rPr>
+        <w:t xml:space="preserve">Publicado: </w:t>
+      </w:r>
+      <w:r>
+        <w:rPr>
+          <w:color w:val="888888"/>
+          <w:sz w:val="18"/>
+        </w:rPr>
+        <w:t xml:space="preserve">2026-07-06   </w:t>
+      </w:r>
+      <w:hyperlink r:id="rId11">
+        <w:r>
+          <w:rPr>
+            <w:color w:val="1A4D2E"/>
+            <w:u w:val="single"/>
+            <w:b/>
+          </w:rPr>
+          <w:t>Acessar materia</w:t>
+        </w:r>
+      </w:hyperlink>
+    </w:p>
+    <w:p>
+      <w:pPr>
+        <w:spacing w:after="120"/>
+      </w:pPr>
+      <w:r>
+        <w:rPr>
+          <w:i/>
+          <w:color w:val="888888"/>
+          <w:sz w:val="16"/>
+        </w:rPr>
+        <w:t>Abertura de crédito extraordinário com impacto orçamentário.</w:t>
       </w:r>
     </w:p>
     <w:p>
@@ -739,310 +641,6 @@
         </w:rPr>
         <w:t xml:space="preserve">2026-07-06   </w:t>
       </w:r>
-      <w:hyperlink r:id="rId14">
-        <w:r>
-          <w:rPr>
-            <w:color w:val="1A4D2E"/>
-            <w:u w:val="single"/>
-            <w:b/>
-          </w:rPr>
-          <w:t>Acessar materia</w:t>
-        </w:r>
-      </w:hyperlink>
-    </w:p>
-    <w:p>
-      <w:pPr>
-        <w:spacing w:after="120"/>
-      </w:pPr>
-      <w:r>
-        <w:rPr>
-          <w:i/>
-          <w:color w:val="888888"/>
-          <w:sz w:val="16"/>
-        </w:rPr>
-        <w:t>Ato administrativo que impacta a gestão de órgãos públicos.</w:t>
-      </w:r>
-    </w:p>
-    <w:p>
-      <w:pPr>
-        <w:spacing w:before="160" w:after="40"/>
-      </w:pPr>
-      <w:r>
-        <w:rPr>
-          <w:b/>
-          <w:color w:val="1A1A1A"/>
-          <w:sz w:val="22"/>
-        </w:rPr>
-        <w:t xml:space="preserve">Medida Provisória nº 1.375, de 3.7.2026 - Amplia o rol de Carreiras e Planos Especiais de Cargos cujos ocupantes fazem jus à indenização de que trata a Lei nº 12.855, de 2 de setembro de 2013, altera a Lei nº 15.367, de 30 de março de 2026, para admitir que as pessoas de que tratam o art. 6º da Emenda Constitucional nº 79, de 27 de maio de 2014, e o art. 6º da Emenda Constitucional nº 98, de 6 de dezembro de 2017, exerçam o direito de opção de que tratam os art. 52 a art. 54 da referida Lei, e transforma cargos efetivos vagos.   </w:t>
-      </w:r>
-      <w:r>
-        <w:rPr>
-          <w:b/>
-          <w:color w:val="C0392B"/>
-          <w:sz w:val="16"/>
-        </w:rPr>
-        <w:t>[ALTA]</w:t>
-      </w:r>
-    </w:p>
-    <w:p>
-      <w:pPr>
-        <w:spacing w:after="40"/>
-      </w:pPr>
-      <w:r>
-        <w:rPr>
-          <w:color w:val="4A4A4A"/>
-          <w:sz w:val="20"/>
-        </w:rPr>
-        <w:t>MP amplia rol de carreiras com direito a indenização, altera leis sobre opção de cargos e transforma cargos vagos.</w:t>
-      </w:r>
-    </w:p>
-    <w:p>
-      <w:pPr>
-        <w:spacing w:after="40"/>
-      </w:pPr>
-      <w:r>
-        <w:rPr>
-          <w:b/>
-          <w:color w:val="888888"/>
-          <w:sz w:val="18"/>
-        </w:rPr>
-        <w:t xml:space="preserve">Publicado: </w:t>
-      </w:r>
-      <w:r>
-        <w:rPr>
-          <w:color w:val="888888"/>
-          <w:sz w:val="18"/>
-        </w:rPr>
-        <w:t xml:space="preserve">2026-07-03   </w:t>
-      </w:r>
-      <w:hyperlink r:id="rId10">
-        <w:r>
-          <w:rPr>
-            <w:color w:val="1A4D2E"/>
-            <w:u w:val="single"/>
-            <w:b/>
-          </w:rPr>
-          <w:t>Acessar materia</w:t>
-        </w:r>
-      </w:hyperlink>
-    </w:p>
-    <w:p>
-      <w:pPr>
-        <w:spacing w:after="120"/>
-      </w:pPr>
-      <w:r>
-        <w:rPr>
-          <w:i/>
-          <w:color w:val="888888"/>
-          <w:sz w:val="16"/>
-        </w:rPr>
-        <w:t>Legislação federal com impacto em carreiras e planos de cargos públicos.</w:t>
-      </w:r>
-    </w:p>
-    <w:p>
-      <w:pPr>
-        <w:spacing w:before="160" w:after="40"/>
-      </w:pPr>
-      <w:r>
-        <w:rPr>
-          <w:b/>
-          <w:color w:val="1A1A1A"/>
-          <w:sz w:val="22"/>
-        </w:rPr>
-        <w:t xml:space="preserve">Decreto nº 13.054, de 3.7.2026 - Altera o Regulamento da Previdência Social, aprovado pelo Decreto nº 3.048, de 6 de maio de 1999, para dispor sobre a condição de segurado especial dos associados em cooperativas.   </w:t>
-      </w:r>
-      <w:r>
-        <w:rPr>
-          <w:b/>
-          <w:color w:val="C0392B"/>
-          <w:sz w:val="16"/>
-        </w:rPr>
-        <w:t>[ALTA]</w:t>
-      </w:r>
-    </w:p>
-    <w:p>
-      <w:pPr>
-        <w:spacing w:after="40"/>
-      </w:pPr>
-      <w:r>
-        <w:rPr>
-          <w:color w:val="4A4A4A"/>
-          <w:sz w:val="20"/>
-        </w:rPr>
-        <w:t>Altera o Regulamento da Previdência Social para incluir associados em cooperativas como segurados especiais.</w:t>
-      </w:r>
-    </w:p>
-    <w:p>
-      <w:pPr>
-        <w:spacing w:after="40"/>
-      </w:pPr>
-      <w:r>
-        <w:rPr>
-          <w:b/>
-          <w:color w:val="888888"/>
-          <w:sz w:val="18"/>
-        </w:rPr>
-        <w:t xml:space="preserve">Publicado: </w:t>
-      </w:r>
-      <w:r>
-        <w:rPr>
-          <w:color w:val="888888"/>
-          <w:sz w:val="18"/>
-        </w:rPr>
-        <w:t xml:space="preserve">2026-07-03   </w:t>
-      </w:r>
-      <w:hyperlink r:id="rId11">
-        <w:r>
-          <w:rPr>
-            <w:color w:val="1A4D2E"/>
-            <w:u w:val="single"/>
-            <w:b/>
-          </w:rPr>
-          <w:t>Acessar materia</w:t>
-        </w:r>
-      </w:hyperlink>
-    </w:p>
-    <w:p>
-      <w:pPr>
-        <w:spacing w:after="120"/>
-      </w:pPr>
-      <w:r>
-        <w:rPr>
-          <w:i/>
-          <w:color w:val="888888"/>
-          <w:sz w:val="16"/>
-        </w:rPr>
-        <w:t>Legislação federal com impacto direto na previdência social e cooperativas.</w:t>
-      </w:r>
-    </w:p>
-    <w:p>
-      <w:pPr>
-        <w:spacing w:before="160" w:after="40"/>
-      </w:pPr>
-      <w:r>
-        <w:rPr>
-          <w:b/>
-          <w:color w:val="1A1A1A"/>
-          <w:sz w:val="22"/>
-        </w:rPr>
-        <w:t xml:space="preserve">Decreto nº 13.053, de 3.7.2026 - Altera o Decreto nº 11.329, de 1º de janeiro de 2023, que aprova a Estrutura Regimental e o Quadro Demonstrativo dos Cargos em Comissão, das Funções de Confiança e das Gratificações da Casa Civil da Presidência da República e remaneja e transforma cargos em comissão, funções de confiança e gratificações.   </w:t>
-      </w:r>
-      <w:r>
-        <w:rPr>
-          <w:b/>
-          <w:color w:val="D68910"/>
-          <w:sz w:val="16"/>
-        </w:rPr>
-        <w:t>[MÉDIA]</w:t>
-      </w:r>
-    </w:p>
-    <w:p>
-      <w:pPr>
-        <w:spacing w:after="40"/>
-      </w:pPr>
-      <w:r>
-        <w:rPr>
-          <w:color w:val="4A4A4A"/>
-          <w:sz w:val="20"/>
-        </w:rPr>
-        <w:t>Altera estrutura regimental e quadro de cargos da Casa Civil da Presidência da República.</w:t>
-      </w:r>
-    </w:p>
-    <w:p>
-      <w:pPr>
-        <w:spacing w:after="40"/>
-      </w:pPr>
-      <w:r>
-        <w:rPr>
-          <w:b/>
-          <w:color w:val="888888"/>
-          <w:sz w:val="18"/>
-        </w:rPr>
-        <w:t xml:space="preserve">Publicado: </w:t>
-      </w:r>
-      <w:r>
-        <w:rPr>
-          <w:color w:val="888888"/>
-          <w:sz w:val="18"/>
-        </w:rPr>
-        <w:t xml:space="preserve">2026-07-03   </w:t>
-      </w:r>
-      <w:hyperlink r:id="rId15">
-        <w:r>
-          <w:rPr>
-            <w:color w:val="1A4D2E"/>
-            <w:u w:val="single"/>
-            <w:b/>
-          </w:rPr>
-          <w:t>Acessar materia</w:t>
-        </w:r>
-      </w:hyperlink>
-    </w:p>
-    <w:p>
-      <w:pPr>
-        <w:spacing w:after="120"/>
-      </w:pPr>
-      <w:r>
-        <w:rPr>
-          <w:i/>
-          <w:color w:val="888888"/>
-          <w:sz w:val="16"/>
-        </w:rPr>
-        <w:t>Ato administrativo que reorganiza a estrutura de cargos na administração pública.</w:t>
-      </w:r>
-    </w:p>
-    <w:p>
-      <w:pPr>
-        <w:spacing w:before="160" w:after="40"/>
-      </w:pPr>
-      <w:r>
-        <w:rPr>
-          <w:b/>
-          <w:color w:val="1A1A1A"/>
-          <w:sz w:val="22"/>
-        </w:rPr>
-        <w:t xml:space="preserve">Decreto nº 13.052, de 3.7.2026 - Altera o Decreto nº 11.002, de 17 de março de 2022, que regulamenta a Lei nº 13.954, de 16 de dezembro de 2019, e a Medida Provisória nº 2.215-10, de 31 de agosto de 2001, para dispor sobre a remuneração dos militares na ativa, os proventos na inatividade e as pensões militares.   </w:t>
-      </w:r>
-      <w:r>
-        <w:rPr>
-          <w:b/>
-          <w:color w:val="C0392B"/>
-          <w:sz w:val="16"/>
-        </w:rPr>
-        <w:t>[ALTA]</w:t>
-      </w:r>
-    </w:p>
-    <w:p>
-      <w:pPr>
-        <w:spacing w:after="40"/>
-      </w:pPr>
-      <w:r>
-        <w:rPr>
-          <w:color w:val="4A4A4A"/>
-          <w:sz w:val="20"/>
-        </w:rPr>
-        <w:t>Altera decreto sobre remuneração, proventos e pensões de militares na ativa e inatividade.</w:t>
-      </w:r>
-    </w:p>
-    <w:p>
-      <w:pPr>
-        <w:spacing w:after="40"/>
-      </w:pPr>
-      <w:r>
-        <w:rPr>
-          <w:b/>
-          <w:color w:val="888888"/>
-          <w:sz w:val="18"/>
-        </w:rPr>
-        <w:t xml:space="preserve">Publicado: </w:t>
-      </w:r>
-      <w:r>
-        <w:rPr>
-          <w:color w:val="888888"/>
-          <w:sz w:val="18"/>
-        </w:rPr>
-        <w:t xml:space="preserve">2026-07-03   </w:t>
-      </w:r>
       <w:hyperlink r:id="rId12">
         <w:r>
           <w:rPr>
@@ -1064,463 +662,7 @@
           <w:color w:val="888888"/>
           <w:sz w:val="16"/>
         </w:rPr>
-        <w:t>Legislação federal com impacto direto em direitos e remuneração de militares.</w:t>
-      </w:r>
-    </w:p>
-    <w:p>
-      <w:pPr>
-        <w:spacing w:before="160" w:after="40"/>
-      </w:pPr>
-      <w:r>
-        <w:rPr>
-          <w:b/>
-          <w:color w:val="1A1A1A"/>
-          <w:sz w:val="22"/>
-        </w:rPr>
-        <w:t xml:space="preserve">Decreto nº 13.051, de 3.7.2026 - Dispõe sobre a distribuição do quantitativo de Gratificação Temporária de Execução e Apoio a Atividades Técnicas e Administrativas – GTATA.   </w:t>
-      </w:r>
-      <w:r>
-        <w:rPr>
-          <w:b/>
-          <w:color w:val="D68910"/>
-          <w:sz w:val="16"/>
-        </w:rPr>
-        <w:t>[MÉDIA]</w:t>
-      </w:r>
-    </w:p>
-    <w:p>
-      <w:pPr>
-        <w:spacing w:after="40"/>
-      </w:pPr>
-      <w:r>
-        <w:rPr>
-          <w:color w:val="4A4A4A"/>
-          <w:sz w:val="20"/>
-        </w:rPr>
-        <w:t>Dispõe sobre a distribuição de Gratificação Temporária para atividades técnicas e administrativas (GTATA).</w:t>
-      </w:r>
-    </w:p>
-    <w:p>
-      <w:pPr>
-        <w:spacing w:after="40"/>
-      </w:pPr>
-      <w:r>
-        <w:rPr>
-          <w:b/>
-          <w:color w:val="888888"/>
-          <w:sz w:val="18"/>
-        </w:rPr>
-        <w:t xml:space="preserve">Publicado: </w:t>
-      </w:r>
-      <w:r>
-        <w:rPr>
-          <w:color w:val="888888"/>
-          <w:sz w:val="18"/>
-        </w:rPr>
-        <w:t xml:space="preserve">2026-07-03   </w:t>
-      </w:r>
-      <w:hyperlink r:id="rId16">
-        <w:r>
-          <w:rPr>
-            <w:color w:val="1A4D2E"/>
-            <w:u w:val="single"/>
-            <w:b/>
-          </w:rPr>
-          <w:t>Acessar materia</w:t>
-        </w:r>
-      </w:hyperlink>
-    </w:p>
-    <w:p>
-      <w:pPr>
-        <w:spacing w:after="120"/>
-      </w:pPr>
-      <w:r>
-        <w:rPr>
-          <w:i/>
-          <w:color w:val="888888"/>
-          <w:sz w:val="16"/>
-        </w:rPr>
-        <w:t>Ato administrativo que impacta a remuneração de servidores.</w:t>
-      </w:r>
-    </w:p>
-    <w:p>
-      <w:pPr>
-        <w:spacing w:before="160" w:after="40"/>
-      </w:pPr>
-      <w:r>
-        <w:rPr>
-          <w:b/>
-          <w:color w:val="1A1A1A"/>
-          <w:sz w:val="22"/>
-        </w:rPr>
-        <w:t xml:space="preserve">Decreto nº 13.050, de 3.7.2026 - Altera o Decreto nº 9.226, de 6 de dezembro de 2017, que regulamenta a Lei nº 12.855, de 2 de setembro de 2013, que institui a indenização devida a ocupante de cargo efetivo das Carreiras e Planos Especiais de Cargos que especifica, em exercício nas unidades situadas em localidades estratégicas vinculadas à prevenção, controle, fiscalização e repressão dos delitos transfronteiriços.   </w:t>
-      </w:r>
-      <w:r>
-        <w:rPr>
-          <w:b/>
-          <w:color w:val="C0392B"/>
-          <w:sz w:val="16"/>
-        </w:rPr>
-        <w:t>[ALTA]</w:t>
-      </w:r>
-    </w:p>
-    <w:p>
-      <w:pPr>
-        <w:spacing w:after="40"/>
-      </w:pPr>
-      <w:r>
-        <w:rPr>
-          <w:color w:val="4A4A4A"/>
-          <w:sz w:val="20"/>
-        </w:rPr>
-        <w:t>Altera decreto sobre indenização a servidores em localidades estratégicas de combate a delitos transfronteiriços.</w:t>
-      </w:r>
-    </w:p>
-    <w:p>
-      <w:pPr>
-        <w:spacing w:after="40"/>
-      </w:pPr>
-      <w:r>
-        <w:rPr>
-          <w:b/>
-          <w:color w:val="888888"/>
-          <w:sz w:val="18"/>
-        </w:rPr>
-        <w:t xml:space="preserve">Publicado: </w:t>
-      </w:r>
-      <w:r>
-        <w:rPr>
-          <w:color w:val="888888"/>
-          <w:sz w:val="18"/>
-        </w:rPr>
-        <w:t xml:space="preserve">2026-07-03   </w:t>
-      </w:r>
-      <w:hyperlink r:id="rId13">
-        <w:r>
-          <w:rPr>
-            <w:color w:val="1A4D2E"/>
-            <w:u w:val="single"/>
-            <w:b/>
-          </w:rPr>
-          <w:t>Acessar materia</w:t>
-        </w:r>
-      </w:hyperlink>
-    </w:p>
-    <w:p>
-      <w:pPr>
-        <w:spacing w:after="120"/>
-      </w:pPr>
-      <w:r>
-        <w:rPr>
-          <w:i/>
-          <w:color w:val="888888"/>
-          <w:sz w:val="16"/>
-        </w:rPr>
-        <w:t>Legislação federal com impacto em direitos de servidores públicos.</w:t>
-      </w:r>
-    </w:p>
-    <w:p>
-      <w:pPr>
-        <w:spacing w:before="160" w:after="40"/>
-      </w:pPr>
-      <w:r>
-        <w:rPr>
-          <w:b/>
-          <w:color w:val="1A1A1A"/>
-          <w:sz w:val="22"/>
-        </w:rPr>
-        <w:t xml:space="preserve">Decreto nº 13.049, de 3.7.2026 - Regulamenta a Lei nº 12.855, de 2 de setembro de 2013, que institui a indenização devida a ocupante de cargo efetivo das Carreiras e Planos Especiais de Cargos que especifica, em exercício nas unidades situadas em localidades estratégicas vinculadas à prevenção, controle, fiscalização e repressão dos delitos transfronteiriços, quanto às Carreiras e aos Planos de Cargos que especifica.   </w:t>
-      </w:r>
-      <w:r>
-        <w:rPr>
-          <w:b/>
-          <w:color w:val="C0392B"/>
-          <w:sz w:val="16"/>
-        </w:rPr>
-        <w:t>[ALTA]</w:t>
-      </w:r>
-    </w:p>
-    <w:p>
-      <w:pPr>
-        <w:spacing w:after="40"/>
-      </w:pPr>
-      <w:r>
-        <w:rPr>
-          <w:color w:val="4A4A4A"/>
-          <w:sz w:val="20"/>
-        </w:rPr>
-        <w:t>Regulamenta lei sobre indenização a servidores em localidades estratégicas de combate a delitos transfronteiriços.</w:t>
-      </w:r>
-    </w:p>
-    <w:p>
-      <w:pPr>
-        <w:spacing w:after="40"/>
-      </w:pPr>
-      <w:r>
-        <w:rPr>
-          <w:b/>
-          <w:color w:val="888888"/>
-          <w:sz w:val="18"/>
-        </w:rPr>
-        <w:t xml:space="preserve">Publicado: </w:t>
-      </w:r>
-      <w:r>
-        <w:rPr>
-          <w:color w:val="888888"/>
-          <w:sz w:val="18"/>
-        </w:rPr>
-        <w:t xml:space="preserve">2026-07-03   </w:t>
-      </w:r>
-      <w:hyperlink r:id="rId17">
-        <w:r>
-          <w:rPr>
-            <w:color w:val="1A4D2E"/>
-            <w:u w:val="single"/>
-            <w:b/>
-          </w:rPr>
-          <w:t>Acessar materia</w:t>
-        </w:r>
-      </w:hyperlink>
-    </w:p>
-    <w:p>
-      <w:pPr>
-        <w:spacing w:after="120"/>
-      </w:pPr>
-      <w:r>
-        <w:rPr>
-          <w:i/>
-          <w:color w:val="888888"/>
-          <w:sz w:val="16"/>
-        </w:rPr>
-        <w:t>Legislação federal com impacto em direitos de servidores públicos.</w:t>
-      </w:r>
-    </w:p>
-    <w:p>
-      <w:pPr>
-        <w:spacing w:before="160" w:after="40"/>
-      </w:pPr>
-      <w:r>
-        <w:rPr>
-          <w:b/>
-          <w:color w:val="1A1A1A"/>
-          <w:sz w:val="22"/>
-        </w:rPr>
-        <w:t xml:space="preserve">Decreto nº 13.048, de 3.7.2026 - Estabelece os critérios e os procedimentos para a concessão do Reconhecimento de Saberes e Competências aos servidores ocupantes dos cargos do Plano de Carreira dos Cargos Técnico-Administrativos em Educação.   </w:t>
-      </w:r>
-      <w:r>
-        <w:rPr>
-          <w:b/>
-          <w:color w:val="D68910"/>
-          <w:sz w:val="16"/>
-        </w:rPr>
-        <w:t>[MÉDIA]</w:t>
-      </w:r>
-    </w:p>
-    <w:p>
-      <w:pPr>
-        <w:spacing w:after="40"/>
-      </w:pPr>
-      <w:r>
-        <w:rPr>
-          <w:color w:val="4A4A4A"/>
-          <w:sz w:val="20"/>
-        </w:rPr>
-        <w:t>Estabelece critérios para concessão de Reconhecimento de Saberes e Competências a servidores técnico-administrativos em Educação.</w:t>
-      </w:r>
-    </w:p>
-    <w:p>
-      <w:pPr>
-        <w:spacing w:after="40"/>
-      </w:pPr>
-      <w:r>
-        <w:rPr>
-          <w:b/>
-          <w:color w:val="888888"/>
-          <w:sz w:val="18"/>
-        </w:rPr>
-        <w:t xml:space="preserve">Publicado: </w:t>
-      </w:r>
-      <w:r>
-        <w:rPr>
-          <w:color w:val="888888"/>
-          <w:sz w:val="18"/>
-        </w:rPr>
-        <w:t xml:space="preserve">2026-07-03   </w:t>
-      </w:r>
-      <w:hyperlink r:id="rId18">
-        <w:r>
-          <w:rPr>
-            <w:color w:val="1A4D2E"/>
-            <w:u w:val="single"/>
-            <w:b/>
-          </w:rPr>
-          <w:t>Acessar materia</w:t>
-        </w:r>
-      </w:hyperlink>
-    </w:p>
-    <w:p>
-      <w:pPr>
-        <w:spacing w:after="120"/>
-      </w:pPr>
-      <w:r>
-        <w:rPr>
-          <w:i/>
-          <w:color w:val="888888"/>
-          <w:sz w:val="16"/>
-        </w:rPr>
-        <w:t>Ato administrativo que impacta a carreira de servidores públicos.</w:t>
-      </w:r>
-    </w:p>
-    <w:p>
-      <w:pPr>
-        <w:spacing w:before="160" w:after="40"/>
-      </w:pPr>
-      <w:r>
-        <w:rPr>
-          <w:b/>
-          <w:color w:val="1A1A1A"/>
-          <w:sz w:val="22"/>
-        </w:rPr>
-        <w:t xml:space="preserve">Lei nº 15.457, de 3.7.2026 - Cria a Universidade Federal do Esporte.   </w:t>
-      </w:r>
-      <w:r>
-        <w:rPr>
-          <w:b/>
-          <w:color w:val="C0392B"/>
-          <w:sz w:val="16"/>
-        </w:rPr>
-        <w:t>[ALTA]</w:t>
-      </w:r>
-    </w:p>
-    <w:p>
-      <w:pPr>
-        <w:spacing w:after="40"/>
-      </w:pPr>
-      <w:r>
-        <w:rPr>
-          <w:color w:val="4A4A4A"/>
-          <w:sz w:val="20"/>
-        </w:rPr>
-        <w:t>Cria a Universidade Federal do Esporte.</w:t>
-      </w:r>
-    </w:p>
-    <w:p>
-      <w:pPr>
-        <w:spacing w:after="40"/>
-      </w:pPr>
-      <w:r>
-        <w:rPr>
-          <w:b/>
-          <w:color w:val="888888"/>
-          <w:sz w:val="18"/>
-        </w:rPr>
-        <w:t xml:space="preserve">Publicado: </w:t>
-      </w:r>
-      <w:r>
-        <w:rPr>
-          <w:color w:val="888888"/>
-          <w:sz w:val="18"/>
-        </w:rPr>
-        <w:t xml:space="preserve">2026-07-03   </w:t>
-      </w:r>
-      <w:hyperlink r:id="rId19">
-        <w:r>
-          <w:rPr>
-            <w:color w:val="1A4D2E"/>
-            <w:u w:val="single"/>
-            <w:b/>
-          </w:rPr>
-          <w:t>Acessar materia</w:t>
-        </w:r>
-      </w:hyperlink>
-    </w:p>
-    <w:p>
-      <w:pPr>
-        <w:spacing w:after="120"/>
-      </w:pPr>
-      <w:r>
-        <w:rPr>
-          <w:i/>
-          <w:color w:val="888888"/>
-          <w:sz w:val="16"/>
-        </w:rPr>
-        <w:t>Legislação federal que cria uma nova instituição de ensino superior.</w:t>
-      </w:r>
-    </w:p>
-    <w:p>
-      <w:pPr>
-        <w:spacing w:before="160" w:after="40"/>
-      </w:pPr>
-      <w:r>
-        <w:rPr>
-          <w:b/>
-          <w:color w:val="1A1A1A"/>
-          <w:sz w:val="22"/>
-        </w:rPr>
-        <w:t xml:space="preserve">Lei nº 15.456, de 3.7.2026 - Regulamenta a profissão de protesista/ortesista ortopédico.   </w:t>
-      </w:r>
-      <w:r>
-        <w:rPr>
-          <w:b/>
-          <w:color w:val="C0392B"/>
-          <w:sz w:val="16"/>
-        </w:rPr>
-        <w:t>[ALTA]</w:t>
-      </w:r>
-    </w:p>
-    <w:p>
-      <w:pPr>
-        <w:spacing w:after="40"/>
-      </w:pPr>
-      <w:r>
-        <w:rPr>
-          <w:color w:val="4A4A4A"/>
-          <w:sz w:val="20"/>
-        </w:rPr>
-        <w:t>Regulamenta a profissão de protesista/ortesista ortopédico.</w:t>
-      </w:r>
-    </w:p>
-    <w:p>
-      <w:pPr>
-        <w:spacing w:after="40"/>
-      </w:pPr>
-      <w:r>
-        <w:rPr>
-          <w:b/>
-          <w:color w:val="888888"/>
-          <w:sz w:val="18"/>
-        </w:rPr>
-        <w:t xml:space="preserve">Publicado: </w:t>
-      </w:r>
-      <w:r>
-        <w:rPr>
-          <w:color w:val="888888"/>
-          <w:sz w:val="18"/>
-        </w:rPr>
-        <w:t xml:space="preserve">2026-07-03   </w:t>
-      </w:r>
-      <w:hyperlink r:id="rId20">
-        <w:r>
-          <w:rPr>
-            <w:color w:val="1A4D2E"/>
-            <w:u w:val="single"/>
-            <w:b/>
-          </w:rPr>
-          <w:t>Acessar materia</w:t>
-        </w:r>
-      </w:hyperlink>
-    </w:p>
-    <w:p>
-      <w:pPr>
-        <w:spacing w:after="120"/>
-      </w:pPr>
-      <w:r>
-        <w:rPr>
-          <w:i/>
-          <w:color w:val="888888"/>
-          <w:sz w:val="16"/>
-        </w:rPr>
-        <w:t>Legislação federal que regulamenta uma profissão.</w:t>
+        <w:t>Alteração de decreto administrativo com impacto na gestão de organizações militares.</w:t>
       </w:r>
     </w:p>
     <w:p/>
@@ -1586,7 +728,7 @@
           <w:color w:val="1A1A1A"/>
           <w:sz w:val="22"/>
         </w:rPr>
-        <w:t xml:space="preserve">Renegociação de dívidas está disponível para famílias, estudantes com financiamento do Fies, empresas e agricultores familiares   </w:t>
+        <w:t xml:space="preserve">Polícia Federal apura esquema de lavagem de dinheiro ligado a apostas ilegais   </w:t>
       </w:r>
       <w:r>
         <w:rPr>
@@ -1606,7 +748,7 @@
           <w:color w:val="4A4A4A"/>
           <w:sz w:val="20"/>
         </w:rPr>
-        <w:t>Confira as condições para cada categoria de renegociação de dívidas, incluindo famílias, estudantes do Fies, empresas e agricultores familiares.</w:t>
+        <w:t>Informações da Secretaria de Prêmios e Apostas (SPA) auxiliam investigação da Polícia Federal sobre lavagem de dinheiro em apostas ilegais.</w:t>
       </w:r>
     </w:p>
     <w:p>
@@ -1626,9 +768,9 @@
           <w:color w:val="888888"/>
           <w:sz w:val="18"/>
         </w:rPr>
-        <w:t xml:space="preserve">2026-07-03   </w:t>
+        <w:t xml:space="preserve">2026-07-06   </w:t>
       </w:r>
-      <w:hyperlink r:id="rId21">
+      <w:hyperlink r:id="rId10">
         <w:r>
           <w:rPr>
             <w:color w:val="1A4D2E"/>
@@ -1649,83 +791,7 @@
           <w:color w:val="888888"/>
           <w:sz w:val="16"/>
         </w:rPr>
-        <w:t>Notícia com impacto direto em diversos setores da economia e cidadãos.</w:t>
-      </w:r>
-    </w:p>
-    <w:p>
-      <w:pPr>
-        <w:spacing w:before="160" w:after="40"/>
-      </w:pPr>
-      <w:r>
-        <w:rPr>
-          <w:b/>
-          <w:color w:val="1A1A1A"/>
-          <w:sz w:val="22"/>
-        </w:rPr>
-        <w:t xml:space="preserve">Plataforma centralizada de autoexclusão permite bloquear sites de apostas autorizados de uma só vez   </w:t>
-      </w:r>
-      <w:r>
-        <w:rPr>
-          <w:b/>
-          <w:color w:val="D68910"/>
-          <w:sz w:val="16"/>
-        </w:rPr>
-        <w:t>[MÉDIA]</w:t>
-      </w:r>
-    </w:p>
-    <w:p>
-      <w:pPr>
-        <w:spacing w:after="40"/>
-      </w:pPr>
-      <w:r>
-        <w:rPr>
-          <w:color w:val="4A4A4A"/>
-          <w:sz w:val="20"/>
-        </w:rPr>
-        <w:t>Nova plataforma permite que usuários solicitem a autoexclusão para bloquear sites de apostas autorizados.</w:t>
-      </w:r>
-    </w:p>
-    <w:p>
-      <w:pPr>
-        <w:spacing w:after="40"/>
-      </w:pPr>
-      <w:r>
-        <w:rPr>
-          <w:b/>
-          <w:color w:val="888888"/>
-          <w:sz w:val="18"/>
-        </w:rPr>
-        <w:t xml:space="preserve">Publicado: </w:t>
-      </w:r>
-      <w:r>
-        <w:rPr>
-          <w:color w:val="888888"/>
-          <w:sz w:val="18"/>
-        </w:rPr>
-        <w:t xml:space="preserve">2026-07-03   </w:t>
-      </w:r>
-      <w:hyperlink r:id="rId22">
-        <w:r>
-          <w:rPr>
-            <w:color w:val="1A4D2E"/>
-            <w:u w:val="single"/>
-            <w:b/>
-          </w:rPr>
-          <w:t>Acessar materia</w:t>
-        </w:r>
-      </w:hyperlink>
-    </w:p>
-    <w:p>
-      <w:pPr>
-        <w:spacing w:after="120"/>
-      </w:pPr>
-      <w:r>
-        <w:rPr>
-          <w:i/>
-          <w:color w:val="888888"/>
-          <w:sz w:val="16"/>
-        </w:rPr>
-        <w:t>Notícia sobre nova ferramenta de regulação de apostas online.</w:t>
+        <w:t>Notícia sobre investigação criminal e regulatória com potencial impacto no setor de apostas e lavagem de dinheiro.</w:t>
       </w:r>
     </w:p>
     <w:p/>
@@ -1790,6 +856,54 @@
           <w:color w:val="4A4A4A"/>
           <w:sz w:val="18"/>
         </w:rPr>
+        <w:t>B3 | Ofícios e Comunicados - Todos os itens encontrados estão fora da janela temporal.</w:t>
+      </w:r>
+    </w:p>
+    <w:p>
+      <w:pPr>
+        <w:pStyle w:val="ListBullet"/>
+      </w:pPr>
+      <w:r>
+        <w:rPr>
+          <w:color w:val="4A4A4A"/>
+          <w:sz w:val="18"/>
+        </w:rPr>
+        <w:t>MME | Notícias - Todos os itens encontrados estão fora da janela temporal.</w:t>
+      </w:r>
+    </w:p>
+    <w:p>
+      <w:pPr>
+        <w:pStyle w:val="ListBullet"/>
+      </w:pPr>
+      <w:r>
+        <w:rPr>
+          <w:color w:val="4A4A4A"/>
+          <w:sz w:val="18"/>
+        </w:rPr>
+        <w:t>ONS | Notícias - Nenhum item encontrado na janela temporal.</w:t>
+      </w:r>
+    </w:p>
+    <w:p>
+      <w:pPr>
+        <w:pStyle w:val="ListBullet"/>
+      </w:pPr>
+      <w:r>
+        <w:rPr>
+          <w:color w:val="4A4A4A"/>
+          <w:sz w:val="18"/>
+        </w:rPr>
+        <w:t>ANEEL | Últimas Notícias - Todos os itens encontrados estão fora da janela temporal.</w:t>
+      </w:r>
+    </w:p>
+    <w:p>
+      <w:pPr>
+        <w:pStyle w:val="ListBullet"/>
+      </w:pPr>
+      <w:r>
+        <w:rPr>
+          <w:color w:val="4A4A4A"/>
+          <w:sz w:val="18"/>
+        </w:rPr>
         <w:t>Secretaria de Prêmios e Apostas | Notícias - Nenhum resultado foi encontrado na janela temporal.</w:t>
       </w:r>
     </w:p>
@@ -1802,7 +916,31 @@
           <w:color w:val="4A4A4A"/>
           <w:sz w:val="18"/>
         </w:rPr>
-        <w:t>INPI | Notícias - Nenhuma publicação encontrada na janela temporal.</w:t>
+        <w:t>Ministério da Agricultura | Notícias - Todos os itens encontrados estão fora da janela temporal.</w:t>
+      </w:r>
+    </w:p>
+    <w:p>
+      <w:pPr>
+        <w:pStyle w:val="ListBullet"/>
+      </w:pPr>
+      <w:r>
+        <w:rPr>
+          <w:color w:val="4A4A4A"/>
+          <w:sz w:val="18"/>
+        </w:rPr>
+        <w:t>ANM | Notícias - Todos os itens encontrados estão fora da janela temporal.</w:t>
+      </w:r>
+    </w:p>
+    <w:p>
+      <w:pPr>
+        <w:pStyle w:val="ListBullet"/>
+      </w:pPr>
+      <w:r>
+        <w:rPr>
+          <w:color w:val="4A4A4A"/>
+          <w:sz w:val="18"/>
+        </w:rPr>
+        <w:t>EPE | Notícias - Todos os itens encontrados estão fora da janela temporal.</w:t>
       </w:r>
     </w:p>
     <w:p>
@@ -1824,7 +962,7 @@
           <w:color w:val="4A4A4A"/>
           <w:sz w:val="18"/>
         </w:rPr>
-        <w:t>Receita Federal | Normas - Página de busca, sem conteúdo direto ou resultados identificáveis na janela.</w:t>
+        <w:t>Receita Federal | Normas - Conteúdo da fonte é um formulário de busca, não listagem de normas recentes.</w:t>
       </w:r>
     </w:p>
     <w:p>
@@ -1849,18 +987,6 @@
           <w:sz w:val="18"/>
         </w:rPr>
         <w:t>Ministério do Meio Ambiente | Notícias - Conteúdo restrito, requer autenticação para visualização.</w:t>
-      </w:r>
-    </w:p>
-    <w:p>
-      <w:pPr>
-        <w:pStyle w:val="ListBullet"/>
-      </w:pPr>
-      <w:r>
-        <w:rPr>
-          <w:color w:val="4A4A4A"/>
-          <w:sz w:val="18"/>
-        </w:rPr>
-        <w:t>SENACON | Notícias - Conteúdo restrito, requer autenticação para visualização.</w:t>
       </w:r>
     </w:p>
     <w:p>
@@ -1930,7 +1056,7 @@
           <w:color w:val="888888"/>
           <w:sz w:val="16"/>
         </w:rPr>
-        <w:t>Janela analisada: 2026-07-03T00:00 ate 2026-07-06T11:28</w:t>
+        <w:t>Janela analisada: 2026-07-06T00:00 ate 2026-07-07T10:22</w:t>
       </w:r>
     </w:p>
     <w:sectPr>

--- a/output/boletim_trabalhista.docx
+++ b/output/boletim_trabalhista.docx
@@ -52,7 +52,7 @@
                 <w:color w:val="FFFFFF"/>
                 <w:sz w:val="28"/>
               </w:rPr>
-              <w:t>7 de julho de 2026</w:t>
+              <w:t>8 de julho de 2026</w:t>
             </w:r>
           </w:p>
         </w:tc>
@@ -87,7 +87,7 @@
                 <w:color w:val="1A4D2E"/>
                 <w:sz w:val="56"/>
               </w:rPr>
-              <w:t>4</w:t>
+              <w:t>9</w:t>
             </w:r>
           </w:p>
         </w:tc>
@@ -106,7 +106,7 @@
                 <w:color w:val="C0392B"/>
                 <w:sz w:val="56"/>
               </w:rPr>
-              <w:t>2</w:t>
+              <w:t>1</w:t>
             </w:r>
           </w:p>
         </w:tc>
@@ -125,7 +125,7 @@
                 <w:color w:val="D68910"/>
                 <w:sz w:val="56"/>
               </w:rPr>
-              <w:t>2</w:t>
+              <w:t>3</w:t>
             </w:r>
           </w:p>
         </w:tc>
@@ -144,7 +144,7 @@
                 <w:color w:val="7F8C8D"/>
                 <w:sz w:val="56"/>
               </w:rPr>
-              <w:t>0</w:t>
+              <w:t>5</w:t>
             </w:r>
           </w:p>
         </w:tc>
@@ -293,7 +293,7 @@
                 <w:color w:val="1A4D2E"/>
                 <w:sz w:val="16"/>
               </w:rPr>
-              <w:t>PLANALTO | RESENHA DIARIA</w:t>
+              <w:t>MINISTÉRIO DA FAZENDA | NOTÍCIAS</w:t>
             </w:r>
           </w:p>
           <w:p>
@@ -307,7 +307,7 @@
                   <w:u w:val="single"/>
                   <w:b/>
                 </w:rPr>
-                <w:t>Decreto nº 13.056, de 6.7.2026 - Altera o Decreto nº 12.301, de 9 de dezembro de 2024, que dispõe sobre a aprovação de diretrizes e de estratégias relativas à governança corporativa nas empresas estatais federais e à administração das participações societárias da União.</w:t>
+                <w:t>Workshop debate Governança dos Gastos Tributários</w:t>
               </w:r>
             </w:hyperlink>
           </w:p>
@@ -320,65 +320,7 @@
                 <w:color w:val="4A4A4A"/>
                 <w:sz w:val="18"/>
               </w:rPr>
-              <w:t>Altera decreto sobre diretrizes e estratégias de governança corporativa e administração de participações societárias em empresas estatais federais.</w:t>
-            </w:r>
-          </w:p>
-        </w:tc>
-      </w:tr>
-    </w:tbl>
-    <w:tbl>
-      <w:tblPr>
-        <w:tblW w:type="auto" w:w="0"/>
-        <w:tblLayout w:type="fixed"/>
-        <w:tblLook w:firstColumn="1" w:firstRow="1" w:lastColumn="0" w:lastRow="0" w:noHBand="0" w:noVBand="1" w:val="04A0"/>
-      </w:tblPr>
-      <w:tblGrid>
-        <w:gridCol w:w="9638"/>
-      </w:tblGrid>
-      <w:tr>
-        <w:tc>
-          <w:tcPr>
-            <w:tcW w:type="dxa" w:w="9638"/>
-            <w:shd w:val="clear" w:color="auto" w:fill="F0F7F2"/>
-          </w:tcPr>
-          <w:p>
-            <w:pPr>
-              <w:spacing w:before="120" w:after="40"/>
-            </w:pPr>
-            <w:r>
-              <w:rPr>
-                <w:b/>
-                <w:color w:val="1A4D2E"/>
-                <w:sz w:val="16"/>
-              </w:rPr>
-              <w:t>MINISTÉRIO DA FAZENDA | NOTÍCIAS</w:t>
-            </w:r>
-          </w:p>
-          <w:p>
-            <w:pPr>
-              <w:spacing w:after="40"/>
-            </w:pPr>
-            <w:hyperlink r:id="rId10">
-              <w:r>
-                <w:rPr>
-                  <w:color w:val="1A1A1A"/>
-                  <w:u w:val="single"/>
-                  <w:b/>
-                </w:rPr>
-                <w:t>Polícia Federal apura esquema de lavagem de dinheiro ligado a apostas ilegais</w:t>
-              </w:r>
-            </w:hyperlink>
-          </w:p>
-          <w:p>
-            <w:pPr>
-              <w:spacing w:after="120"/>
-            </w:pPr>
-            <w:r>
-              <w:rPr>
-                <w:color w:val="4A4A4A"/>
-                <w:sz w:val="18"/>
-              </w:rPr>
-              <w:t>Informações da Secretaria de Prêmios e Apostas (SPA) auxiliam investigação da Polícia Federal sobre lavagem de dinheiro em apostas ilegais.</w:t>
+              <w:t>Evento reuniu representantes para discutir contribuições à regulamentação da Lei Complementar nº 224/2025 e ao fortalecimento da governança dos gastos tributários.</w:t>
             </w:r>
           </w:p>
         </w:tc>
@@ -447,15 +389,15 @@
           <w:color w:val="1A1A1A"/>
           <w:sz w:val="22"/>
         </w:rPr>
-        <w:t xml:space="preserve">Decreto nº 13.056, de 6.7.2026 - Altera o Decreto nº 12.301, de 9 de dezembro de 2024, que dispõe sobre a aprovação de diretrizes e de estratégias relativas à governança corporativa nas empresas estatais federais e à administração das participações societárias da União.   </w:t>
+        <w:t xml:space="preserve">Lei nº 15.461, de 7.7.2026 - Confere o título de Capital Nacional da Maior Onda do Brasil ao Município de Jaguaruna, no Estado de Santa Catarina.   </w:t>
       </w:r>
       <w:r>
         <w:rPr>
           <w:b/>
-          <w:color w:val="C0392B"/>
+          <w:color w:val="7F8C8D"/>
           <w:sz w:val="16"/>
         </w:rPr>
-        <w:t>[ALTA]</w:t>
+        <w:t>[BAIXA]</w:t>
       </w:r>
     </w:p>
     <w:p>
@@ -467,7 +409,7 @@
           <w:color w:val="4A4A4A"/>
           <w:sz w:val="20"/>
         </w:rPr>
-        <w:t>Altera decreto sobre diretrizes e estratégias de governança corporativa e administração de participações societárias em empresas estatais federais.</w:t>
+        <w:t>Confere o título de Capital Nacional da Maior Onda do Brasil ao Município de Jaguaruna, no Estado de Santa Catarina.</w:t>
       </w:r>
     </w:p>
     <w:p>
@@ -487,9 +429,9 @@
           <w:color w:val="888888"/>
           <w:sz w:val="18"/>
         </w:rPr>
-        <w:t xml:space="preserve">2026-07-06   </w:t>
+        <w:t xml:space="preserve">2026-07-08   </w:t>
       </w:r>
-      <w:hyperlink r:id="rId9">
+      <w:hyperlink r:id="rId10">
         <w:r>
           <w:rPr>
             <w:color w:val="1A4D2E"/>
@@ -510,7 +452,7 @@
           <w:color w:val="888888"/>
           <w:sz w:val="16"/>
         </w:rPr>
-        <w:t>Legislação nova com impacto direto em governança corporativa de estatais federais.</w:t>
+        <w:t>Lei com caráter honorífico, sem impacto direto a clientes corporativos.</w:t>
       </w:r>
     </w:p>
     <w:p>
@@ -523,15 +465,15 @@
           <w:color w:val="1A1A1A"/>
           <w:sz w:val="22"/>
         </w:rPr>
-        <w:t xml:space="preserve">Lei nº 15.458, de 3.7.2026 - Abre crédito extraordinário em favor do Ministério da Integração e do Desenvolvimento Regional, no valor de R$ 266.512.000,00 (duzentos e sessenta e seis milhões quinhentos e doze mil reais), para os fins que especifica.   </w:t>
+        <w:t xml:space="preserve">Lei nº 15.460, de 7.7.2026 - Institui o Dia Nacional do Vinho, a ser comemorado no primeiro domingo do mês de junho.   </w:t>
       </w:r>
       <w:r>
         <w:rPr>
           <w:b/>
-          <w:color w:val="D68910"/>
+          <w:color w:val="7F8C8D"/>
           <w:sz w:val="16"/>
         </w:rPr>
-        <w:t>[MÉDIA]</w:t>
+        <w:t>[BAIXA]</w:t>
       </w:r>
     </w:p>
     <w:p>
@@ -543,7 +485,7 @@
           <w:color w:val="4A4A4A"/>
           <w:sz w:val="20"/>
         </w:rPr>
-        <w:t>Abre crédito extraordinário de R$ 266,5 milhões para o Ministério da Integração e do Desenvolvimento Regional.</w:t>
+        <w:t>Institui o Dia Nacional do Vinho, a ser comemorado no primeiro domingo do mês de junho.</w:t>
       </w:r>
     </w:p>
     <w:p>
@@ -563,7 +505,7 @@
           <w:color w:val="888888"/>
           <w:sz w:val="18"/>
         </w:rPr>
-        <w:t xml:space="preserve">2026-07-06   </w:t>
+        <w:t xml:space="preserve">2026-07-08   </w:t>
       </w:r>
       <w:hyperlink r:id="rId11">
         <w:r>
@@ -586,7 +528,7 @@
           <w:color w:val="888888"/>
           <w:sz w:val="16"/>
         </w:rPr>
-        <w:t>Abertura de crédito extraordinário com impacto orçamentário.</w:t>
+        <w:t>Lei com caráter comemorativo, sem impacto direto a clientes corporativos.</w:t>
       </w:r>
     </w:p>
     <w:p>
@@ -599,7 +541,7 @@
           <w:color w:val="1A1A1A"/>
           <w:sz w:val="22"/>
         </w:rPr>
-        <w:t xml:space="preserve">Decreto nº 13.055, de 3.7.2026 - Altera o Decreto nº 11.712, de 20 de setembro de 2023, que qualifica organizações militares da Marinha como Organizações Militares Prestadoras de Serviços, com autonomia de gestão.   </w:t>
+        <w:t xml:space="preserve">Lei nº 15.459, de 7.7.2026 - Altera a Lei nº 7.405, de 12 de novembro de 1985, para estabelecer a utilização do Símbolo Internacional de Acessibilidade.   </w:t>
       </w:r>
       <w:r>
         <w:rPr>
@@ -619,7 +561,7 @@
           <w:color w:val="4A4A4A"/>
           <w:sz w:val="20"/>
         </w:rPr>
-        <w:t>Altera decreto que qualifica organizações militares da Marinha como prestadoras de serviços com autonomia de gestão.</w:t>
+        <w:t>Altera a Lei nº 7.405, de 1985, para estabelecer a utilização do Símbolo Internacional de Acessibilidade.</w:t>
       </w:r>
     </w:p>
     <w:p>
@@ -639,7 +581,7 @@
           <w:color w:val="888888"/>
           <w:sz w:val="18"/>
         </w:rPr>
-        <w:t xml:space="preserve">2026-07-06   </w:t>
+        <w:t xml:space="preserve">2026-07-08   </w:t>
       </w:r>
       <w:hyperlink r:id="rId12">
         <w:r>
@@ -662,7 +604,311 @@
           <w:color w:val="888888"/>
           <w:sz w:val="16"/>
         </w:rPr>
-        <w:t>Alteração de decreto administrativo com impacto na gestão de organizações militares.</w:t>
+        <w:t>Alteração de lei que pode ter implicações para empresas em termos de acessibilidade e conformidade.</w:t>
+      </w:r>
+    </w:p>
+    <w:p>
+      <w:pPr>
+        <w:spacing w:before="160" w:after="40"/>
+      </w:pPr>
+      <w:r>
+        <w:rPr>
+          <w:b/>
+          <w:color w:val="1A1A1A"/>
+          <w:sz w:val="22"/>
+        </w:rPr>
+        <w:t xml:space="preserve">Decreto nº 13.060, de 7.7.2026 - Altera o Decreto nº 10.172, de 11 de dezembro de 2019, para alterar a composição do Conselho Fiscal do Serviço Autônomo Embratur – Agência Brasileira de Promoção Internacional do Turismo.   </w:t>
+      </w:r>
+      <w:r>
+        <w:rPr>
+          <w:b/>
+          <w:color w:val="7F8C8D"/>
+          <w:sz w:val="16"/>
+        </w:rPr>
+        <w:t>[BAIXA]</w:t>
+      </w:r>
+    </w:p>
+    <w:p>
+      <w:pPr>
+        <w:spacing w:after="40"/>
+      </w:pPr>
+      <w:r>
+        <w:rPr>
+          <w:color w:val="4A4A4A"/>
+          <w:sz w:val="20"/>
+        </w:rPr>
+        <w:t>Altera a composição do Conselho Fiscal do Serviço Autônomo Embratur – Agência Brasileira de Promoção Internacional do Turismo.</w:t>
+      </w:r>
+    </w:p>
+    <w:p>
+      <w:pPr>
+        <w:spacing w:after="40"/>
+      </w:pPr>
+      <w:r>
+        <w:rPr>
+          <w:b/>
+          <w:color w:val="888888"/>
+          <w:sz w:val="18"/>
+        </w:rPr>
+        <w:t xml:space="preserve">Publicado: </w:t>
+      </w:r>
+      <w:r>
+        <w:rPr>
+          <w:color w:val="888888"/>
+          <w:sz w:val="18"/>
+        </w:rPr>
+        <w:t xml:space="preserve">2026-07-08   </w:t>
+      </w:r>
+      <w:hyperlink r:id="rId13">
+        <w:r>
+          <w:rPr>
+            <w:color w:val="1A4D2E"/>
+            <w:u w:val="single"/>
+            <w:b/>
+          </w:rPr>
+          <w:t>Acessar materia</w:t>
+        </w:r>
+      </w:hyperlink>
+    </w:p>
+    <w:p>
+      <w:pPr>
+        <w:spacing w:after="120"/>
+      </w:pPr>
+      <w:r>
+        <w:rPr>
+          <w:i/>
+          <w:color w:val="888888"/>
+          <w:sz w:val="16"/>
+        </w:rPr>
+        <w:t>Alteração administrativa interna de órgão público, com baixo impacto corporativo direto.</w:t>
+      </w:r>
+    </w:p>
+    <w:p>
+      <w:pPr>
+        <w:spacing w:before="160" w:after="40"/>
+      </w:pPr>
+      <w:r>
+        <w:rPr>
+          <w:b/>
+          <w:color w:val="1A1A1A"/>
+          <w:sz w:val="22"/>
+        </w:rPr>
+        <w:t xml:space="preserve">Decreto nº 13.059, de 7.7.2026 - Remaneja, em caráter temporário, cargo em comissão e funções de confiança para o Ministério das Relações Exteriores.   </w:t>
+      </w:r>
+      <w:r>
+        <w:rPr>
+          <w:b/>
+          <w:color w:val="7F8C8D"/>
+          <w:sz w:val="16"/>
+        </w:rPr>
+        <w:t>[BAIXA]</w:t>
+      </w:r>
+    </w:p>
+    <w:p>
+      <w:pPr>
+        <w:spacing w:after="40"/>
+      </w:pPr>
+      <w:r>
+        <w:rPr>
+          <w:color w:val="4A4A4A"/>
+          <w:sz w:val="20"/>
+        </w:rPr>
+        <w:t>Remaneja, em caráter temporário, cargo em comissão e funções de confiança para o Ministério das Relações Exteriores.</w:t>
+      </w:r>
+    </w:p>
+    <w:p>
+      <w:pPr>
+        <w:spacing w:after="40"/>
+      </w:pPr>
+      <w:r>
+        <w:rPr>
+          <w:b/>
+          <w:color w:val="888888"/>
+          <w:sz w:val="18"/>
+        </w:rPr>
+        <w:t xml:space="preserve">Publicado: </w:t>
+      </w:r>
+      <w:r>
+        <w:rPr>
+          <w:color w:val="888888"/>
+          <w:sz w:val="18"/>
+        </w:rPr>
+        <w:t xml:space="preserve">2026-07-08   </w:t>
+      </w:r>
+      <w:hyperlink r:id="rId14">
+        <w:r>
+          <w:rPr>
+            <w:color w:val="1A4D2E"/>
+            <w:u w:val="single"/>
+            <w:b/>
+          </w:rPr>
+          <w:t>Acessar materia</w:t>
+        </w:r>
+      </w:hyperlink>
+    </w:p>
+    <w:p>
+      <w:pPr>
+        <w:spacing w:after="120"/>
+      </w:pPr>
+      <w:r>
+        <w:rPr>
+          <w:i/>
+          <w:color w:val="888888"/>
+          <w:sz w:val="16"/>
+        </w:rPr>
+        <w:t>Alteração administrativa interna de órgão público, com baixo impacto corporativo direto.</w:t>
+      </w:r>
+    </w:p>
+    <w:p>
+      <w:pPr>
+        <w:spacing w:before="160" w:after="40"/>
+      </w:pPr>
+      <w:r>
+        <w:rPr>
+          <w:b/>
+          <w:color w:val="1A1A1A"/>
+          <w:sz w:val="22"/>
+        </w:rPr>
+        <w:t xml:space="preserve">Decreto nº 13.058, de 7.7.2026 - Altera o Decreto nº 11.198, de 15 de setembro de 2022, que aprova a Estrutura Regimental e o Quadro Demonstrativo dos Cargos em Comissão e das Funções de Confiança do Departamento Nacional de Obras Contra as Secas, e remaneja e transforma cargos em comissão e funções de confiança.   </w:t>
+      </w:r>
+      <w:r>
+        <w:rPr>
+          <w:b/>
+          <w:color w:val="7F8C8D"/>
+          <w:sz w:val="16"/>
+        </w:rPr>
+        <w:t>[BAIXA]</w:t>
+      </w:r>
+    </w:p>
+    <w:p>
+      <w:pPr>
+        <w:spacing w:after="40"/>
+      </w:pPr>
+      <w:r>
+        <w:rPr>
+          <w:color w:val="4A4A4A"/>
+          <w:sz w:val="20"/>
+        </w:rPr>
+        <w:t>Altera a Estrutura Regimental e o Quadro Demonstrativo de Cargos e Funções do Departamento Nacional de Obras Contra as Secas (DNOCS).</w:t>
+      </w:r>
+    </w:p>
+    <w:p>
+      <w:pPr>
+        <w:spacing w:after="40"/>
+      </w:pPr>
+      <w:r>
+        <w:rPr>
+          <w:b/>
+          <w:color w:val="888888"/>
+          <w:sz w:val="18"/>
+        </w:rPr>
+        <w:t xml:space="preserve">Publicado: </w:t>
+      </w:r>
+      <w:r>
+        <w:rPr>
+          <w:color w:val="888888"/>
+          <w:sz w:val="18"/>
+        </w:rPr>
+        <w:t xml:space="preserve">2026-07-08   </w:t>
+      </w:r>
+      <w:hyperlink r:id="rId15">
+        <w:r>
+          <w:rPr>
+            <w:color w:val="1A4D2E"/>
+            <w:u w:val="single"/>
+            <w:b/>
+          </w:rPr>
+          <w:t>Acessar materia</w:t>
+        </w:r>
+      </w:hyperlink>
+    </w:p>
+    <w:p>
+      <w:pPr>
+        <w:spacing w:after="120"/>
+      </w:pPr>
+      <w:r>
+        <w:rPr>
+          <w:i/>
+          <w:color w:val="888888"/>
+          <w:sz w:val="16"/>
+        </w:rPr>
+        <w:t>Alteração administrativa interna de órgão público, com baixo impacto corporativo direto.</w:t>
+      </w:r>
+    </w:p>
+    <w:p>
+      <w:pPr>
+        <w:spacing w:before="160" w:after="40"/>
+      </w:pPr>
+      <w:r>
+        <w:rPr>
+          <w:b/>
+          <w:color w:val="1A1A1A"/>
+          <w:sz w:val="22"/>
+        </w:rPr>
+        <w:t xml:space="preserve">Decreto nº 13.057, de 7.7.2026 - Altera o Decreto nº 2.338, de 7 de outubro de 1997, que aprova o Regulamento da Agência Nacional de Telecomunicações, e remaneja e transforma cargos em comissão e funções de confiança.   </w:t>
+      </w:r>
+      <w:r>
+        <w:rPr>
+          <w:b/>
+          <w:color w:val="D68910"/>
+          <w:sz w:val="16"/>
+        </w:rPr>
+        <w:t>[MÉDIA]</w:t>
+      </w:r>
+    </w:p>
+    <w:p>
+      <w:pPr>
+        <w:spacing w:after="40"/>
+      </w:pPr>
+      <w:r>
+        <w:rPr>
+          <w:color w:val="4A4A4A"/>
+          <w:sz w:val="20"/>
+        </w:rPr>
+        <w:t>Altera o Regulamento da Agência Nacional de Telecomunicações (ANATEL) e remaneja cargos e funções de confiança.</w:t>
+      </w:r>
+    </w:p>
+    <w:p>
+      <w:pPr>
+        <w:spacing w:after="40"/>
+      </w:pPr>
+      <w:r>
+        <w:rPr>
+          <w:b/>
+          <w:color w:val="888888"/>
+          <w:sz w:val="18"/>
+        </w:rPr>
+        <w:t xml:space="preserve">Publicado: </w:t>
+      </w:r>
+      <w:r>
+        <w:rPr>
+          <w:color w:val="888888"/>
+          <w:sz w:val="18"/>
+        </w:rPr>
+        <w:t xml:space="preserve">2026-07-08   </w:t>
+      </w:r>
+      <w:hyperlink r:id="rId16">
+        <w:r>
+          <w:rPr>
+            <w:color w:val="1A4D2E"/>
+            <w:u w:val="single"/>
+            <w:b/>
+          </w:rPr>
+          <w:t>Acessar materia</w:t>
+        </w:r>
+      </w:hyperlink>
+    </w:p>
+    <w:p>
+      <w:pPr>
+        <w:spacing w:after="120"/>
+      </w:pPr>
+      <w:r>
+        <w:rPr>
+          <w:i/>
+          <w:color w:val="888888"/>
+          <w:sz w:val="16"/>
+        </w:rPr>
+        <w:t>Alteração no regulamento de uma agência reguladora, podendo ter impacto setorial.</w:t>
       </w:r>
     </w:p>
     <w:p/>
@@ -728,7 +974,7 @@
           <w:color w:val="1A1A1A"/>
           <w:sz w:val="22"/>
         </w:rPr>
-        <w:t xml:space="preserve">Polícia Federal apura esquema de lavagem de dinheiro ligado a apostas ilegais   </w:t>
+        <w:t xml:space="preserve">Workshop debate Governança dos Gastos Tributários   </w:t>
       </w:r>
       <w:r>
         <w:rPr>
@@ -748,7 +994,7 @@
           <w:color w:val="4A4A4A"/>
           <w:sz w:val="20"/>
         </w:rPr>
-        <w:t>Informações da Secretaria de Prêmios e Apostas (SPA) auxiliam investigação da Polícia Federal sobre lavagem de dinheiro em apostas ilegais.</w:t>
+        <w:t>Evento reuniu representantes para discutir contribuições à regulamentação da Lei Complementar nº 224/2025 e ao fortalecimento da governança dos gastos tributários.</w:t>
       </w:r>
     </w:p>
     <w:p>
@@ -768,9 +1014,9 @@
           <w:color w:val="888888"/>
           <w:sz w:val="18"/>
         </w:rPr>
-        <w:t xml:space="preserve">2026-07-06   </w:t>
+        <w:t xml:space="preserve">2026-07-07   </w:t>
       </w:r>
-      <w:hyperlink r:id="rId10">
+      <w:hyperlink r:id="rId9">
         <w:r>
           <w:rPr>
             <w:color w:val="1A4D2E"/>
@@ -791,7 +1037,83 @@
           <w:color w:val="888888"/>
           <w:sz w:val="16"/>
         </w:rPr>
-        <w:t>Notícia sobre investigação criminal e regulatória com potencial impacto no setor de apostas e lavagem de dinheiro.</w:t>
+        <w:t>Discussão sobre regulamentação de lei complementar e governança tributária, com potencial impacto em políticas fiscais.</w:t>
+      </w:r>
+    </w:p>
+    <w:p>
+      <w:pPr>
+        <w:spacing w:before="160" w:after="40"/>
+      </w:pPr>
+      <w:r>
+        <w:rPr>
+          <w:b/>
+          <w:color w:val="1A1A1A"/>
+          <w:sz w:val="22"/>
+        </w:rPr>
+        <w:t xml:space="preserve">Consulta sobre a restituição automática (cashback) pode ser feita a partir desta quarta (8/7) no site da Receita   </w:t>
+      </w:r>
+      <w:r>
+        <w:rPr>
+          <w:b/>
+          <w:color w:val="D68910"/>
+          <w:sz w:val="16"/>
+        </w:rPr>
+        <w:t>[MÉDIA]</w:t>
+      </w:r>
+    </w:p>
+    <w:p>
+      <w:pPr>
+        <w:spacing w:after="40"/>
+      </w:pPr>
+      <w:r>
+        <w:rPr>
+          <w:color w:val="4A4A4A"/>
+          <w:sz w:val="20"/>
+        </w:rPr>
+        <w:t>Informação sobre a consulta da restituição automática (cashback) do IRPF, com pagamento previsto para 15/7.</w:t>
+      </w:r>
+    </w:p>
+    <w:p>
+      <w:pPr>
+        <w:spacing w:after="40"/>
+      </w:pPr>
+      <w:r>
+        <w:rPr>
+          <w:b/>
+          <w:color w:val="888888"/>
+          <w:sz w:val="18"/>
+        </w:rPr>
+        <w:t xml:space="preserve">Publicado: </w:t>
+      </w:r>
+      <w:r>
+        <w:rPr>
+          <w:color w:val="888888"/>
+          <w:sz w:val="18"/>
+        </w:rPr>
+        <w:t xml:space="preserve">2026-07-07   </w:t>
+      </w:r>
+      <w:hyperlink r:id="rId17">
+        <w:r>
+          <w:rPr>
+            <w:color w:val="1A4D2E"/>
+            <w:u w:val="single"/>
+            <w:b/>
+          </w:rPr>
+          <w:t>Acessar materia</w:t>
+        </w:r>
+      </w:hyperlink>
+    </w:p>
+    <w:p>
+      <w:pPr>
+        <w:spacing w:after="120"/>
+      </w:pPr>
+      <w:r>
+        <w:rPr>
+          <w:i/>
+          <w:color w:val="888888"/>
+          <w:sz w:val="16"/>
+        </w:rPr>
+        <w:t>Comunicado sobre serviço público com impacto direto em contribuintes e empresas.</w:t>
       </w:r>
     </w:p>
     <w:p/>
@@ -844,7 +1166,7 @@
           <w:color w:val="4A4A4A"/>
           <w:sz w:val="18"/>
         </w:rPr>
-        <w:t>ANPD | Notícias - Nenhum resultado foi encontrado na janela temporal.</w:t>
+        <w:t>MME | Notícias - Nenhuma publicação encontrada na janela temporal.</w:t>
       </w:r>
     </w:p>
     <w:p>
@@ -856,7 +1178,7 @@
           <w:color w:val="4A4A4A"/>
           <w:sz w:val="18"/>
         </w:rPr>
-        <w:t>B3 | Ofícios e Comunicados - Todos os itens encontrados estão fora da janela temporal.</w:t>
+        <w:t>ONS | Notícias - A fonte explicitamente indica 'Nenhum item encontrado' para o período.</w:t>
       </w:r>
     </w:p>
     <w:p>
@@ -868,7 +1190,7 @@
           <w:color w:val="4A4A4A"/>
           <w:sz w:val="18"/>
         </w:rPr>
-        <w:t>MME | Notícias - Todos os itens encontrados estão fora da janela temporal.</w:t>
+        <w:t>Secretaria de Prêmios e Apostas | Notícias - A fonte explicitamente indica 'Nenhum resultado foi encontrado'.</w:t>
       </w:r>
     </w:p>
     <w:p>
@@ -880,7 +1202,7 @@
           <w:color w:val="4A4A4A"/>
           <w:sz w:val="18"/>
         </w:rPr>
-        <w:t>ONS | Notícias - Nenhum item encontrado na janela temporal.</w:t>
+        <w:t>Ministério da Agricultura | Notícias - Nenhuma publicação encontrada na janela temporal.</w:t>
       </w:r>
     </w:p>
     <w:p>
@@ -892,55 +1214,7 @@
           <w:color w:val="4A4A4A"/>
           <w:sz w:val="18"/>
         </w:rPr>
-        <w:t>ANEEL | Últimas Notícias - Todos os itens encontrados estão fora da janela temporal.</w:t>
-      </w:r>
-    </w:p>
-    <w:p>
-      <w:pPr>
-        <w:pStyle w:val="ListBullet"/>
-      </w:pPr>
-      <w:r>
-        <w:rPr>
-          <w:color w:val="4A4A4A"/>
-          <w:sz w:val="18"/>
-        </w:rPr>
-        <w:t>Secretaria de Prêmios e Apostas | Notícias - Nenhum resultado foi encontrado na janela temporal.</w:t>
-      </w:r>
-    </w:p>
-    <w:p>
-      <w:pPr>
-        <w:pStyle w:val="ListBullet"/>
-      </w:pPr>
-      <w:r>
-        <w:rPr>
-          <w:color w:val="4A4A4A"/>
-          <w:sz w:val="18"/>
-        </w:rPr>
-        <w:t>Ministério da Agricultura | Notícias - Todos os itens encontrados estão fora da janela temporal.</w:t>
-      </w:r>
-    </w:p>
-    <w:p>
-      <w:pPr>
-        <w:pStyle w:val="ListBullet"/>
-      </w:pPr>
-      <w:r>
-        <w:rPr>
-          <w:color w:val="4A4A4A"/>
-          <w:sz w:val="18"/>
-        </w:rPr>
-        <w:t>ANM | Notícias - Todos os itens encontrados estão fora da janela temporal.</w:t>
-      </w:r>
-    </w:p>
-    <w:p>
-      <w:pPr>
-        <w:pStyle w:val="ListBullet"/>
-      </w:pPr>
-      <w:r>
-        <w:rPr>
-          <w:color w:val="4A4A4A"/>
-          <w:sz w:val="18"/>
-        </w:rPr>
-        <w:t>EPE | Notícias - Todos os itens encontrados estão fora da janela temporal.</w:t>
+        <w:t>COAF | Notícias - Nenhuma publicação encontrada na janela temporal.</w:t>
       </w:r>
     </w:p>
     <w:p>
@@ -962,7 +1236,17 @@
           <w:color w:val="4A4A4A"/>
           <w:sz w:val="18"/>
         </w:rPr>
-        <w:t>Receita Federal | Normas - Conteúdo da fonte é um formulário de busca, não listagem de normas recentes.</w:t>
+        <w:t>Receita Federal | Normas - A página contém apenas filtros de busca e não exibe resultados de normas diretamente.</w:t>
+      </w:r>
+    </w:p>
+    <w:p>
+      <w:r>
+        <w:rPr>
+          <w:b/>
+          <w:color w:val="C0392B"/>
+          <w:sz w:val="20"/>
+        </w:rPr>
+        <w:t>Fontes com erro tecnico:</w:t>
       </w:r>
     </w:p>
     <w:p>
@@ -990,16 +1274,6 @@
       </w:r>
     </w:p>
     <w:p>
-      <w:r>
-        <w:rPr>
-          <w:b/>
-          <w:color w:val="C0392B"/>
-          <w:sz w:val="20"/>
-        </w:rPr>
-        <w:t>Fontes com erro tecnico:</w:t>
-      </w:r>
-    </w:p>
-    <w:p>
       <w:pPr>
         <w:pStyle w:val="ListBullet"/>
       </w:pPr>
@@ -1008,7 +1282,7 @@
           <w:color w:val="4A4A4A"/>
           <w:sz w:val="18"/>
         </w:rPr>
-        <w:t>Destaques do D.O.U. - Conteudo muito curto (15 chars) - pagina possivelmente vazia, fora do ar ou bloqueando scraping</w:t>
+        <w:t>SENACON | Notícias - Conteúdo restrito, requer autenticação para visualização.</w:t>
       </w:r>
     </w:p>
     <w:p/>
@@ -1056,7 +1330,7 @@
           <w:color w:val="888888"/>
           <w:sz w:val="16"/>
         </w:rPr>
-        <w:t>Janela analisada: 2026-07-06T00:00 ate 2026-07-07T10:22</w:t>
+        <w:t>Janela analisada: 2026-07-07T00:00 ate 2026-07-08T09:22</w:t>
       </w:r>
     </w:p>
     <w:sectPr>

--- a/output/boletim_trabalhista.docx
+++ b/output/boletim_trabalhista.docx
@@ -52,7 +52,7 @@
                 <w:color w:val="FFFFFF"/>
                 <w:sz w:val="28"/>
               </w:rPr>
-              <w:t>8 de julho de 2026</w:t>
+              <w:t>9 de julho de 2026</w:t>
             </w:r>
           </w:p>
         </w:tc>
@@ -87,7 +87,7 @@
                 <w:color w:val="1A4D2E"/>
                 <w:sz w:val="56"/>
               </w:rPr>
-              <w:t>9</w:t>
+              <w:t>14</w:t>
             </w:r>
           </w:p>
         </w:tc>
@@ -125,7 +125,7 @@
                 <w:color w:val="D68910"/>
                 <w:sz w:val="56"/>
               </w:rPr>
-              <w:t>3</w:t>
+              <w:t>5</w:t>
             </w:r>
           </w:p>
         </w:tc>
@@ -144,7 +144,7 @@
                 <w:color w:val="7F8C8D"/>
                 <w:sz w:val="56"/>
               </w:rPr>
-              <w:t>5</w:t>
+              <w:t>8</w:t>
             </w:r>
           </w:p>
         </w:tc>
@@ -307,7 +307,7 @@
                   <w:u w:val="single"/>
                   <w:b/>
                 </w:rPr>
-                <w:t>Workshop debate Governança dos Gastos Tributários</w:t>
+                <w:t>Receita Federal divulga orientações sobre Adicional da CSLL prevista nas Regras GloBE</w:t>
               </w:r>
             </w:hyperlink>
           </w:p>
@@ -320,7 +320,7 @@
                 <w:color w:val="4A4A4A"/>
                 <w:sz w:val="18"/>
               </w:rPr>
-              <w:t>Evento reuniu representantes para discutir contribuições à regulamentação da Lei Complementar nº 224/2025 e ao fortalecimento da governança dos gastos tributários.</w:t>
+              <w:t>Entidades constituintes devem atentar para normas sobre o pagamento, prestação de informações na DCTFWeb e entrega da obrigação acessória, conforme as Regras GloBE.</w:t>
             </w:r>
           </w:p>
         </w:tc>
@@ -389,7 +389,7 @@
           <w:color w:val="1A1A1A"/>
           <w:sz w:val="22"/>
         </w:rPr>
-        <w:t xml:space="preserve">Lei nº 15.461, de 7.7.2026 - Confere o título de Capital Nacional da Maior Onda do Brasil ao Município de Jaguaruna, no Estado de Santa Catarina.   </w:t>
+        <w:t xml:space="preserve">Lei nº 15.463, de 8.7.2026   </w:t>
       </w:r>
       <w:r>
         <w:rPr>
@@ -409,7 +409,7 @@
           <w:color w:val="4A4A4A"/>
           <w:sz w:val="20"/>
         </w:rPr>
-        <w:t>Confere o título de Capital Nacional da Maior Onda do Brasil ao Município de Jaguaruna, no Estado de Santa Catarina.</w:t>
+        <w:t>Institui o Dia Nacional dos Congados e Reinados, a ser comemorado anualmente em 7 de outubro.</w:t>
       </w:r>
     </w:p>
     <w:p>
@@ -429,7 +429,7 @@
           <w:color w:val="888888"/>
           <w:sz w:val="18"/>
         </w:rPr>
-        <w:t xml:space="preserve">2026-07-08   </w:t>
+        <w:t xml:space="preserve">2026-07-09   </w:t>
       </w:r>
       <w:hyperlink r:id="rId10">
         <w:r>
@@ -452,7 +452,7 @@
           <w:color w:val="888888"/>
           <w:sz w:val="16"/>
         </w:rPr>
-        <w:t>Lei com caráter honorífico, sem impacto direto a clientes corporativos.</w:t>
+        <w:t>Institui data comemorativa, sem impacto direto a clientes corporativos.</w:t>
       </w:r>
     </w:p>
     <w:p>
@@ -465,15 +465,15 @@
           <w:color w:val="1A1A1A"/>
           <w:sz w:val="22"/>
         </w:rPr>
-        <w:t xml:space="preserve">Lei nº 15.460, de 7.7.2026 - Institui o Dia Nacional do Vinho, a ser comemorado no primeiro domingo do mês de junho.   </w:t>
+        <w:t xml:space="preserve">Lei nº 15.462, de 8.7.2026   </w:t>
       </w:r>
       <w:r>
         <w:rPr>
           <w:b/>
-          <w:color w:val="7F8C8D"/>
+          <w:color w:val="D68910"/>
           <w:sz w:val="16"/>
         </w:rPr>
-        <w:t>[BAIXA]</w:t>
+        <w:t>[MÉDIA]</w:t>
       </w:r>
     </w:p>
     <w:p>
@@ -485,7 +485,7 @@
           <w:color w:val="4A4A4A"/>
           <w:sz w:val="20"/>
         </w:rPr>
-        <w:t>Institui o Dia Nacional do Vinho, a ser comemorado no primeiro domingo do mês de junho.</w:t>
+        <w:t>Altera a Lei de Diretrizes e Bases da Educação Nacional (Lei nº 9.394/1996) para especificar atividades de aperfeiçoamento profissional continuado dos profissionais da educação básica pública.</w:t>
       </w:r>
     </w:p>
     <w:p>
@@ -505,7 +505,7 @@
           <w:color w:val="888888"/>
           <w:sz w:val="18"/>
         </w:rPr>
-        <w:t xml:space="preserve">2026-07-08   </w:t>
+        <w:t xml:space="preserve">2026-07-09   </w:t>
       </w:r>
       <w:hyperlink r:id="rId11">
         <w:r>
@@ -528,7 +528,7 @@
           <w:color w:val="888888"/>
           <w:sz w:val="16"/>
         </w:rPr>
-        <w:t>Lei com caráter comemorativo, sem impacto direto a clientes corporativos.</w:t>
+        <w:t>Alteração de legislação educacional com impacto em profissionais da educação.</w:t>
       </w:r>
     </w:p>
     <w:p>
@@ -541,15 +541,15 @@
           <w:color w:val="1A1A1A"/>
           <w:sz w:val="22"/>
         </w:rPr>
-        <w:t xml:space="preserve">Lei nº 15.459, de 7.7.2026 - Altera a Lei nº 7.405, de 12 de novembro de 1985, para estabelecer a utilização do Símbolo Internacional de Acessibilidade.   </w:t>
+        <w:t xml:space="preserve">Lei nº 15.461, de 7.7.2026   </w:t>
       </w:r>
       <w:r>
         <w:rPr>
           <w:b/>
-          <w:color w:val="D68910"/>
+          <w:color w:val="7F8C8D"/>
           <w:sz w:val="16"/>
         </w:rPr>
-        <w:t>[MÉDIA]</w:t>
+        <w:t>[BAIXA]</w:t>
       </w:r>
     </w:p>
     <w:p>
@@ -561,7 +561,7 @@
           <w:color w:val="4A4A4A"/>
           <w:sz w:val="20"/>
         </w:rPr>
-        <w:t>Altera a Lei nº 7.405, de 1985, para estabelecer a utilização do Símbolo Internacional de Acessibilidade.</w:t>
+        <w:t>Confere o título de Capital Nacional da Maior Onda do Brasil ao Município de Jaguaruna, no Estado de Santa Catarina.</w:t>
       </w:r>
     </w:p>
     <w:p>
@@ -604,7 +604,7 @@
           <w:color w:val="888888"/>
           <w:sz w:val="16"/>
         </w:rPr>
-        <w:t>Alteração de lei que pode ter implicações para empresas em termos de acessibilidade e conformidade.</w:t>
+        <w:t>Confere título honorífico a município, sem impacto direto a clientes corporativos.</w:t>
       </w:r>
     </w:p>
     <w:p>
@@ -617,7 +617,7 @@
           <w:color w:val="1A1A1A"/>
           <w:sz w:val="22"/>
         </w:rPr>
-        <w:t xml:space="preserve">Decreto nº 13.060, de 7.7.2026 - Altera o Decreto nº 10.172, de 11 de dezembro de 2019, para alterar a composição do Conselho Fiscal do Serviço Autônomo Embratur – Agência Brasileira de Promoção Internacional do Turismo.   </w:t>
+        <w:t xml:space="preserve">Lei nº 15.460, de 7.7.2026   </w:t>
       </w:r>
       <w:r>
         <w:rPr>
@@ -637,7 +637,7 @@
           <w:color w:val="4A4A4A"/>
           <w:sz w:val="20"/>
         </w:rPr>
-        <w:t>Altera a composição do Conselho Fiscal do Serviço Autônomo Embratur – Agência Brasileira de Promoção Internacional do Turismo.</w:t>
+        <w:t>Institui o Dia Nacional do Vinho, a ser comemorado no primeiro domingo do mês de junho.</w:t>
       </w:r>
     </w:p>
     <w:p>
@@ -680,7 +680,7 @@
           <w:color w:val="888888"/>
           <w:sz w:val="16"/>
         </w:rPr>
-        <w:t>Alteração administrativa interna de órgão público, com baixo impacto corporativo direto.</w:t>
+        <w:t>Institui data comemorativa, sem impacto direto a clientes corporativos.</w:t>
       </w:r>
     </w:p>
     <w:p>
@@ -693,15 +693,15 @@
           <w:color w:val="1A1A1A"/>
           <w:sz w:val="22"/>
         </w:rPr>
-        <w:t xml:space="preserve">Decreto nº 13.059, de 7.7.2026 - Remaneja, em caráter temporário, cargo em comissão e funções de confiança para o Ministério das Relações Exteriores.   </w:t>
+        <w:t xml:space="preserve">Lei nº 15.459, de 7.7.2026   </w:t>
       </w:r>
       <w:r>
         <w:rPr>
           <w:b/>
-          <w:color w:val="7F8C8D"/>
+          <w:color w:val="D68910"/>
           <w:sz w:val="16"/>
         </w:rPr>
-        <w:t>[BAIXA]</w:t>
+        <w:t>[MÉDIA]</w:t>
       </w:r>
     </w:p>
     <w:p>
@@ -713,7 +713,7 @@
           <w:color w:val="4A4A4A"/>
           <w:sz w:val="20"/>
         </w:rPr>
-        <w:t>Remaneja, em caráter temporário, cargo em comissão e funções de confiança para o Ministério das Relações Exteriores.</w:t>
+        <w:t>Altera a Lei nº 7.405, de 12 de novembro de 1985, para estabelecer a utilização do Símbolo Internacional de Acessibilidade.</w:t>
       </w:r>
     </w:p>
     <w:p>
@@ -756,7 +756,7 @@
           <w:color w:val="888888"/>
           <w:sz w:val="16"/>
         </w:rPr>
-        <w:t>Alteração administrativa interna de órgão público, com baixo impacto corporativo direto.</w:t>
+        <w:t>Alteração de lei para estabelecer símbolo de acessibilidade, com potencial impacto em infraestrutura e serviços.</w:t>
       </w:r>
     </w:p>
     <w:p>
@@ -769,7 +769,7 @@
           <w:color w:val="1A1A1A"/>
           <w:sz w:val="22"/>
         </w:rPr>
-        <w:t xml:space="preserve">Decreto nº 13.058, de 7.7.2026 - Altera o Decreto nº 11.198, de 15 de setembro de 2022, que aprova a Estrutura Regimental e o Quadro Demonstrativo dos Cargos em Comissão e das Funções de Confiança do Departamento Nacional de Obras Contra as Secas, e remaneja e transforma cargos em comissão e funções de confiança.   </w:t>
+        <w:t xml:space="preserve">Decreto nº 13.060, de 7.7.2026   </w:t>
       </w:r>
       <w:r>
         <w:rPr>
@@ -789,7 +789,7 @@
           <w:color w:val="4A4A4A"/>
           <w:sz w:val="20"/>
         </w:rPr>
-        <w:t>Altera a Estrutura Regimental e o Quadro Demonstrativo de Cargos e Funções do Departamento Nacional de Obras Contra as Secas (DNOCS).</w:t>
+        <w:t>Altera o Decreto nº 10.172/2019 para modificar a composição do Conselho Fiscal do Serviço Autônomo Embratur – Agência Brasileira de Promoção Internacional do Turismo.</w:t>
       </w:r>
     </w:p>
     <w:p>
@@ -832,7 +832,7 @@
           <w:color w:val="888888"/>
           <w:sz w:val="16"/>
         </w:rPr>
-        <w:t>Alteração administrativa interna de órgão público, com baixo impacto corporativo direto.</w:t>
+        <w:t>Alteração de composição de conselho fiscal de autarquia, de natureza administrativa interna.</w:t>
       </w:r>
     </w:p>
     <w:p>
@@ -845,15 +845,15 @@
           <w:color w:val="1A1A1A"/>
           <w:sz w:val="22"/>
         </w:rPr>
-        <w:t xml:space="preserve">Decreto nº 13.057, de 7.7.2026 - Altera o Decreto nº 2.338, de 7 de outubro de 1997, que aprova o Regulamento da Agência Nacional de Telecomunicações, e remaneja e transforma cargos em comissão e funções de confiança.   </w:t>
+        <w:t xml:space="preserve">Decreto nº 13.059, de 7.7.2026   </w:t>
       </w:r>
       <w:r>
         <w:rPr>
           <w:b/>
-          <w:color w:val="D68910"/>
+          <w:color w:val="7F8C8D"/>
           <w:sz w:val="16"/>
         </w:rPr>
-        <w:t>[MÉDIA]</w:t>
+        <w:t>[BAIXA]</w:t>
       </w:r>
     </w:p>
     <w:p>
@@ -865,7 +865,7 @@
           <w:color w:val="4A4A4A"/>
           <w:sz w:val="20"/>
         </w:rPr>
-        <w:t>Altera o Regulamento da Agência Nacional de Telecomunicações (ANATEL) e remaneja cargos e funções de confiança.</w:t>
+        <w:t>Remaneja, em caráter temporário, cargo em comissão e funções de confiança para o Ministério das Relações Exteriores.</w:t>
       </w:r>
     </w:p>
     <w:p>
@@ -908,7 +908,364 @@
           <w:color w:val="888888"/>
           <w:sz w:val="16"/>
         </w:rPr>
-        <w:t>Alteração no regulamento de uma agência reguladora, podendo ter impacto setorial.</w:t>
+        <w:t>Remanejamento de cargos administrativos, de natureza interna.</w:t>
+      </w:r>
+    </w:p>
+    <w:p>
+      <w:pPr>
+        <w:spacing w:before="160" w:after="40"/>
+      </w:pPr>
+      <w:r>
+        <w:rPr>
+          <w:b/>
+          <w:color w:val="1A1A1A"/>
+          <w:sz w:val="22"/>
+        </w:rPr>
+        <w:t xml:space="preserve">Decreto nº 13.058, de 7.7.2026   </w:t>
+      </w:r>
+      <w:r>
+        <w:rPr>
+          <w:b/>
+          <w:color w:val="7F8C8D"/>
+          <w:sz w:val="16"/>
+        </w:rPr>
+        <w:t>[BAIXA]</w:t>
+      </w:r>
+    </w:p>
+    <w:p>
+      <w:pPr>
+        <w:spacing w:after="40"/>
+      </w:pPr>
+      <w:r>
+        <w:rPr>
+          <w:color w:val="4A4A4A"/>
+          <w:sz w:val="20"/>
+        </w:rPr>
+        <w:t>Altera o Decreto nº 11.198/2022, que aprova a Estrutura Regimental e o Quadro Demonstrativo de Cargos e Funções do Departamento Nacional de Obras Contra as Secas (DNOCS), e remaneja e transforma cargos.</w:t>
+      </w:r>
+    </w:p>
+    <w:p>
+      <w:pPr>
+        <w:spacing w:after="40"/>
+      </w:pPr>
+      <w:r>
+        <w:rPr>
+          <w:b/>
+          <w:color w:val="888888"/>
+          <w:sz w:val="18"/>
+        </w:rPr>
+        <w:t xml:space="preserve">Publicado: </w:t>
+      </w:r>
+      <w:r>
+        <w:rPr>
+          <w:color w:val="888888"/>
+          <w:sz w:val="18"/>
+        </w:rPr>
+        <w:t xml:space="preserve">2026-07-08   </w:t>
+      </w:r>
+      <w:hyperlink r:id="rId17">
+        <w:r>
+          <w:rPr>
+            <w:color w:val="1A4D2E"/>
+            <w:u w:val="single"/>
+            <w:b/>
+          </w:rPr>
+          <w:t>Acessar materia</w:t>
+        </w:r>
+      </w:hyperlink>
+    </w:p>
+    <w:p>
+      <w:pPr>
+        <w:spacing w:after="120"/>
+      </w:pPr>
+      <w:r>
+        <w:rPr>
+          <w:i/>
+          <w:color w:val="888888"/>
+          <w:sz w:val="16"/>
+        </w:rPr>
+        <w:t>Alteração de estrutura regimental e remanejamento de cargos, de natureza administrativa interna.</w:t>
+      </w:r>
+    </w:p>
+    <w:p>
+      <w:pPr>
+        <w:spacing w:before="160" w:after="40"/>
+      </w:pPr>
+      <w:r>
+        <w:rPr>
+          <w:b/>
+          <w:color w:val="1A1A1A"/>
+          <w:sz w:val="22"/>
+        </w:rPr>
+        <w:t xml:space="preserve">Decreto nº 13.057, de 7.7.2026   </w:t>
+      </w:r>
+      <w:r>
+        <w:rPr>
+          <w:b/>
+          <w:color w:val="D68910"/>
+          <w:sz w:val="16"/>
+        </w:rPr>
+        <w:t>[MÉDIA]</w:t>
+      </w:r>
+    </w:p>
+    <w:p>
+      <w:pPr>
+        <w:spacing w:after="40"/>
+      </w:pPr>
+      <w:r>
+        <w:rPr>
+          <w:color w:val="4A4A4A"/>
+          <w:sz w:val="20"/>
+        </w:rPr>
+        <w:t>Altera o Decreto nº 2.338/1997, que aprova o Regulamento da Agência Nacional de Telecomunicações (Anatel), e remaneja e transforma cargos em comissão e funções de confiança.</w:t>
+      </w:r>
+    </w:p>
+    <w:p>
+      <w:pPr>
+        <w:spacing w:after="40"/>
+      </w:pPr>
+      <w:r>
+        <w:rPr>
+          <w:b/>
+          <w:color w:val="888888"/>
+          <w:sz w:val="18"/>
+        </w:rPr>
+        <w:t xml:space="preserve">Publicado: </w:t>
+      </w:r>
+      <w:r>
+        <w:rPr>
+          <w:color w:val="888888"/>
+          <w:sz w:val="18"/>
+        </w:rPr>
+        <w:t xml:space="preserve">2026-07-08   </w:t>
+      </w:r>
+      <w:hyperlink r:id="rId18">
+        <w:r>
+          <w:rPr>
+            <w:color w:val="1A4D2E"/>
+            <w:u w:val="single"/>
+            <w:b/>
+          </w:rPr>
+          <w:t>Acessar materia</w:t>
+        </w:r>
+      </w:hyperlink>
+    </w:p>
+    <w:p>
+      <w:pPr>
+        <w:spacing w:after="120"/>
+      </w:pPr>
+      <w:r>
+        <w:rPr>
+          <w:i/>
+          <w:color w:val="888888"/>
+          <w:sz w:val="16"/>
+        </w:rPr>
+        <w:t>Alteração de regulamento de agência reguladora (Anatel) e remanejamento de cargos, com potencial impacto setorial.</w:t>
+      </w:r>
+    </w:p>
+    <w:p/>
+    <w:tbl>
+      <w:tblPr>
+        <w:tblW w:type="auto" w:w="0"/>
+        <w:tblLayout w:type="fixed"/>
+        <w:tblLook w:firstColumn="1" w:firstRow="1" w:lastColumn="0" w:lastRow="0" w:noHBand="0" w:noVBand="1" w:val="04A0"/>
+      </w:tblPr>
+      <w:tblGrid>
+        <w:gridCol w:w="9638"/>
+      </w:tblGrid>
+      <w:tr>
+        <w:tc>
+          <w:tcPr>
+            <w:tcW w:type="dxa" w:w="9638"/>
+            <w:shd w:val="clear" w:color="auto" w:fill="1A4D2E"/>
+          </w:tcPr>
+          <w:p>
+            <w:pPr>
+              <w:spacing w:before="120" w:after="40"/>
+            </w:pPr>
+            <w:r>
+              <w:rPr>
+                <w:b w:val="0"/>
+                <w:color w:val="FFFFFF"/>
+                <w:sz w:val="32"/>
+              </w:rPr>
+              <w:t>Legislação Federal</w:t>
+            </w:r>
+          </w:p>
+        </w:tc>
+      </w:tr>
+    </w:tbl>
+    <w:p>
+      <w:pPr>
+        <w:spacing w:before="240" w:after="80"/>
+      </w:pPr>
+      <w:r>
+        <w:rPr>
+          <w:b/>
+          <w:color w:val="1A4D2E"/>
+          <w:sz w:val="20"/>
+        </w:rPr>
+        <w:t>DESTAQUES DO D.O.U.</w:t>
+      </w:r>
+    </w:p>
+    <w:p>
+      <w:pPr>
+        <w:spacing w:before="0" w:after="40"/>
+        <w:pBdr>
+          <w:bottom w:val="single" w:sz="8" w:space="1" w:color="1A4D2E"/>
+        </w:pBdr>
+      </w:pPr>
+    </w:p>
+    <w:p>
+      <w:pPr>
+        <w:spacing w:before="160" w:after="40"/>
+      </w:pPr>
+      <w:r>
+        <w:rPr>
+          <w:b/>
+          <w:color w:val="1A1A1A"/>
+          <w:sz w:val="22"/>
+        </w:rPr>
+        <w:t xml:space="preserve">RETIFICAÇÃO   </w:t>
+      </w:r>
+      <w:r>
+        <w:rPr>
+          <w:b/>
+          <w:color w:val="7F8C8D"/>
+          <w:sz w:val="16"/>
+        </w:rPr>
+        <w:t>[BAIXA]</w:t>
+      </w:r>
+    </w:p>
+    <w:p>
+      <w:pPr>
+        <w:spacing w:after="40"/>
+      </w:pPr>
+      <w:r>
+        <w:rPr>
+          <w:color w:val="4A4A4A"/>
+          <w:sz w:val="20"/>
+        </w:rPr>
+        <w:t>Retificação no Decreto nº 13.015, de 10 de junho de 2026, referente às assinaturas.</w:t>
+      </w:r>
+    </w:p>
+    <w:p>
+      <w:pPr>
+        <w:spacing w:after="40"/>
+      </w:pPr>
+      <w:r>
+        <w:rPr>
+          <w:b/>
+          <w:color w:val="888888"/>
+          <w:sz w:val="18"/>
+        </w:rPr>
+        <w:t xml:space="preserve">Publicado: </w:t>
+      </w:r>
+      <w:r>
+        <w:rPr>
+          <w:color w:val="888888"/>
+          <w:sz w:val="18"/>
+        </w:rPr>
+        <w:t xml:space="preserve">2026-07-09   </w:t>
+      </w:r>
+      <w:hyperlink r:id="rId19">
+        <w:r>
+          <w:rPr>
+            <w:color w:val="1A4D2E"/>
+            <w:u w:val="single"/>
+            <w:b/>
+          </w:rPr>
+          <w:t>Acessar materia</w:t>
+        </w:r>
+      </w:hyperlink>
+    </w:p>
+    <w:p>
+      <w:pPr>
+        <w:spacing w:after="120"/>
+      </w:pPr>
+      <w:r>
+        <w:rPr>
+          <w:i/>
+          <w:color w:val="888888"/>
+          <w:sz w:val="16"/>
+        </w:rPr>
+        <w:t>Retificação de decreto anterior, de natureza administrativa.</w:t>
+      </w:r>
+    </w:p>
+    <w:p>
+      <w:pPr>
+        <w:spacing w:before="160" w:after="40"/>
+      </w:pPr>
+      <w:r>
+        <w:rPr>
+          <w:b/>
+          <w:color w:val="1A1A1A"/>
+          <w:sz w:val="22"/>
+        </w:rPr>
+        <w:t xml:space="preserve">DESPACHOS DO PRESIDENTE DA REPÚBLICA   </w:t>
+      </w:r>
+      <w:r>
+        <w:rPr>
+          <w:b/>
+          <w:color w:val="7F8C8D"/>
+          <w:sz w:val="16"/>
+        </w:rPr>
+        <w:t>[BAIXA]</w:t>
+      </w:r>
+    </w:p>
+    <w:p>
+      <w:pPr>
+        <w:spacing w:after="40"/>
+      </w:pPr>
+      <w:r>
+        <w:rPr>
+          <w:color w:val="4A4A4A"/>
+          <w:sz w:val="20"/>
+        </w:rPr>
+        <w:t>Despachos presidenciais referentes à restituição de autógrafos de Projetos de Lei ao Congresso Nacional, que se transformam nas Leis nº 15.462 e nº 15.463, de 8 de julho de 2026.</w:t>
+      </w:r>
+    </w:p>
+    <w:p>
+      <w:pPr>
+        <w:spacing w:after="40"/>
+      </w:pPr>
+      <w:r>
+        <w:rPr>
+          <w:b/>
+          <w:color w:val="888888"/>
+          <w:sz w:val="18"/>
+        </w:rPr>
+        <w:t xml:space="preserve">Publicado: </w:t>
+      </w:r>
+      <w:r>
+        <w:rPr>
+          <w:color w:val="888888"/>
+          <w:sz w:val="18"/>
+        </w:rPr>
+        <w:t xml:space="preserve">2026-07-09   </w:t>
+      </w:r>
+      <w:hyperlink r:id="rId20">
+        <w:r>
+          <w:rPr>
+            <w:color w:val="1A4D2E"/>
+            <w:u w:val="single"/>
+            <w:b/>
+          </w:rPr>
+          <w:t>Acessar materia</w:t>
+        </w:r>
+      </w:hyperlink>
+    </w:p>
+    <w:p>
+      <w:pPr>
+        <w:spacing w:after="120"/>
+      </w:pPr>
+      <w:r>
+        <w:rPr>
+          <w:i/>
+          <w:color w:val="888888"/>
+          <w:sz w:val="16"/>
+        </w:rPr>
+        <w:t>Despachos administrativos sobre o processo legislativo, sem impacto direto a clientes corporativos.</w:t>
       </w:r>
     </w:p>
     <w:p/>
@@ -974,7 +1331,83 @@
           <w:color w:val="1A1A1A"/>
           <w:sz w:val="22"/>
         </w:rPr>
-        <w:t xml:space="preserve">Workshop debate Governança dos Gastos Tributários   </w:t>
+        <w:t xml:space="preserve">Receita Federal envia comunicações a contribuintes com Selo Sintonia A+   </w:t>
+      </w:r>
+      <w:r>
+        <w:rPr>
+          <w:b/>
+          <w:color w:val="D68910"/>
+          <w:sz w:val="16"/>
+        </w:rPr>
+        <w:t>[MÉDIA]</w:t>
+      </w:r>
+    </w:p>
+    <w:p>
+      <w:pPr>
+        <w:spacing w:after="40"/>
+      </w:pPr>
+      <w:r>
+        <w:rPr>
+          <w:color w:val="4A4A4A"/>
+          <w:sz w:val="20"/>
+        </w:rPr>
+        <w:t>Público com essa classificação será informado sobre eventual existência de débitos em aberto pela Receita Federal.</w:t>
+      </w:r>
+    </w:p>
+    <w:p>
+      <w:pPr>
+        <w:spacing w:after="40"/>
+      </w:pPr>
+      <w:r>
+        <w:rPr>
+          <w:b/>
+          <w:color w:val="888888"/>
+          <w:sz w:val="18"/>
+        </w:rPr>
+        <w:t xml:space="preserve">Publicado: </w:t>
+      </w:r>
+      <w:r>
+        <w:rPr>
+          <w:color w:val="888888"/>
+          <w:sz w:val="18"/>
+        </w:rPr>
+        <w:t xml:space="preserve">2026-07-08   </w:t>
+      </w:r>
+      <w:hyperlink r:id="rId21">
+        <w:r>
+          <w:rPr>
+            <w:color w:val="1A4D2E"/>
+            <w:u w:val="single"/>
+            <w:b/>
+          </w:rPr>
+          <w:t>Acessar materia</w:t>
+        </w:r>
+      </w:hyperlink>
+    </w:p>
+    <w:p>
+      <w:pPr>
+        <w:spacing w:after="120"/>
+      </w:pPr>
+      <w:r>
+        <w:rPr>
+          <w:i/>
+          <w:color w:val="888888"/>
+          <w:sz w:val="16"/>
+        </w:rPr>
+        <w:t>Comunicações da Receita Federal sobre débitos, relevante para compliance fiscal de empresas.</w:t>
+      </w:r>
+    </w:p>
+    <w:p>
+      <w:pPr>
+        <w:spacing w:before="160" w:after="40"/>
+      </w:pPr>
+      <w:r>
+        <w:rPr>
+          <w:b/>
+          <w:color w:val="1A1A1A"/>
+          <w:sz w:val="22"/>
+        </w:rPr>
+        <w:t xml:space="preserve">Receita Federal divulga orientações sobre Adicional da CSLL prevista nas Regras GloBE   </w:t>
       </w:r>
       <w:r>
         <w:rPr>
@@ -994,7 +1427,7 @@
           <w:color w:val="4A4A4A"/>
           <w:sz w:val="20"/>
         </w:rPr>
-        <w:t>Evento reuniu representantes para discutir contribuições à regulamentação da Lei Complementar nº 224/2025 e ao fortalecimento da governança dos gastos tributários.</w:t>
+        <w:t>Entidades constituintes devem atentar para normas sobre o pagamento, prestação de informações na DCTFWeb e entrega da obrigação acessória, conforme as Regras GloBE.</w:t>
       </w:r>
     </w:p>
     <w:p>
@@ -1014,7 +1447,7 @@
           <w:color w:val="888888"/>
           <w:sz w:val="18"/>
         </w:rPr>
-        <w:t xml:space="preserve">2026-07-07   </w:t>
+        <w:t xml:space="preserve">2026-07-08   </w:t>
       </w:r>
       <w:hyperlink r:id="rId9">
         <w:r>
@@ -1037,7 +1470,7 @@
           <w:color w:val="888888"/>
           <w:sz w:val="16"/>
         </w:rPr>
-        <w:t>Discussão sobre regulamentação de lei complementar e governança tributária, com potencial impacto em políticas fiscais.</w:t>
+        <w:t>Orientações sobre adicional da CSLL e regras GloBE, com impacto direto em empresas e obrigações fiscais.</w:t>
       </w:r>
     </w:p>
     <w:p>
@@ -1050,7 +1483,7 @@
           <w:color w:val="1A1A1A"/>
           <w:sz w:val="22"/>
         </w:rPr>
-        <w:t xml:space="preserve">Consulta sobre a restituição automática (cashback) pode ser feita a partir desta quarta (8/7) no site da Receita   </w:t>
+        <w:t xml:space="preserve">Ação integrada combate organização criminosa responsável pela exploração de bets ilegais na Paraíba   </w:t>
       </w:r>
       <w:r>
         <w:rPr>
@@ -1070,7 +1503,7 @@
           <w:color w:val="4A4A4A"/>
           <w:sz w:val="20"/>
         </w:rPr>
-        <w:t>Informação sobre a consulta da restituição automática (cashback) do IRPF, com pagamento previsto para 15/7.</w:t>
+        <w:t>Operação conjunta resultou no bloqueio de R$ 100 milhões em combate à exploração de apostas ilegais na Paraíba.</w:t>
       </w:r>
     </w:p>
     <w:p>
@@ -1090,9 +1523,9 @@
           <w:color w:val="888888"/>
           <w:sz w:val="18"/>
         </w:rPr>
-        <w:t xml:space="preserve">2026-07-07   </w:t>
+        <w:t xml:space="preserve">2026-07-08   </w:t>
       </w:r>
-      <w:hyperlink r:id="rId17">
+      <w:hyperlink r:id="rId22">
         <w:r>
           <w:rPr>
             <w:color w:val="1A4D2E"/>
@@ -1113,7 +1546,7 @@
           <w:color w:val="888888"/>
           <w:sz w:val="16"/>
         </w:rPr>
-        <w:t>Comunicado sobre serviço público com impacto direto em contribuintes e empresas.</w:t>
+        <w:t>Notícia sobre operação de combate a crimes financeiros, relevante para o ambiente de negócios e compliance.</w:t>
       </w:r>
     </w:p>
     <w:p/>
@@ -1166,7 +1599,7 @@
           <w:color w:val="4A4A4A"/>
           <w:sz w:val="18"/>
         </w:rPr>
-        <w:t>MME | Notícias - Nenhuma publicação encontrada na janela temporal.</w:t>
+        <w:t>B3 | Ofícios e Comunicados - Nenhuma publicação encontrada na janela temporal.</w:t>
       </w:r>
     </w:p>
     <w:p>
@@ -1178,7 +1611,31 @@
           <w:color w:val="4A4A4A"/>
           <w:sz w:val="18"/>
         </w:rPr>
-        <w:t>ONS | Notícias - A fonte explicitamente indica 'Nenhum item encontrado' para o período.</w:t>
+        <w:t>ANP | Notícias - Nenhuma publicação encontrada na janela temporal.</w:t>
+      </w:r>
+    </w:p>
+    <w:p>
+      <w:pPr>
+        <w:pStyle w:val="ListBullet"/>
+      </w:pPr>
+      <w:r>
+        <w:rPr>
+          <w:color w:val="4A4A4A"/>
+          <w:sz w:val="18"/>
+        </w:rPr>
+        <w:t>ONS | Notícias - Nenhuma publicação encontrada na janela temporal.</w:t>
+      </w:r>
+    </w:p>
+    <w:p>
+      <w:pPr>
+        <w:pStyle w:val="ListBullet"/>
+      </w:pPr>
+      <w:r>
+        <w:rPr>
+          <w:color w:val="4A4A4A"/>
+          <w:sz w:val="18"/>
+        </w:rPr>
+        <w:t>ANEEL | Últimas Notícias - Nenhuma publicação encontrada na janela temporal.</w:t>
       </w:r>
     </w:p>
     <w:p>
@@ -1202,7 +1659,7 @@
           <w:color w:val="4A4A4A"/>
           <w:sz w:val="18"/>
         </w:rPr>
-        <w:t>Ministério da Agricultura | Notícias - Nenhuma publicação encontrada na janela temporal.</w:t>
+        <w:t>COAF | Notícias - Nenhuma publicação encontrada na janela temporal.</w:t>
       </w:r>
     </w:p>
     <w:p>
@@ -1214,7 +1671,19 @@
           <w:color w:val="4A4A4A"/>
           <w:sz w:val="18"/>
         </w:rPr>
-        <w:t>COAF | Notícias - Nenhuma publicação encontrada na janela temporal.</w:t>
+        <w:t>INPI | Notícias - A única publicação recente está fora da janela temporal (após 2026-07-09T10:51).</w:t>
+      </w:r>
+    </w:p>
+    <w:p>
+      <w:pPr>
+        <w:pStyle w:val="ListBullet"/>
+      </w:pPr>
+      <w:r>
+        <w:rPr>
+          <w:color w:val="4A4A4A"/>
+          <w:sz w:val="18"/>
+        </w:rPr>
+        <w:t>ANM | Notícias - A única publicação recente está fora da janela temporal (após 2026-07-09T10:51).</w:t>
       </w:r>
     </w:p>
     <w:p>
@@ -1236,7 +1705,7 @@
           <w:color w:val="4A4A4A"/>
           <w:sz w:val="18"/>
         </w:rPr>
-        <w:t>Receita Federal | Normas - A página contém apenas filtros de busca e não exibe resultados de normas diretamente.</w:t>
+        <w:t>Receita Federal | Normas - A fonte é uma interface de busca e não apresenta conteúdo recente diretamente extraível.</w:t>
       </w:r>
     </w:p>
     <w:p>
@@ -1258,7 +1727,7 @@
           <w:color w:val="4A4A4A"/>
           <w:sz w:val="18"/>
         </w:rPr>
-        <w:t>CGU | Notícias - Conteúdo restrito, requer autenticação para visualização.</w:t>
+        <w:t>CGU | Notícias - Conteúdo restrito, requer autenticação.</w:t>
       </w:r>
     </w:p>
     <w:p>
@@ -1270,19 +1739,7 @@
           <w:color w:val="4A4A4A"/>
           <w:sz w:val="18"/>
         </w:rPr>
-        <w:t>Ministério do Meio Ambiente | Notícias - Conteúdo restrito, requer autenticação para visualização.</w:t>
-      </w:r>
-    </w:p>
-    <w:p>
-      <w:pPr>
-        <w:pStyle w:val="ListBullet"/>
-      </w:pPr>
-      <w:r>
-        <w:rPr>
-          <w:color w:val="4A4A4A"/>
-          <w:sz w:val="18"/>
-        </w:rPr>
-        <w:t>SENACON | Notícias - Conteúdo restrito, requer autenticação para visualização.</w:t>
+        <w:t>Ministério do Meio Ambiente | Notícias - Conteúdo restrito, requer autenticação.</w:t>
       </w:r>
     </w:p>
     <w:p/>
@@ -1330,7 +1787,7 @@
           <w:color w:val="888888"/>
           <w:sz w:val="16"/>
         </w:rPr>
-        <w:t>Janela analisada: 2026-07-07T00:00 ate 2026-07-08T09:22</w:t>
+        <w:t>Janela analisada: 2026-07-08T00:00 ate 2026-07-09T10:51</w:t>
       </w:r>
     </w:p>
     <w:sectPr>

--- a/output/boletim_trabalhista.docx
+++ b/output/boletim_trabalhista.docx
@@ -52,7 +52,7 @@
                 <w:color w:val="FFFFFF"/>
                 <w:sz w:val="28"/>
               </w:rPr>
-              <w:t>9 de julho de 2026</w:t>
+              <w:t>10 de julho de 2026</w:t>
             </w:r>
           </w:p>
         </w:tc>
@@ -87,7 +87,7 @@
                 <w:color w:val="1A4D2E"/>
                 <w:sz w:val="56"/>
               </w:rPr>
-              <w:t>14</w:t>
+              <w:t>0</w:t>
             </w:r>
           </w:p>
         </w:tc>
@@ -106,7 +106,7 @@
                 <w:color w:val="C0392B"/>
                 <w:sz w:val="56"/>
               </w:rPr>
-              <w:t>1</w:t>
+              <w:t>0</w:t>
             </w:r>
           </w:p>
         </w:tc>
@@ -125,7 +125,7 @@
                 <w:color w:val="D68910"/>
                 <w:sz w:val="56"/>
               </w:rPr>
-              <w:t>5</w:t>
+              <w:t>0</w:t>
             </w:r>
           </w:p>
         </w:tc>
@@ -144,7 +144,7 @@
                 <w:color w:val="7F8C8D"/>
                 <w:sz w:val="56"/>
               </w:rPr>
-              <w:t>8</w:t>
+              <w:t>0</w:t>
             </w:r>
           </w:p>
         </w:tc>
@@ -225,1521 +225,29 @@
       </w:tr>
     </w:tbl>
     <w:p/>
-    <w:tbl>
-      <w:tblPr>
-        <w:tblW w:type="auto" w:w="0"/>
-        <w:tblLayout w:type="fixed"/>
-        <w:tblLook w:firstColumn="1" w:firstRow="1" w:lastColumn="0" w:lastRow="0" w:noHBand="0" w:noVBand="1" w:val="04A0"/>
-      </w:tblPr>
-      <w:tblGrid>
-        <w:gridCol w:w="9638"/>
-      </w:tblGrid>
-      <w:tr>
-        <w:tc>
-          <w:tcPr>
-            <w:tcW w:type="dxa" w:w="9638"/>
-            <w:shd w:val="clear" w:color="auto" w:fill="1A4D2E"/>
-          </w:tcPr>
-          <w:p>
-            <w:pPr>
-              <w:spacing w:before="120" w:after="40"/>
-            </w:pPr>
-            <w:r>
-              <w:rPr>
-                <w:b w:val="0"/>
-                <w:color w:val="FFFFFF"/>
-                <w:sz w:val="32"/>
-              </w:rPr>
-              <w:t>Destaques do dia</w:t>
-            </w:r>
-          </w:p>
-          <w:p>
-            <w:pPr>
-              <w:spacing w:after="120"/>
-            </w:pPr>
-            <w:r>
-              <w:rPr>
-                <w:color w:val="A8D8B9"/>
-                <w:sz w:val="18"/>
-              </w:rPr>
-              <w:t>Selecionados por alta relevancia</w:t>
-            </w:r>
-          </w:p>
-        </w:tc>
-      </w:tr>
-    </w:tbl>
-    <w:tbl>
-      <w:tblPr>
-        <w:tblW w:type="auto" w:w="0"/>
-        <w:tblLayout w:type="fixed"/>
-        <w:tblLook w:firstColumn="1" w:firstRow="1" w:lastColumn="0" w:lastRow="0" w:noHBand="0" w:noVBand="1" w:val="04A0"/>
-      </w:tblPr>
-      <w:tblGrid>
-        <w:gridCol w:w="9638"/>
-      </w:tblGrid>
-      <w:tr>
-        <w:tc>
-          <w:tcPr>
-            <w:tcW w:type="dxa" w:w="9638"/>
-            <w:shd w:val="clear" w:color="auto" w:fill="F0F7F2"/>
-          </w:tcPr>
-          <w:p>
-            <w:pPr>
-              <w:spacing w:before="120" w:after="40"/>
-            </w:pPr>
-            <w:r>
-              <w:rPr>
-                <w:b/>
-                <w:color w:val="1A4D2E"/>
-                <w:sz w:val="16"/>
-              </w:rPr>
-              <w:t>MINISTÉRIO DA FAZENDA | NOTÍCIAS</w:t>
-            </w:r>
-          </w:p>
-          <w:p>
-            <w:pPr>
-              <w:spacing w:after="40"/>
-            </w:pPr>
-            <w:hyperlink r:id="rId9">
-              <w:r>
-                <w:rPr>
-                  <w:color w:val="1A1A1A"/>
-                  <w:u w:val="single"/>
-                  <w:b/>
-                </w:rPr>
-                <w:t>Receita Federal divulga orientações sobre Adicional da CSLL prevista nas Regras GloBE</w:t>
-              </w:r>
-            </w:hyperlink>
-          </w:p>
-          <w:p>
-            <w:pPr>
-              <w:spacing w:after="120"/>
-            </w:pPr>
-            <w:r>
-              <w:rPr>
-                <w:color w:val="4A4A4A"/>
-                <w:sz w:val="18"/>
-              </w:rPr>
-              <w:t>Entidades constituintes devem atentar para normas sobre o pagamento, prestação de informações na DCTFWeb e entrega da obrigação acessória, conforme as Regras GloBE.</w:t>
-            </w:r>
-          </w:p>
-        </w:tc>
-      </w:tr>
-    </w:tbl>
-    <w:p/>
-    <w:tbl>
-      <w:tblPr>
-        <w:tblW w:type="auto" w:w="0"/>
-        <w:tblLayout w:type="fixed"/>
-        <w:tblLook w:firstColumn="1" w:firstRow="1" w:lastColumn="0" w:lastRow="0" w:noHBand="0" w:noVBand="1" w:val="04A0"/>
-      </w:tblPr>
-      <w:tblGrid>
-        <w:gridCol w:w="9638"/>
-      </w:tblGrid>
-      <w:tr>
-        <w:tc>
-          <w:tcPr>
-            <w:tcW w:type="dxa" w:w="9638"/>
-            <w:shd w:val="clear" w:color="auto" w:fill="1A4D2E"/>
-          </w:tcPr>
-          <w:p>
-            <w:pPr>
-              <w:spacing w:before="120" w:after="40"/>
-            </w:pPr>
-            <w:r>
-              <w:rPr>
-                <w:b w:val="0"/>
-                <w:color w:val="FFFFFF"/>
-                <w:sz w:val="32"/>
-              </w:rPr>
-              <w:t>Legislacao Federal</w:t>
-            </w:r>
-          </w:p>
-        </w:tc>
-      </w:tr>
-    </w:tbl>
     <w:p>
       <w:pPr>
-        <w:spacing w:before="240" w:after="80"/>
+        <w:jc w:val="center"/>
       </w:pPr>
       <w:r>
         <w:rPr>
-          <w:b/>
-          <w:color w:val="1A4D2E"/>
-          <w:sz w:val="20"/>
+          <w:color w:val="888888"/>
+          <w:sz w:val="24"/>
         </w:rPr>
-        <w:t>PLANALTO | RESENHA DIARIA</w:t>
+        <w:t>Nao ha itens para este boletim na janela temporal atual.</w:t>
       </w:r>
     </w:p>
     <w:p>
       <w:pPr>
-        <w:spacing w:before="0" w:after="40"/>
-        <w:pBdr>
-          <w:bottom w:val="single" w:sz="8" w:space="1" w:color="1A4D2E"/>
-        </w:pBdr>
-      </w:pPr>
-    </w:p>
-    <w:p>
-      <w:pPr>
-        <w:spacing w:before="160" w:after="40"/>
-      </w:pPr>
-      <w:r>
-        <w:rPr>
-          <w:b/>
-          <w:color w:val="1A1A1A"/>
-          <w:sz w:val="22"/>
-        </w:rPr>
-        <w:t xml:space="preserve">Lei nº 15.463, de 8.7.2026   </w:t>
-      </w:r>
-      <w:r>
-        <w:rPr>
-          <w:b/>
-          <w:color w:val="7F8C8D"/>
-          <w:sz w:val="16"/>
-        </w:rPr>
-        <w:t>[BAIXA]</w:t>
-      </w:r>
-    </w:p>
-    <w:p>
-      <w:pPr>
-        <w:spacing w:after="40"/>
-      </w:pPr>
-      <w:r>
-        <w:rPr>
-          <w:color w:val="4A4A4A"/>
-          <w:sz w:val="20"/>
-        </w:rPr>
-        <w:t>Institui o Dia Nacional dos Congados e Reinados, a ser comemorado anualmente em 7 de outubro.</w:t>
-      </w:r>
-    </w:p>
-    <w:p>
-      <w:pPr>
-        <w:spacing w:after="40"/>
-      </w:pPr>
-      <w:r>
-        <w:rPr>
-          <w:b/>
-          <w:color w:val="888888"/>
-          <w:sz w:val="18"/>
-        </w:rPr>
-        <w:t xml:space="preserve">Publicado: </w:t>
-      </w:r>
-      <w:r>
-        <w:rPr>
-          <w:color w:val="888888"/>
-          <w:sz w:val="18"/>
-        </w:rPr>
-        <w:t xml:space="preserve">2026-07-09   </w:t>
-      </w:r>
-      <w:hyperlink r:id="rId10">
-        <w:r>
-          <w:rPr>
-            <w:color w:val="1A4D2E"/>
-            <w:u w:val="single"/>
-            <w:b/>
-          </w:rPr>
-          <w:t>Acessar materia</w:t>
-        </w:r>
-      </w:hyperlink>
-    </w:p>
-    <w:p>
-      <w:pPr>
-        <w:spacing w:after="120"/>
+        <w:jc w:val="center"/>
       </w:pPr>
       <w:r>
         <w:rPr>
           <w:i/>
           <w:color w:val="888888"/>
-          <w:sz w:val="16"/>
-        </w:rPr>
-        <w:t>Institui data comemorativa, sem impacto direto a clientes corporativos.</w:t>
-      </w:r>
-    </w:p>
-    <w:p>
-      <w:pPr>
-        <w:spacing w:before="160" w:after="40"/>
-      </w:pPr>
-      <w:r>
-        <w:rPr>
-          <w:b/>
-          <w:color w:val="1A1A1A"/>
-          <w:sz w:val="22"/>
-        </w:rPr>
-        <w:t xml:space="preserve">Lei nº 15.462, de 8.7.2026   </w:t>
-      </w:r>
-      <w:r>
-        <w:rPr>
-          <w:b/>
-          <w:color w:val="D68910"/>
-          <w:sz w:val="16"/>
-        </w:rPr>
-        <w:t>[MÉDIA]</w:t>
-      </w:r>
-    </w:p>
-    <w:p>
-      <w:pPr>
-        <w:spacing w:after="40"/>
-      </w:pPr>
-      <w:r>
-        <w:rPr>
-          <w:color w:val="4A4A4A"/>
           <w:sz w:val="20"/>
         </w:rPr>
-        <w:t>Altera a Lei de Diretrizes e Bases da Educação Nacional (Lei nº 9.394/1996) para especificar atividades de aperfeiçoamento profissional continuado dos profissionais da educação básica pública.</w:t>
-      </w:r>
-    </w:p>
-    <w:p>
-      <w:pPr>
-        <w:spacing w:after="40"/>
-      </w:pPr>
-      <w:r>
-        <w:rPr>
-          <w:b/>
-          <w:color w:val="888888"/>
-          <w:sz w:val="18"/>
-        </w:rPr>
-        <w:t xml:space="preserve">Publicado: </w:t>
-      </w:r>
-      <w:r>
-        <w:rPr>
-          <w:color w:val="888888"/>
-          <w:sz w:val="18"/>
-        </w:rPr>
-        <w:t xml:space="preserve">2026-07-09   </w:t>
-      </w:r>
-      <w:hyperlink r:id="rId11">
-        <w:r>
-          <w:rPr>
-            <w:color w:val="1A4D2E"/>
-            <w:u w:val="single"/>
-            <w:b/>
-          </w:rPr>
-          <w:t>Acessar materia</w:t>
-        </w:r>
-      </w:hyperlink>
-    </w:p>
-    <w:p>
-      <w:pPr>
-        <w:spacing w:after="120"/>
-      </w:pPr>
-      <w:r>
-        <w:rPr>
-          <w:i/>
-          <w:color w:val="888888"/>
-          <w:sz w:val="16"/>
-        </w:rPr>
-        <w:t>Alteração de legislação educacional com impacto em profissionais da educação.</w:t>
-      </w:r>
-    </w:p>
-    <w:p>
-      <w:pPr>
-        <w:spacing w:before="160" w:after="40"/>
-      </w:pPr>
-      <w:r>
-        <w:rPr>
-          <w:b/>
-          <w:color w:val="1A1A1A"/>
-          <w:sz w:val="22"/>
-        </w:rPr>
-        <w:t xml:space="preserve">Lei nº 15.461, de 7.7.2026   </w:t>
-      </w:r>
-      <w:r>
-        <w:rPr>
-          <w:b/>
-          <w:color w:val="7F8C8D"/>
-          <w:sz w:val="16"/>
-        </w:rPr>
-        <w:t>[BAIXA]</w:t>
-      </w:r>
-    </w:p>
-    <w:p>
-      <w:pPr>
-        <w:spacing w:after="40"/>
-      </w:pPr>
-      <w:r>
-        <w:rPr>
-          <w:color w:val="4A4A4A"/>
-          <w:sz w:val="20"/>
-        </w:rPr>
-        <w:t>Confere o título de Capital Nacional da Maior Onda do Brasil ao Município de Jaguaruna, no Estado de Santa Catarina.</w:t>
-      </w:r>
-    </w:p>
-    <w:p>
-      <w:pPr>
-        <w:spacing w:after="40"/>
-      </w:pPr>
-      <w:r>
-        <w:rPr>
-          <w:b/>
-          <w:color w:val="888888"/>
-          <w:sz w:val="18"/>
-        </w:rPr>
-        <w:t xml:space="preserve">Publicado: </w:t>
-      </w:r>
-      <w:r>
-        <w:rPr>
-          <w:color w:val="888888"/>
-          <w:sz w:val="18"/>
-        </w:rPr>
-        <w:t xml:space="preserve">2026-07-08   </w:t>
-      </w:r>
-      <w:hyperlink r:id="rId12">
-        <w:r>
-          <w:rPr>
-            <w:color w:val="1A4D2E"/>
-            <w:u w:val="single"/>
-            <w:b/>
-          </w:rPr>
-          <w:t>Acessar materia</w:t>
-        </w:r>
-      </w:hyperlink>
-    </w:p>
-    <w:p>
-      <w:pPr>
-        <w:spacing w:after="120"/>
-      </w:pPr>
-      <w:r>
-        <w:rPr>
-          <w:i/>
-          <w:color w:val="888888"/>
-          <w:sz w:val="16"/>
-        </w:rPr>
-        <w:t>Confere título honorífico a município, sem impacto direto a clientes corporativos.</w:t>
-      </w:r>
-    </w:p>
-    <w:p>
-      <w:pPr>
-        <w:spacing w:before="160" w:after="40"/>
-      </w:pPr>
-      <w:r>
-        <w:rPr>
-          <w:b/>
-          <w:color w:val="1A1A1A"/>
-          <w:sz w:val="22"/>
-        </w:rPr>
-        <w:t xml:space="preserve">Lei nº 15.460, de 7.7.2026   </w:t>
-      </w:r>
-      <w:r>
-        <w:rPr>
-          <w:b/>
-          <w:color w:val="7F8C8D"/>
-          <w:sz w:val="16"/>
-        </w:rPr>
-        <w:t>[BAIXA]</w:t>
-      </w:r>
-    </w:p>
-    <w:p>
-      <w:pPr>
-        <w:spacing w:after="40"/>
-      </w:pPr>
-      <w:r>
-        <w:rPr>
-          <w:color w:val="4A4A4A"/>
-          <w:sz w:val="20"/>
-        </w:rPr>
-        <w:t>Institui o Dia Nacional do Vinho, a ser comemorado no primeiro domingo do mês de junho.</w:t>
-      </w:r>
-    </w:p>
-    <w:p>
-      <w:pPr>
-        <w:spacing w:after="40"/>
-      </w:pPr>
-      <w:r>
-        <w:rPr>
-          <w:b/>
-          <w:color w:val="888888"/>
-          <w:sz w:val="18"/>
-        </w:rPr>
-        <w:t xml:space="preserve">Publicado: </w:t>
-      </w:r>
-      <w:r>
-        <w:rPr>
-          <w:color w:val="888888"/>
-          <w:sz w:val="18"/>
-        </w:rPr>
-        <w:t xml:space="preserve">2026-07-08   </w:t>
-      </w:r>
-      <w:hyperlink r:id="rId13">
-        <w:r>
-          <w:rPr>
-            <w:color w:val="1A4D2E"/>
-            <w:u w:val="single"/>
-            <w:b/>
-          </w:rPr>
-          <w:t>Acessar materia</w:t>
-        </w:r>
-      </w:hyperlink>
-    </w:p>
-    <w:p>
-      <w:pPr>
-        <w:spacing w:after="120"/>
-      </w:pPr>
-      <w:r>
-        <w:rPr>
-          <w:i/>
-          <w:color w:val="888888"/>
-          <w:sz w:val="16"/>
-        </w:rPr>
-        <w:t>Institui data comemorativa, sem impacto direto a clientes corporativos.</w:t>
-      </w:r>
-    </w:p>
-    <w:p>
-      <w:pPr>
-        <w:spacing w:before="160" w:after="40"/>
-      </w:pPr>
-      <w:r>
-        <w:rPr>
-          <w:b/>
-          <w:color w:val="1A1A1A"/>
-          <w:sz w:val="22"/>
-        </w:rPr>
-        <w:t xml:space="preserve">Lei nº 15.459, de 7.7.2026   </w:t>
-      </w:r>
-      <w:r>
-        <w:rPr>
-          <w:b/>
-          <w:color w:val="D68910"/>
-          <w:sz w:val="16"/>
-        </w:rPr>
-        <w:t>[MÉDIA]</w:t>
-      </w:r>
-    </w:p>
-    <w:p>
-      <w:pPr>
-        <w:spacing w:after="40"/>
-      </w:pPr>
-      <w:r>
-        <w:rPr>
-          <w:color w:val="4A4A4A"/>
-          <w:sz w:val="20"/>
-        </w:rPr>
-        <w:t>Altera a Lei nº 7.405, de 12 de novembro de 1985, para estabelecer a utilização do Símbolo Internacional de Acessibilidade.</w:t>
-      </w:r>
-    </w:p>
-    <w:p>
-      <w:pPr>
-        <w:spacing w:after="40"/>
-      </w:pPr>
-      <w:r>
-        <w:rPr>
-          <w:b/>
-          <w:color w:val="888888"/>
-          <w:sz w:val="18"/>
-        </w:rPr>
-        <w:t xml:space="preserve">Publicado: </w:t>
-      </w:r>
-      <w:r>
-        <w:rPr>
-          <w:color w:val="888888"/>
-          <w:sz w:val="18"/>
-        </w:rPr>
-        <w:t xml:space="preserve">2026-07-08   </w:t>
-      </w:r>
-      <w:hyperlink r:id="rId14">
-        <w:r>
-          <w:rPr>
-            <w:color w:val="1A4D2E"/>
-            <w:u w:val="single"/>
-            <w:b/>
-          </w:rPr>
-          <w:t>Acessar materia</w:t>
-        </w:r>
-      </w:hyperlink>
-    </w:p>
-    <w:p>
-      <w:pPr>
-        <w:spacing w:after="120"/>
-      </w:pPr>
-      <w:r>
-        <w:rPr>
-          <w:i/>
-          <w:color w:val="888888"/>
-          <w:sz w:val="16"/>
-        </w:rPr>
-        <w:t>Alteração de lei para estabelecer símbolo de acessibilidade, com potencial impacto em infraestrutura e serviços.</w:t>
-      </w:r>
-    </w:p>
-    <w:p>
-      <w:pPr>
-        <w:spacing w:before="160" w:after="40"/>
-      </w:pPr>
-      <w:r>
-        <w:rPr>
-          <w:b/>
-          <w:color w:val="1A1A1A"/>
-          <w:sz w:val="22"/>
-        </w:rPr>
-        <w:t xml:space="preserve">Decreto nº 13.060, de 7.7.2026   </w:t>
-      </w:r>
-      <w:r>
-        <w:rPr>
-          <w:b/>
-          <w:color w:val="7F8C8D"/>
-          <w:sz w:val="16"/>
-        </w:rPr>
-        <w:t>[BAIXA]</w:t>
-      </w:r>
-    </w:p>
-    <w:p>
-      <w:pPr>
-        <w:spacing w:after="40"/>
-      </w:pPr>
-      <w:r>
-        <w:rPr>
-          <w:color w:val="4A4A4A"/>
-          <w:sz w:val="20"/>
-        </w:rPr>
-        <w:t>Altera o Decreto nº 10.172/2019 para modificar a composição do Conselho Fiscal do Serviço Autônomo Embratur – Agência Brasileira de Promoção Internacional do Turismo.</w:t>
-      </w:r>
-    </w:p>
-    <w:p>
-      <w:pPr>
-        <w:spacing w:after="40"/>
-      </w:pPr>
-      <w:r>
-        <w:rPr>
-          <w:b/>
-          <w:color w:val="888888"/>
-          <w:sz w:val="18"/>
-        </w:rPr>
-        <w:t xml:space="preserve">Publicado: </w:t>
-      </w:r>
-      <w:r>
-        <w:rPr>
-          <w:color w:val="888888"/>
-          <w:sz w:val="18"/>
-        </w:rPr>
-        <w:t xml:space="preserve">2026-07-08   </w:t>
-      </w:r>
-      <w:hyperlink r:id="rId15">
-        <w:r>
-          <w:rPr>
-            <w:color w:val="1A4D2E"/>
-            <w:u w:val="single"/>
-            <w:b/>
-          </w:rPr>
-          <w:t>Acessar materia</w:t>
-        </w:r>
-      </w:hyperlink>
-    </w:p>
-    <w:p>
-      <w:pPr>
-        <w:spacing w:after="120"/>
-      </w:pPr>
-      <w:r>
-        <w:rPr>
-          <w:i/>
-          <w:color w:val="888888"/>
-          <w:sz w:val="16"/>
-        </w:rPr>
-        <w:t>Alteração de composição de conselho fiscal de autarquia, de natureza administrativa interna.</w:t>
-      </w:r>
-    </w:p>
-    <w:p>
-      <w:pPr>
-        <w:spacing w:before="160" w:after="40"/>
-      </w:pPr>
-      <w:r>
-        <w:rPr>
-          <w:b/>
-          <w:color w:val="1A1A1A"/>
-          <w:sz w:val="22"/>
-        </w:rPr>
-        <w:t xml:space="preserve">Decreto nº 13.059, de 7.7.2026   </w:t>
-      </w:r>
-      <w:r>
-        <w:rPr>
-          <w:b/>
-          <w:color w:val="7F8C8D"/>
-          <w:sz w:val="16"/>
-        </w:rPr>
-        <w:t>[BAIXA]</w:t>
-      </w:r>
-    </w:p>
-    <w:p>
-      <w:pPr>
-        <w:spacing w:after="40"/>
-      </w:pPr>
-      <w:r>
-        <w:rPr>
-          <w:color w:val="4A4A4A"/>
-          <w:sz w:val="20"/>
-        </w:rPr>
-        <w:t>Remaneja, em caráter temporário, cargo em comissão e funções de confiança para o Ministério das Relações Exteriores.</w:t>
-      </w:r>
-    </w:p>
-    <w:p>
-      <w:pPr>
-        <w:spacing w:after="40"/>
-      </w:pPr>
-      <w:r>
-        <w:rPr>
-          <w:b/>
-          <w:color w:val="888888"/>
-          <w:sz w:val="18"/>
-        </w:rPr>
-        <w:t xml:space="preserve">Publicado: </w:t>
-      </w:r>
-      <w:r>
-        <w:rPr>
-          <w:color w:val="888888"/>
-          <w:sz w:val="18"/>
-        </w:rPr>
-        <w:t xml:space="preserve">2026-07-08   </w:t>
-      </w:r>
-      <w:hyperlink r:id="rId16">
-        <w:r>
-          <w:rPr>
-            <w:color w:val="1A4D2E"/>
-            <w:u w:val="single"/>
-            <w:b/>
-          </w:rPr>
-          <w:t>Acessar materia</w:t>
-        </w:r>
-      </w:hyperlink>
-    </w:p>
-    <w:p>
-      <w:pPr>
-        <w:spacing w:after="120"/>
-      </w:pPr>
-      <w:r>
-        <w:rPr>
-          <w:i/>
-          <w:color w:val="888888"/>
-          <w:sz w:val="16"/>
-        </w:rPr>
-        <w:t>Remanejamento de cargos administrativos, de natureza interna.</w:t>
-      </w:r>
-    </w:p>
-    <w:p>
-      <w:pPr>
-        <w:spacing w:before="160" w:after="40"/>
-      </w:pPr>
-      <w:r>
-        <w:rPr>
-          <w:b/>
-          <w:color w:val="1A1A1A"/>
-          <w:sz w:val="22"/>
-        </w:rPr>
-        <w:t xml:space="preserve">Decreto nº 13.058, de 7.7.2026   </w:t>
-      </w:r>
-      <w:r>
-        <w:rPr>
-          <w:b/>
-          <w:color w:val="7F8C8D"/>
-          <w:sz w:val="16"/>
-        </w:rPr>
-        <w:t>[BAIXA]</w:t>
-      </w:r>
-    </w:p>
-    <w:p>
-      <w:pPr>
-        <w:spacing w:after="40"/>
-      </w:pPr>
-      <w:r>
-        <w:rPr>
-          <w:color w:val="4A4A4A"/>
-          <w:sz w:val="20"/>
-        </w:rPr>
-        <w:t>Altera o Decreto nº 11.198/2022, que aprova a Estrutura Regimental e o Quadro Demonstrativo de Cargos e Funções do Departamento Nacional de Obras Contra as Secas (DNOCS), e remaneja e transforma cargos.</w:t>
-      </w:r>
-    </w:p>
-    <w:p>
-      <w:pPr>
-        <w:spacing w:after="40"/>
-      </w:pPr>
-      <w:r>
-        <w:rPr>
-          <w:b/>
-          <w:color w:val="888888"/>
-          <w:sz w:val="18"/>
-        </w:rPr>
-        <w:t xml:space="preserve">Publicado: </w:t>
-      </w:r>
-      <w:r>
-        <w:rPr>
-          <w:color w:val="888888"/>
-          <w:sz w:val="18"/>
-        </w:rPr>
-        <w:t xml:space="preserve">2026-07-08   </w:t>
-      </w:r>
-      <w:hyperlink r:id="rId17">
-        <w:r>
-          <w:rPr>
-            <w:color w:val="1A4D2E"/>
-            <w:u w:val="single"/>
-            <w:b/>
-          </w:rPr>
-          <w:t>Acessar materia</w:t>
-        </w:r>
-      </w:hyperlink>
-    </w:p>
-    <w:p>
-      <w:pPr>
-        <w:spacing w:after="120"/>
-      </w:pPr>
-      <w:r>
-        <w:rPr>
-          <w:i/>
-          <w:color w:val="888888"/>
-          <w:sz w:val="16"/>
-        </w:rPr>
-        <w:t>Alteração de estrutura regimental e remanejamento de cargos, de natureza administrativa interna.</w:t>
-      </w:r>
-    </w:p>
-    <w:p>
-      <w:pPr>
-        <w:spacing w:before="160" w:after="40"/>
-      </w:pPr>
-      <w:r>
-        <w:rPr>
-          <w:b/>
-          <w:color w:val="1A1A1A"/>
-          <w:sz w:val="22"/>
-        </w:rPr>
-        <w:t xml:space="preserve">Decreto nº 13.057, de 7.7.2026   </w:t>
-      </w:r>
-      <w:r>
-        <w:rPr>
-          <w:b/>
-          <w:color w:val="D68910"/>
-          <w:sz w:val="16"/>
-        </w:rPr>
-        <w:t>[MÉDIA]</w:t>
-      </w:r>
-    </w:p>
-    <w:p>
-      <w:pPr>
-        <w:spacing w:after="40"/>
-      </w:pPr>
-      <w:r>
-        <w:rPr>
-          <w:color w:val="4A4A4A"/>
-          <w:sz w:val="20"/>
-        </w:rPr>
-        <w:t>Altera o Decreto nº 2.338/1997, que aprova o Regulamento da Agência Nacional de Telecomunicações (Anatel), e remaneja e transforma cargos em comissão e funções de confiança.</w:t>
-      </w:r>
-    </w:p>
-    <w:p>
-      <w:pPr>
-        <w:spacing w:after="40"/>
-      </w:pPr>
-      <w:r>
-        <w:rPr>
-          <w:b/>
-          <w:color w:val="888888"/>
-          <w:sz w:val="18"/>
-        </w:rPr>
-        <w:t xml:space="preserve">Publicado: </w:t>
-      </w:r>
-      <w:r>
-        <w:rPr>
-          <w:color w:val="888888"/>
-          <w:sz w:val="18"/>
-        </w:rPr>
-        <w:t xml:space="preserve">2026-07-08   </w:t>
-      </w:r>
-      <w:hyperlink r:id="rId18">
-        <w:r>
-          <w:rPr>
-            <w:color w:val="1A4D2E"/>
-            <w:u w:val="single"/>
-            <w:b/>
-          </w:rPr>
-          <w:t>Acessar materia</w:t>
-        </w:r>
-      </w:hyperlink>
-    </w:p>
-    <w:p>
-      <w:pPr>
-        <w:spacing w:after="120"/>
-      </w:pPr>
-      <w:r>
-        <w:rPr>
-          <w:i/>
-          <w:color w:val="888888"/>
-          <w:sz w:val="16"/>
-        </w:rPr>
-        <w:t>Alteração de regulamento de agência reguladora (Anatel) e remanejamento de cargos, com potencial impacto setorial.</w:t>
-      </w:r>
-    </w:p>
-    <w:p/>
-    <w:tbl>
-      <w:tblPr>
-        <w:tblW w:type="auto" w:w="0"/>
-        <w:tblLayout w:type="fixed"/>
-        <w:tblLook w:firstColumn="1" w:firstRow="1" w:lastColumn="0" w:lastRow="0" w:noHBand="0" w:noVBand="1" w:val="04A0"/>
-      </w:tblPr>
-      <w:tblGrid>
-        <w:gridCol w:w="9638"/>
-      </w:tblGrid>
-      <w:tr>
-        <w:tc>
-          <w:tcPr>
-            <w:tcW w:type="dxa" w:w="9638"/>
-            <w:shd w:val="clear" w:color="auto" w:fill="1A4D2E"/>
-          </w:tcPr>
-          <w:p>
-            <w:pPr>
-              <w:spacing w:before="120" w:after="40"/>
-            </w:pPr>
-            <w:r>
-              <w:rPr>
-                <w:b w:val="0"/>
-                <w:color w:val="FFFFFF"/>
-                <w:sz w:val="32"/>
-              </w:rPr>
-              <w:t>Legislação Federal</w:t>
-            </w:r>
-          </w:p>
-        </w:tc>
-      </w:tr>
-    </w:tbl>
-    <w:p>
-      <w:pPr>
-        <w:spacing w:before="240" w:after="80"/>
-      </w:pPr>
-      <w:r>
-        <w:rPr>
-          <w:b/>
-          <w:color w:val="1A4D2E"/>
-          <w:sz w:val="20"/>
-        </w:rPr>
-        <w:t>DESTAQUES DO D.O.U.</w:t>
-      </w:r>
-    </w:p>
-    <w:p>
-      <w:pPr>
-        <w:spacing w:before="0" w:after="40"/>
-        <w:pBdr>
-          <w:bottom w:val="single" w:sz="8" w:space="1" w:color="1A4D2E"/>
-        </w:pBdr>
-      </w:pPr>
-    </w:p>
-    <w:p>
-      <w:pPr>
-        <w:spacing w:before="160" w:after="40"/>
-      </w:pPr>
-      <w:r>
-        <w:rPr>
-          <w:b/>
-          <w:color w:val="1A1A1A"/>
-          <w:sz w:val="22"/>
-        </w:rPr>
-        <w:t xml:space="preserve">RETIFICAÇÃO   </w:t>
-      </w:r>
-      <w:r>
-        <w:rPr>
-          <w:b/>
-          <w:color w:val="7F8C8D"/>
-          <w:sz w:val="16"/>
-        </w:rPr>
-        <w:t>[BAIXA]</w:t>
-      </w:r>
-    </w:p>
-    <w:p>
-      <w:pPr>
-        <w:spacing w:after="40"/>
-      </w:pPr>
-      <w:r>
-        <w:rPr>
-          <w:color w:val="4A4A4A"/>
-          <w:sz w:val="20"/>
-        </w:rPr>
-        <w:t>Retificação no Decreto nº 13.015, de 10 de junho de 2026, referente às assinaturas.</w:t>
-      </w:r>
-    </w:p>
-    <w:p>
-      <w:pPr>
-        <w:spacing w:after="40"/>
-      </w:pPr>
-      <w:r>
-        <w:rPr>
-          <w:b/>
-          <w:color w:val="888888"/>
-          <w:sz w:val="18"/>
-        </w:rPr>
-        <w:t xml:space="preserve">Publicado: </w:t>
-      </w:r>
-      <w:r>
-        <w:rPr>
-          <w:color w:val="888888"/>
-          <w:sz w:val="18"/>
-        </w:rPr>
-        <w:t xml:space="preserve">2026-07-09   </w:t>
-      </w:r>
-      <w:hyperlink r:id="rId19">
-        <w:r>
-          <w:rPr>
-            <w:color w:val="1A4D2E"/>
-            <w:u w:val="single"/>
-            <w:b/>
-          </w:rPr>
-          <w:t>Acessar materia</w:t>
-        </w:r>
-      </w:hyperlink>
-    </w:p>
-    <w:p>
-      <w:pPr>
-        <w:spacing w:after="120"/>
-      </w:pPr>
-      <w:r>
-        <w:rPr>
-          <w:i/>
-          <w:color w:val="888888"/>
-          <w:sz w:val="16"/>
-        </w:rPr>
-        <w:t>Retificação de decreto anterior, de natureza administrativa.</w:t>
-      </w:r>
-    </w:p>
-    <w:p>
-      <w:pPr>
-        <w:spacing w:before="160" w:after="40"/>
-      </w:pPr>
-      <w:r>
-        <w:rPr>
-          <w:b/>
-          <w:color w:val="1A1A1A"/>
-          <w:sz w:val="22"/>
-        </w:rPr>
-        <w:t xml:space="preserve">DESPACHOS DO PRESIDENTE DA REPÚBLICA   </w:t>
-      </w:r>
-      <w:r>
-        <w:rPr>
-          <w:b/>
-          <w:color w:val="7F8C8D"/>
-          <w:sz w:val="16"/>
-        </w:rPr>
-        <w:t>[BAIXA]</w:t>
-      </w:r>
-    </w:p>
-    <w:p>
-      <w:pPr>
-        <w:spacing w:after="40"/>
-      </w:pPr>
-      <w:r>
-        <w:rPr>
-          <w:color w:val="4A4A4A"/>
-          <w:sz w:val="20"/>
-        </w:rPr>
-        <w:t>Despachos presidenciais referentes à restituição de autógrafos de Projetos de Lei ao Congresso Nacional, que se transformam nas Leis nº 15.462 e nº 15.463, de 8 de julho de 2026.</w:t>
-      </w:r>
-    </w:p>
-    <w:p>
-      <w:pPr>
-        <w:spacing w:after="40"/>
-      </w:pPr>
-      <w:r>
-        <w:rPr>
-          <w:b/>
-          <w:color w:val="888888"/>
-          <w:sz w:val="18"/>
-        </w:rPr>
-        <w:t xml:space="preserve">Publicado: </w:t>
-      </w:r>
-      <w:r>
-        <w:rPr>
-          <w:color w:val="888888"/>
-          <w:sz w:val="18"/>
-        </w:rPr>
-        <w:t xml:space="preserve">2026-07-09   </w:t>
-      </w:r>
-      <w:hyperlink r:id="rId20">
-        <w:r>
-          <w:rPr>
-            <w:color w:val="1A4D2E"/>
-            <w:u w:val="single"/>
-            <w:b/>
-          </w:rPr>
-          <w:t>Acessar materia</w:t>
-        </w:r>
-      </w:hyperlink>
-    </w:p>
-    <w:p>
-      <w:pPr>
-        <w:spacing w:after="120"/>
-      </w:pPr>
-      <w:r>
-        <w:rPr>
-          <w:i/>
-          <w:color w:val="888888"/>
-          <w:sz w:val="16"/>
-        </w:rPr>
-        <w:t>Despachos administrativos sobre o processo legislativo, sem impacto direto a clientes corporativos.</w:t>
-      </w:r>
-    </w:p>
-    <w:p/>
-    <w:tbl>
-      <w:tblPr>
-        <w:tblW w:type="auto" w:w="0"/>
-        <w:tblLayout w:type="fixed"/>
-        <w:tblLook w:firstColumn="1" w:firstRow="1" w:lastColumn="0" w:lastRow="0" w:noHBand="0" w:noVBand="1" w:val="04A0"/>
-      </w:tblPr>
-      <w:tblGrid>
-        <w:gridCol w:w="9638"/>
-      </w:tblGrid>
-      <w:tr>
-        <w:tc>
-          <w:tcPr>
-            <w:tcW w:type="dxa" w:w="9638"/>
-            <w:shd w:val="clear" w:color="auto" w:fill="1A4D2E"/>
-          </w:tcPr>
-          <w:p>
-            <w:pPr>
-              <w:spacing w:before="120" w:after="40"/>
-            </w:pPr>
-            <w:r>
-              <w:rPr>
-                <w:b w:val="0"/>
-                <w:color w:val="FFFFFF"/>
-                <w:sz w:val="32"/>
-              </w:rPr>
-              <w:t>Tributário</w:t>
-            </w:r>
-          </w:p>
-        </w:tc>
-      </w:tr>
-    </w:tbl>
-    <w:p>
-      <w:pPr>
-        <w:spacing w:before="240" w:after="80"/>
-      </w:pPr>
-      <w:r>
-        <w:rPr>
-          <w:b/>
-          <w:color w:val="1A4D2E"/>
-          <w:sz w:val="20"/>
-        </w:rPr>
-        <w:t>MINISTÉRIO DA FAZENDA | NOTÍCIAS</w:t>
-      </w:r>
-    </w:p>
-    <w:p>
-      <w:pPr>
-        <w:spacing w:before="0" w:after="40"/>
-        <w:pBdr>
-          <w:bottom w:val="single" w:sz="8" w:space="1" w:color="1A4D2E"/>
-        </w:pBdr>
-      </w:pPr>
-    </w:p>
-    <w:p>
-      <w:pPr>
-        <w:spacing w:before="160" w:after="40"/>
-      </w:pPr>
-      <w:r>
-        <w:rPr>
-          <w:b/>
-          <w:color w:val="1A1A1A"/>
-          <w:sz w:val="22"/>
-        </w:rPr>
-        <w:t xml:space="preserve">Receita Federal envia comunicações a contribuintes com Selo Sintonia A+   </w:t>
-      </w:r>
-      <w:r>
-        <w:rPr>
-          <w:b/>
-          <w:color w:val="D68910"/>
-          <w:sz w:val="16"/>
-        </w:rPr>
-        <w:t>[MÉDIA]</w:t>
-      </w:r>
-    </w:p>
-    <w:p>
-      <w:pPr>
-        <w:spacing w:after="40"/>
-      </w:pPr>
-      <w:r>
-        <w:rPr>
-          <w:color w:val="4A4A4A"/>
-          <w:sz w:val="20"/>
-        </w:rPr>
-        <w:t>Público com essa classificação será informado sobre eventual existência de débitos em aberto pela Receita Federal.</w:t>
-      </w:r>
-    </w:p>
-    <w:p>
-      <w:pPr>
-        <w:spacing w:after="40"/>
-      </w:pPr>
-      <w:r>
-        <w:rPr>
-          <w:b/>
-          <w:color w:val="888888"/>
-          <w:sz w:val="18"/>
-        </w:rPr>
-        <w:t xml:space="preserve">Publicado: </w:t>
-      </w:r>
-      <w:r>
-        <w:rPr>
-          <w:color w:val="888888"/>
-          <w:sz w:val="18"/>
-        </w:rPr>
-        <w:t xml:space="preserve">2026-07-08   </w:t>
-      </w:r>
-      <w:hyperlink r:id="rId21">
-        <w:r>
-          <w:rPr>
-            <w:color w:val="1A4D2E"/>
-            <w:u w:val="single"/>
-            <w:b/>
-          </w:rPr>
-          <w:t>Acessar materia</w:t>
-        </w:r>
-      </w:hyperlink>
-    </w:p>
-    <w:p>
-      <w:pPr>
-        <w:spacing w:after="120"/>
-      </w:pPr>
-      <w:r>
-        <w:rPr>
-          <w:i/>
-          <w:color w:val="888888"/>
-          <w:sz w:val="16"/>
-        </w:rPr>
-        <w:t>Comunicações da Receita Federal sobre débitos, relevante para compliance fiscal de empresas.</w:t>
-      </w:r>
-    </w:p>
-    <w:p>
-      <w:pPr>
-        <w:spacing w:before="160" w:after="40"/>
-      </w:pPr>
-      <w:r>
-        <w:rPr>
-          <w:b/>
-          <w:color w:val="1A1A1A"/>
-          <w:sz w:val="22"/>
-        </w:rPr>
-        <w:t xml:space="preserve">Receita Federal divulga orientações sobre Adicional da CSLL prevista nas Regras GloBE   </w:t>
-      </w:r>
-      <w:r>
-        <w:rPr>
-          <w:b/>
-          <w:color w:val="C0392B"/>
-          <w:sz w:val="16"/>
-        </w:rPr>
-        <w:t>[ALTA]</w:t>
-      </w:r>
-    </w:p>
-    <w:p>
-      <w:pPr>
-        <w:spacing w:after="40"/>
-      </w:pPr>
-      <w:r>
-        <w:rPr>
-          <w:color w:val="4A4A4A"/>
-          <w:sz w:val="20"/>
-        </w:rPr>
-        <w:t>Entidades constituintes devem atentar para normas sobre o pagamento, prestação de informações na DCTFWeb e entrega da obrigação acessória, conforme as Regras GloBE.</w:t>
-      </w:r>
-    </w:p>
-    <w:p>
-      <w:pPr>
-        <w:spacing w:after="40"/>
-      </w:pPr>
-      <w:r>
-        <w:rPr>
-          <w:b/>
-          <w:color w:val="888888"/>
-          <w:sz w:val="18"/>
-        </w:rPr>
-        <w:t xml:space="preserve">Publicado: </w:t>
-      </w:r>
-      <w:r>
-        <w:rPr>
-          <w:color w:val="888888"/>
-          <w:sz w:val="18"/>
-        </w:rPr>
-        <w:t xml:space="preserve">2026-07-08   </w:t>
-      </w:r>
-      <w:hyperlink r:id="rId9">
-        <w:r>
-          <w:rPr>
-            <w:color w:val="1A4D2E"/>
-            <w:u w:val="single"/>
-            <w:b/>
-          </w:rPr>
-          <w:t>Acessar materia</w:t>
-        </w:r>
-      </w:hyperlink>
-    </w:p>
-    <w:p>
-      <w:pPr>
-        <w:spacing w:after="120"/>
-      </w:pPr>
-      <w:r>
-        <w:rPr>
-          <w:i/>
-          <w:color w:val="888888"/>
-          <w:sz w:val="16"/>
-        </w:rPr>
-        <w:t>Orientações sobre adicional da CSLL e regras GloBE, com impacto direto em empresas e obrigações fiscais.</w:t>
-      </w:r>
-    </w:p>
-    <w:p>
-      <w:pPr>
-        <w:spacing w:before="160" w:after="40"/>
-      </w:pPr>
-      <w:r>
-        <w:rPr>
-          <w:b/>
-          <w:color w:val="1A1A1A"/>
-          <w:sz w:val="22"/>
-        </w:rPr>
-        <w:t xml:space="preserve">Ação integrada combate organização criminosa responsável pela exploração de bets ilegais na Paraíba   </w:t>
-      </w:r>
-      <w:r>
-        <w:rPr>
-          <w:b/>
-          <w:color w:val="D68910"/>
-          <w:sz w:val="16"/>
-        </w:rPr>
-        <w:t>[MÉDIA]</w:t>
-      </w:r>
-    </w:p>
-    <w:p>
-      <w:pPr>
-        <w:spacing w:after="40"/>
-      </w:pPr>
-      <w:r>
-        <w:rPr>
-          <w:color w:val="4A4A4A"/>
-          <w:sz w:val="20"/>
-        </w:rPr>
-        <w:t>Operação conjunta resultou no bloqueio de R$ 100 milhões em combate à exploração de apostas ilegais na Paraíba.</w:t>
-      </w:r>
-    </w:p>
-    <w:p>
-      <w:pPr>
-        <w:spacing w:after="40"/>
-      </w:pPr>
-      <w:r>
-        <w:rPr>
-          <w:b/>
-          <w:color w:val="888888"/>
-          <w:sz w:val="18"/>
-        </w:rPr>
-        <w:t xml:space="preserve">Publicado: </w:t>
-      </w:r>
-      <w:r>
-        <w:rPr>
-          <w:color w:val="888888"/>
-          <w:sz w:val="18"/>
-        </w:rPr>
-        <w:t xml:space="preserve">2026-07-08   </w:t>
-      </w:r>
-      <w:hyperlink r:id="rId22">
-        <w:r>
-          <w:rPr>
-            <w:color w:val="1A4D2E"/>
-            <w:u w:val="single"/>
-            <w:b/>
-          </w:rPr>
-          <w:t>Acessar materia</w:t>
-        </w:r>
-      </w:hyperlink>
-    </w:p>
-    <w:p>
-      <w:pPr>
-        <w:spacing w:after="120"/>
-      </w:pPr>
-      <w:r>
-        <w:rPr>
-          <w:i/>
-          <w:color w:val="888888"/>
-          <w:sz w:val="16"/>
-        </w:rPr>
-        <w:t>Notícia sobre operação de combate a crimes financeiros, relevante para o ambiente de negócios e compliance.</w:t>
-      </w:r>
-    </w:p>
-    <w:p/>
-    <w:tbl>
-      <w:tblPr>
-        <w:tblW w:type="auto" w:w="0"/>
-        <w:tblLayout w:type="fixed"/>
-        <w:tblLook w:firstColumn="1" w:firstRow="1" w:lastColumn="0" w:lastRow="0" w:noHBand="0" w:noVBand="1" w:val="04A0"/>
-      </w:tblPr>
-      <w:tblGrid>
-        <w:gridCol w:w="9638"/>
-      </w:tblGrid>
-      <w:tr>
-        <w:tc>
-          <w:tcPr>
-            <w:tcW w:type="dxa" w:w="9638"/>
-          </w:tcPr>
-          <w:p>
-            <w:pPr>
-              <w:spacing w:before="120" w:after="40"/>
-            </w:pPr>
-            <w:r>
-              <w:rPr>
-                <w:b w:val="0"/>
-                <w:color w:val="1A4D2E"/>
-                <w:sz w:val="32"/>
-              </w:rPr>
-              <w:t>Transparencia da coleta</w:t>
-            </w:r>
-          </w:p>
-        </w:tc>
-      </w:tr>
-    </w:tbl>
-    <w:p>
-      <w:r>
-        <w:rPr>
-          <w:b/>
-          <w:color w:val="1A4D2E"/>
-          <w:sz w:val="20"/>
-        </w:rPr>
-        <w:t>Fontes sem publicacao na janela:</w:t>
-      </w:r>
-    </w:p>
-    <w:p>
-      <w:pPr>
-        <w:pStyle w:val="ListBullet"/>
-      </w:pPr>
-      <w:r>
-        <w:rPr>
-          <w:color w:val="4A4A4A"/>
-          <w:sz w:val="18"/>
-        </w:rPr>
-        <w:t>B3 | Ofícios e Comunicados - Nenhuma publicação encontrada na janela temporal.</w:t>
-      </w:r>
-    </w:p>
-    <w:p>
-      <w:pPr>
-        <w:pStyle w:val="ListBullet"/>
-      </w:pPr>
-      <w:r>
-        <w:rPr>
-          <w:color w:val="4A4A4A"/>
-          <w:sz w:val="18"/>
-        </w:rPr>
-        <w:t>ANP | Notícias - Nenhuma publicação encontrada na janela temporal.</w:t>
-      </w:r>
-    </w:p>
-    <w:p>
-      <w:pPr>
-        <w:pStyle w:val="ListBullet"/>
-      </w:pPr>
-      <w:r>
-        <w:rPr>
-          <w:color w:val="4A4A4A"/>
-          <w:sz w:val="18"/>
-        </w:rPr>
-        <w:t>ONS | Notícias - Nenhuma publicação encontrada na janela temporal.</w:t>
-      </w:r>
-    </w:p>
-    <w:p>
-      <w:pPr>
-        <w:pStyle w:val="ListBullet"/>
-      </w:pPr>
-      <w:r>
-        <w:rPr>
-          <w:color w:val="4A4A4A"/>
-          <w:sz w:val="18"/>
-        </w:rPr>
-        <w:t>ANEEL | Últimas Notícias - Nenhuma publicação encontrada na janela temporal.</w:t>
-      </w:r>
-    </w:p>
-    <w:p>
-      <w:pPr>
-        <w:pStyle w:val="ListBullet"/>
-      </w:pPr>
-      <w:r>
-        <w:rPr>
-          <w:color w:val="4A4A4A"/>
-          <w:sz w:val="18"/>
-        </w:rPr>
-        <w:t>Secretaria de Prêmios e Apostas | Notícias - A fonte explicitamente indica 'Nenhum resultado foi encontrado'.</w:t>
-      </w:r>
-    </w:p>
-    <w:p>
-      <w:pPr>
-        <w:pStyle w:val="ListBullet"/>
-      </w:pPr>
-      <w:r>
-        <w:rPr>
-          <w:color w:val="4A4A4A"/>
-          <w:sz w:val="18"/>
-        </w:rPr>
-        <w:t>COAF | Notícias - Nenhuma publicação encontrada na janela temporal.</w:t>
-      </w:r>
-    </w:p>
-    <w:p>
-      <w:pPr>
-        <w:pStyle w:val="ListBullet"/>
-      </w:pPr>
-      <w:r>
-        <w:rPr>
-          <w:color w:val="4A4A4A"/>
-          <w:sz w:val="18"/>
-        </w:rPr>
-        <w:t>INPI | Notícias - A única publicação recente está fora da janela temporal (após 2026-07-09T10:51).</w:t>
-      </w:r>
-    </w:p>
-    <w:p>
-      <w:pPr>
-        <w:pStyle w:val="ListBullet"/>
-      </w:pPr>
-      <w:r>
-        <w:rPr>
-          <w:color w:val="4A4A4A"/>
-          <w:sz w:val="18"/>
-        </w:rPr>
-        <w:t>ANM | Notícias - A única publicação recente está fora da janela temporal (após 2026-07-09T10:51).</w:t>
-      </w:r>
-    </w:p>
-    <w:p>
-      <w:r>
-        <w:rPr>
-          <w:b/>
-          <w:color w:val="D68910"/>
-          <w:sz w:val="20"/>
-        </w:rPr>
-        <w:t>Fontes sem resultado relevante:</w:t>
-      </w:r>
-    </w:p>
-    <w:p>
-      <w:pPr>
-        <w:pStyle w:val="ListBullet"/>
-      </w:pPr>
-      <w:r>
-        <w:rPr>
-          <w:color w:val="4A4A4A"/>
-          <w:sz w:val="18"/>
-        </w:rPr>
-        <w:t>Receita Federal | Normas - A fonte é uma interface de busca e não apresenta conteúdo recente diretamente extraível.</w:t>
-      </w:r>
-    </w:p>
-    <w:p>
-      <w:r>
-        <w:rPr>
-          <w:b/>
-          <w:color w:val="C0392B"/>
-          <w:sz w:val="20"/>
-        </w:rPr>
-        <w:t>Fontes com erro tecnico:</w:t>
-      </w:r>
-    </w:p>
-    <w:p>
-      <w:pPr>
-        <w:pStyle w:val="ListBullet"/>
-      </w:pPr>
-      <w:r>
-        <w:rPr>
-          <w:color w:val="4A4A4A"/>
-          <w:sz w:val="18"/>
-        </w:rPr>
-        <w:t>CGU | Notícias - Conteúdo restrito, requer autenticação.</w:t>
-      </w:r>
-    </w:p>
-    <w:p>
-      <w:pPr>
-        <w:pStyle w:val="ListBullet"/>
-      </w:pPr>
-      <w:r>
-        <w:rPr>
-          <w:color w:val="4A4A4A"/>
-          <w:sz w:val="18"/>
-        </w:rPr>
-        <w:t>Ministério do Meio Ambiente | Notícias - Conteúdo restrito, requer autenticação.</w:t>
+        <w:t>Isso pode ocorrer em fins de semana, feriados ou dias sem publicacoes relevantes.</w:t>
       </w:r>
     </w:p>
     <w:p/>
@@ -1787,7 +295,7 @@
           <w:color w:val="888888"/>
           <w:sz w:val="16"/>
         </w:rPr>
-        <w:t>Janela analisada: 2026-07-08T00:00 ate 2026-07-09T10:51</w:t>
+        <w:t>Janela analisada: 2026-07-09T00:00 ate 2026-07-10T10:13</w:t>
       </w:r>
     </w:p>
     <w:sectPr>

--- a/output/boletim_trabalhista.docx
+++ b/output/boletim_trabalhista.docx
@@ -52,7 +52,7 @@
                 <w:color w:val="FFFFFF"/>
                 <w:sz w:val="28"/>
               </w:rPr>
-              <w:t>10 de julho de 2026</w:t>
+              <w:t>13 de julho de 2026</w:t>
             </w:r>
           </w:p>
         </w:tc>
@@ -295,7 +295,7 @@
           <w:color w:val="888888"/>
           <w:sz w:val="16"/>
         </w:rPr>
-        <w:t>Janela analisada: 2026-07-09T00:00 ate 2026-07-10T10:13</w:t>
+        <w:t>Janela analisada: 2026-07-10T00:00 ate 2026-07-13T10:25</w:t>
       </w:r>
     </w:p>
     <w:sectPr>
